--- a/fake_news_project_report.docx
+++ b/fake_news_project_report.docx
@@ -2,6 +2,32 @@
 <file path=word/document.xml><?xml version="1.0" encoding="utf-8"?>
 <w:document xmlns:w="http://schemas.openxmlformats.org/wordprocessingml/2006/main" xmlns:m="http://schemas.openxmlformats.org/officeDocument/2006/math" xmlns:r="http://schemas.openxmlformats.org/officeDocument/2006/relationships" xmlns:o="urn:schemas-microsoft-com:office:office" xmlns:v="urn:schemas-microsoft-com:vml" xmlns:w10="urn:schemas-microsoft-com:office:word" xmlns:a="http://schemas.openxmlformats.org/drawingml/2006/main" xmlns:pic="http://schemas.openxmlformats.org/drawingml/2006/picture" xmlns:wp="http://schemas.openxmlformats.org/drawingml/2006/wordprocessingDrawing">
   <w:body>
+    <w:sdt>
+      <w:sdtPr>
+        <w:docPartObj>
+          <w:docPartGallery w:val="Table of Contents"/>
+          <w:docPartUnique/>
+        </w:docPartObj>
+      </w:sdtPr>
+      <w:sdtContent>
+        <w:p>
+          <w:pPr>
+            <w:pStyle w:val="TOCHeading"/>
+          </w:pPr>
+          <w:r>
+            <w:t xml:space="preserve">Table of Contents</w:t>
+          </w:r>
+        </w:p>
+        <w:p>
+          <w:r>
+            <w:fldChar w:fldCharType="begin" w:dirty="true"/>
+            <w:instrText xml:space="preserve">TOC \o "1-3" \h \z \u</w:instrText>
+            <w:fldChar w:fldCharType="separate"/>
+            <w:fldChar w:fldCharType="end"/>
+          </w:r>
+        </w:p>
+      </w:sdtContent>
+    </w:sdt>
     <w:bookmarkStart w:id="39" w:name="a-project-report-on"/>
     <w:p>
       <w:pPr>
@@ -87,6 +113,9 @@
       </w:r>
     </w:p>
     <w:p>
+      <w:pPr>
+        <w:jc w:val="both"/>
+      </w:pPr>
       <w:r>
         <w:pict>
           <v:rect style="width:0;height:1.5pt" o:hralign="center" o:hrstd="t" o:hr="t"/>
@@ -97,6 +126,11 @@
     <w:bookmarkEnd w:id="10"/>
     <w:bookmarkStart w:id="11" w:name="abstract-keywords"/>
     <w:p>
+      <w:r>
+        <w:br w:type="page"/>
+      </w:r>
+    </w:p>
+    <w:p>
       <w:pPr>
         <w:pStyle w:val="Heading2"/>
       </w:pPr>
@@ -181,6 +215,9 @@
       </w:r>
     </w:p>
     <w:p>
+      <w:pPr>
+        <w:jc w:val="both"/>
+      </w:pPr>
       <w:r>
         <w:pict>
           <v:rect style="width:0;height:1.5pt" o:hralign="center" o:hrstd="t" o:hr="t"/>
@@ -189,6 +226,11 @@
     </w:p>
     <w:bookmarkEnd w:id="11"/>
     <w:bookmarkStart w:id="15" w:name="introduction"/>
+    <w:p>
+      <w:r>
+        <w:br w:type="page"/>
+      </w:r>
+    </w:p>
     <w:p>
       <w:pPr>
         <w:pStyle w:val="Heading2"/>
@@ -385,6 +427,9 @@
       </w:r>
     </w:p>
     <w:p>
+      <w:pPr>
+        <w:jc w:val="both"/>
+      </w:pPr>
       <w:r>
         <w:pict>
           <v:rect style="width:0;height:1.5pt" o:hralign="center" o:hrstd="t" o:hr="t"/>
@@ -394,6 +439,11 @@
     <w:bookmarkEnd w:id="14"/>
     <w:bookmarkEnd w:id="15"/>
     <w:bookmarkStart w:id="18" w:name="problem-statement-objectives"/>
+    <w:p>
+      <w:r>
+        <w:br w:type="page"/>
+      </w:r>
+    </w:p>
     <w:p>
       <w:pPr>
         <w:pStyle w:val="Heading2"/>
@@ -550,6 +600,9 @@
       </w:r>
     </w:p>
     <w:p>
+      <w:pPr>
+        <w:jc w:val="both"/>
+      </w:pPr>
       <w:r>
         <w:pict>
           <v:rect style="width:0;height:1.5pt" o:hralign="center" o:hrstd="t" o:hr="t"/>
@@ -559,6 +612,11 @@
     <w:bookmarkEnd w:id="17"/>
     <w:bookmarkEnd w:id="18"/>
     <w:bookmarkStart w:id="19" w:name="literature-review"/>
+    <w:p>
+      <w:r>
+        <w:br w:type="page"/>
+      </w:r>
+    </w:p>
     <w:p>
       <w:pPr>
         <w:pStyle w:val="Heading2"/>
@@ -1125,6 +1183,9 @@
       </w:r>
     </w:p>
     <w:p>
+      <w:pPr>
+        <w:jc w:val="both"/>
+      </w:pPr>
       <w:r>
         <w:pict>
           <v:rect style="width:0;height:1.5pt" o:hralign="center" o:hrstd="t" o:hr="t"/>
@@ -1133,6 +1194,11 @@
     </w:p>
     <w:bookmarkEnd w:id="19"/>
     <w:bookmarkStart w:id="21" w:name="proposed-methodology"/>
+    <w:p>
+      <w:r>
+        <w:br w:type="page"/>
+      </w:r>
+    </w:p>
     <w:p>
       <w:pPr>
         <w:pStyle w:val="Heading2"/>
@@ -1378,6 +1444,9 @@
       </w:r>
     </w:p>
     <w:p>
+      <w:pPr>
+        <w:jc w:val="both"/>
+      </w:pPr>
       <w:r>
         <w:pict>
           <v:rect style="width:0;height:1.5pt" o:hralign="center" o:hrstd="t" o:hr="t"/>
@@ -1388,6 +1457,11 @@
     <w:bookmarkEnd w:id="21"/>
     <w:bookmarkStart w:id="22" w:name="dataset-description"/>
     <w:p>
+      <w:r>
+        <w:br w:type="page"/>
+      </w:r>
+    </w:p>
+    <w:p>
       <w:pPr>
         <w:pStyle w:val="Heading2"/>
       </w:pPr>
@@ -1556,6 +1630,9 @@
       </w:r>
     </w:p>
     <w:p>
+      <w:pPr>
+        <w:jc w:val="both"/>
+      </w:pPr>
       <w:r>
         <w:pict>
           <v:rect style="width:0;height:1.5pt" o:hralign="center" o:hrstd="t" o:hr="t"/>
@@ -1564,6 +1641,11 @@
     </w:p>
     <w:bookmarkEnd w:id="22"/>
     <w:bookmarkStart w:id="23" w:name="data-preprocessing"/>
+    <w:p>
+      <w:r>
+        <w:br w:type="page"/>
+      </w:r>
+    </w:p>
     <w:p>
       <w:pPr>
         <w:pStyle w:val="Heading2"/>
@@ -1745,6 +1827,9 @@
       </w:r>
     </w:p>
     <w:p>
+      <w:pPr>
+        <w:jc w:val="both"/>
+      </w:pPr>
       <w:r>
         <w:pict>
           <v:rect style="width:0;height:1.5pt" o:hralign="center" o:hrstd="t" o:hr="t"/>
@@ -1754,6 +1839,11 @@
     <w:bookmarkEnd w:id="23"/>
     <w:bookmarkStart w:id="25" w:name="feature-engineering"/>
     <w:p>
+      <w:r>
+        <w:br w:type="page"/>
+      </w:r>
+    </w:p>
+    <w:p>
       <w:pPr>
         <w:pStyle w:val="Heading2"/>
       </w:pPr>
@@ -1855,6 +1945,9 @@
       </w:r>
     </w:p>
     <w:p>
+      <w:pPr>
+        <w:jc w:val="both"/>
+      </w:pPr>
       <w:r>
         <w:pict>
           <v:rect style="width:0;height:1.5pt" o:hralign="center" o:hrstd="t" o:hr="t"/>
@@ -1864,6 +1957,11 @@
     <w:bookmarkEnd w:id="24"/>
     <w:bookmarkEnd w:id="25"/>
     <w:bookmarkStart w:id="26" w:name="machine-learning-models"/>
+    <w:p>
+      <w:r>
+        <w:br w:type="page"/>
+      </w:r>
+    </w:p>
     <w:p>
       <w:pPr>
         <w:pStyle w:val="Heading2"/>
@@ -2233,6 +2331,9 @@
       </w:r>
     </w:p>
     <w:p>
+      <w:pPr>
+        <w:jc w:val="both"/>
+      </w:pPr>
       <w:r>
         <w:pict>
           <v:rect style="width:0;height:1.5pt" o:hralign="center" o:hrstd="t" o:hr="t"/>
@@ -2242,6 +2343,11 @@
     <w:bookmarkEnd w:id="26"/>
     <w:bookmarkStart w:id="27" w:name="model-training"/>
     <w:p>
+      <w:r>
+        <w:br w:type="page"/>
+      </w:r>
+    </w:p>
+    <w:p>
       <w:pPr>
         <w:pStyle w:val="Heading2"/>
       </w:pPr>
@@ -2390,6 +2496,9 @@
       </w:r>
     </w:p>
     <w:p>
+      <w:pPr>
+        <w:jc w:val="both"/>
+      </w:pPr>
       <w:r>
         <w:pict>
           <v:rect style="width:0;height:1.5pt" o:hralign="center" o:hrstd="t" o:hr="t"/>
@@ -2398,6 +2507,11 @@
     </w:p>
     <w:bookmarkEnd w:id="27"/>
     <w:bookmarkStart w:id="30" w:name="results-evaluation"/>
+    <w:p>
+      <w:r>
+        <w:br w:type="page"/>
+      </w:r>
+    </w:p>
     <w:p>
       <w:pPr>
         <w:pStyle w:val="Heading2"/>
@@ -2800,6 +2914,9 @@
       </w:r>
     </w:p>
     <w:p>
+      <w:pPr>
+        <w:jc w:val="both"/>
+      </w:pPr>
       <w:r>
         <w:pict>
           <v:rect style="width:0;height:1.5pt" o:hralign="center" o:hrstd="t" o:hr="t"/>
@@ -2810,6 +2927,11 @@
     <w:bookmarkEnd w:id="30"/>
     <w:bookmarkStart w:id="31" w:name="feature-importance-analysis"/>
     <w:p>
+      <w:r>
+        <w:br w:type="page"/>
+      </w:r>
+    </w:p>
+    <w:p>
       <w:pPr>
         <w:pStyle w:val="Heading2"/>
       </w:pPr>
@@ -3013,6 +3135,9 @@
       </w:r>
     </w:p>
     <w:p>
+      <w:pPr>
+        <w:jc w:val="both"/>
+      </w:pPr>
       <w:r>
         <w:pict>
           <v:rect style="width:0;height:1.5pt" o:hralign="center" o:hrstd="t" o:hr="t"/>
@@ -3022,6 +3147,11 @@
     <w:bookmarkEnd w:id="31"/>
     <w:bookmarkStart w:id="32" w:name="prediction-module"/>
     <w:p>
+      <w:r>
+        <w:br w:type="page"/>
+      </w:r>
+    </w:p>
+    <w:p>
       <w:pPr>
         <w:pStyle w:val="Heading2"/>
       </w:pPr>
@@ -3150,6 +3280,9 @@
       </w:r>
     </w:p>
     <w:p>
+      <w:pPr>
+        <w:jc w:val="both"/>
+      </w:pPr>
       <w:r>
         <w:pict>
           <v:rect style="width:0;height:1.5pt" o:hralign="center" o:hrstd="t" o:hr="t"/>
@@ -3158,6 +3291,11 @@
     </w:p>
     <w:bookmarkEnd w:id="32"/>
     <w:bookmarkStart w:id="36" w:name="advantages-limitations-future-scope"/>
+    <w:p>
+      <w:r>
+        <w:br w:type="page"/>
+      </w:r>
+    </w:p>
     <w:p>
       <w:pPr>
         <w:pStyle w:val="Heading2"/>
@@ -3394,6 +3532,9 @@
       </w:r>
     </w:p>
     <w:p>
+      <w:pPr>
+        <w:jc w:val="both"/>
+      </w:pPr>
       <w:r>
         <w:pict>
           <v:rect style="width:0;height:1.5pt" o:hralign="center" o:hrstd="t" o:hr="t"/>
@@ -3404,6 +3545,11 @@
     <w:bookmarkEnd w:id="36"/>
     <w:bookmarkStart w:id="37" w:name="conclusion"/>
     <w:p>
+      <w:r>
+        <w:br w:type="page"/>
+      </w:r>
+    </w:p>
+    <w:p>
       <w:pPr>
         <w:pStyle w:val="Heading2"/>
       </w:pPr>
@@ -3428,6 +3574,9 @@
       </w:r>
     </w:p>
     <w:p>
+      <w:pPr>
+        <w:jc w:val="both"/>
+      </w:pPr>
       <w:r>
         <w:pict>
           <v:rect style="width:0;height:1.5pt" o:hralign="center" o:hrstd="t" o:hr="t"/>
@@ -3436,6 +3585,11 @@
     </w:p>
     <w:bookmarkEnd w:id="37"/>
     <w:bookmarkStart w:id="38" w:name="references"/>
+    <w:p>
+      <w:r>
+        <w:br w:type="page"/>
+      </w:r>
+    </w:p>
     <w:p>
       <w:pPr>
         <w:pStyle w:val="Heading2"/>

--- a/fake_news_project_report.docx
+++ b/fake_news_project_report.docx
@@ -2,32 +2,6 @@
 <file path=word/document.xml><?xml version="1.0" encoding="utf-8"?>
 <w:document xmlns:w="http://schemas.openxmlformats.org/wordprocessingml/2006/main" xmlns:m="http://schemas.openxmlformats.org/officeDocument/2006/math" xmlns:r="http://schemas.openxmlformats.org/officeDocument/2006/relationships" xmlns:o="urn:schemas-microsoft-com:office:office" xmlns:v="urn:schemas-microsoft-com:vml" xmlns:w10="urn:schemas-microsoft-com:office:word" xmlns:a="http://schemas.openxmlformats.org/drawingml/2006/main" xmlns:pic="http://schemas.openxmlformats.org/drawingml/2006/picture" xmlns:wp="http://schemas.openxmlformats.org/drawingml/2006/wordprocessingDrawing">
   <w:body>
-    <w:sdt>
-      <w:sdtPr>
-        <w:docPartObj>
-          <w:docPartGallery w:val="Table of Contents"/>
-          <w:docPartUnique/>
-        </w:docPartObj>
-      </w:sdtPr>
-      <w:sdtContent>
-        <w:p>
-          <w:pPr>
-            <w:pStyle w:val="TOCHeading"/>
-          </w:pPr>
-          <w:r>
-            <w:t xml:space="preserve">Table of Contents</w:t>
-          </w:r>
-        </w:p>
-        <w:p>
-          <w:r>
-            <w:fldChar w:fldCharType="begin" w:dirty="true"/>
-            <w:instrText xml:space="preserve">TOC \o "1-3" \h \z \u</w:instrText>
-            <w:fldChar w:fldCharType="separate"/>
-            <w:fldChar w:fldCharType="end"/>
-          </w:r>
-        </w:p>
-      </w:sdtContent>
-    </w:sdt>
     <w:bookmarkStart w:id="39" w:name="a-project-report-on"/>
     <w:p>
       <w:pPr>
@@ -49,6 +23,7 @@
     <w:p>
       <w:pPr>
         <w:pStyle w:val="FirstParagraph"/>
+        <w:jc w:val="both"/>
       </w:pPr>
       <w:r>
         <w:t xml:space="preserve"> </w:t>
@@ -76,11 +51,13 @@
     <w:p>
       <w:pPr>
         <w:pStyle w:val="FirstParagraph"/>
+        <w:jc w:val="both"/>
       </w:pPr>
     </w:p>
     <w:p>
       <w:pPr>
         <w:pStyle w:val="BodyText"/>
+        <w:jc w:val="both"/>
       </w:pPr>
       <w:r>
         <w:t xml:space="preserve">Submitted by</w:t>
@@ -89,6 +66,7 @@
     <w:p>
       <w:pPr>
         <w:pStyle w:val="BodyText"/>
+        <w:jc w:val="both"/>
       </w:pPr>
       <w:r>
         <w:rPr>
@@ -107,9 +85,226 @@
     <w:p>
       <w:pPr>
         <w:pStyle w:val="BodyText"/>
+        <w:jc w:val="both"/>
       </w:pPr>
       <w:r>
         <w:t xml:space="preserve">2026</w:t>
+      </w:r>
+    </w:p>
+    <w:tbl>
+      <w:tblPr>
+        <w:tblStyle w:val="Table"/>
+        <w:tblW w:type="pct" w:w="278"/>
+        <w:tblLayout w:type="fixed"/>
+        <w:tblLook w:firstRow="0" w:lastRow="0" w:firstColumn="0" w:lastColumn="0" w:noHBand="0" w:noVBand="0" w:val="0000"/>
+      </w:tblPr>
+      <w:tblGrid>
+        <w:gridCol w:w="440"/>
+      </w:tblGrid>
+      <w:tr>
+        <w:tc>
+          <w:tcPr/>
+          <w:p>
+            <w:pPr>
+              <w:pStyle w:val="Compact"/>
+            </w:pPr>
+            <w:r>
+              <w:t xml:space="preserve"># Table of Contents</w:t>
+            </w:r>
+            <w:r>
+              <w:t xml:space="preserve"> </w:t>
+            </w:r>
+            <w:r>
+              <w:t xml:space="preserve">Abstract &amp; Keywords 3</w:t>
+            </w:r>
+            <w:r>
+              <w:t xml:space="preserve"> </w:t>
+            </w:r>
+            <w:r>
+              <w:t xml:space="preserve">Introduction 4</w:t>
+            </w:r>
+            <w:r>
+              <w:t xml:space="preserve"> </w:t>
+            </w:r>
+            <w:r>
+              <w:t xml:space="preserve">Problem Statement &amp; Objectives 5</w:t>
+            </w:r>
+            <w:r>
+              <w:t xml:space="preserve"> </w:t>
+            </w:r>
+            <w:r>
+              <w:t xml:space="preserve">Literature Review 6</w:t>
+            </w:r>
+            <w:r>
+              <w:t xml:space="preserve"> </w:t>
+            </w:r>
+            <w:r>
+              <w:t xml:space="preserve">Proposed Methodology 8</w:t>
+            </w:r>
+            <w:r>
+              <w:t xml:space="preserve"> </w:t>
+            </w:r>
+            <w:r>
+              <w:t xml:space="preserve">Dataset Description 9</w:t>
+            </w:r>
+            <w:r>
+              <w:t xml:space="preserve"> </w:t>
+            </w:r>
+            <w:r>
+              <w:t xml:space="preserve">Data Preprocessing 10</w:t>
+            </w:r>
+            <w:r>
+              <w:t xml:space="preserve"> </w:t>
+            </w:r>
+            <w:r>
+              <w:t xml:space="preserve">Feature Engineering 11</w:t>
+            </w:r>
+            <w:r>
+              <w:t xml:space="preserve"> </w:t>
+            </w:r>
+            <w:r>
+              <w:t xml:space="preserve">Machine Learning Models 12</w:t>
+            </w:r>
+            <w:r>
+              <w:t xml:space="preserve"> </w:t>
+            </w:r>
+            <w:r>
+              <w:t xml:space="preserve">Model Training 15</w:t>
+            </w:r>
+            <w:r>
+              <w:t xml:space="preserve"> </w:t>
+            </w:r>
+            <w:r>
+              <w:t xml:space="preserve">Results &amp; Evaluation 16</w:t>
+            </w:r>
+            <w:r>
+              <w:t xml:space="preserve"> </w:t>
+            </w:r>
+            <w:r>
+              <w:t xml:space="preserve">Feature Importance &amp; Analysis 18</w:t>
+            </w:r>
+            <w:r>
+              <w:t xml:space="preserve"> </w:t>
+            </w:r>
+            <w:r>
+              <w:t xml:space="preserve">Prediction Module 19</w:t>
+            </w:r>
+            <w:r>
+              <w:t xml:space="preserve"> </w:t>
+            </w:r>
+            <w:r>
+              <w:t xml:space="preserve">Advantages, Limitations &amp; Future Scope 20</w:t>
+            </w:r>
+            <w:r>
+              <w:t xml:space="preserve"> </w:t>
+            </w:r>
+            <w:r>
+              <w:t xml:space="preserve">Conclusion 21</w:t>
+            </w:r>
+            <w:r>
+              <w:t xml:space="preserve"> </w:t>
+            </w:r>
+            <w:r>
+              <w:t xml:space="preserve">References 22</w:t>
+            </w:r>
+          </w:p>
+        </w:tc>
+      </w:tr>
+    </w:tbl>
+    <w:bookmarkEnd w:id="9"/>
+    <w:bookmarkEnd w:id="10"/>
+    <w:bookmarkStart w:id="11" w:name="abstract-keywords"/>
+    <w:p>
+      <w:r>
+        <w:br w:type="page"/>
+      </w:r>
+    </w:p>
+    <w:p>
+      <w:pPr>
+        <w:pStyle w:val="Heading2"/>
+      </w:pPr>
+      <w:r>
+        <w:t xml:space="preserve">2. Abstract &amp; Keywords</w:t>
+      </w:r>
+    </w:p>
+    <w:p>
+      <w:pPr>
+        <w:pStyle w:val="FirstParagraph"/>
+        <w:jc w:val="both"/>
+      </w:pPr>
+      <w:r>
+        <w:rPr>
+          <w:b/>
+          <w:bCs/>
+        </w:rPr>
+        <w:t xml:space="preserve">Abstract:</w:t>
+      </w:r>
+      <w:r>
+        <w:t xml:space="preserve"> </w:t>
+      </w:r>
+      <w:r>
+        <w:t xml:space="preserve">The rapid growth of social media and online news platforms has made the dissemination of information faster and more widespread than ever before. However, this same speed and reach have also enabled the rapid spread of fake news—deliberately fabricated or misleading information presented as legitimate news. Fake news can influence public opinion, disrupt elections, incite panic, and erode trust in genuine journalism, making its automatic detection a pressing research problem. This project presents a machine learning-based system for the automatic classification of news articles as</w:t>
+      </w:r>
+      <w:r>
+        <w:t xml:space="preserve"> </w:t>
+      </w:r>
+      <w:r>
+        <w:t xml:space="preserve">“Fake”</w:t>
+      </w:r>
+      <w:r>
+        <w:t xml:space="preserve"> </w:t>
+      </w:r>
+      <w:r>
+        <w:t xml:space="preserve">or</w:t>
+      </w:r>
+      <w:r>
+        <w:t xml:space="preserve"> </w:t>
+      </w:r>
+      <w:r>
+        <w:t xml:space="preserve">“Real”</w:t>
+      </w:r>
+      <w:r>
+        <w:t xml:space="preserve"> </w:t>
+      </w:r>
+      <w:r>
+        <w:t xml:space="preserve">using Natural Language Processing (NLP) techniques.</w:t>
+      </w:r>
+    </w:p>
+    <w:p>
+      <w:pPr>
+        <w:pStyle w:val="BodyText"/>
+        <w:jc w:val="both"/>
+      </w:pPr>
+      <w:r>
+        <w:t xml:space="preserve">The proposed system utilizes a robust preprocessing pipeline involving lowercasing, removal of HTML tags, punctuation, URLs, emojis, and stopwords, followed by tokenization and lemmatization. The cleaned text is then converted into numerical feature vectors using the Term Frequency-Inverse Document Frequency (TF-IDF) technique combined with Character N-Grams to handle out-of-vocabulary terms effectively. Four machine learning classifiers—Logistic Regression, Random Forest, Multinomial Naive Bayes, and a feed-forward Neural Network—are trained on an 80:20 train-test split and evaluated using standard classification metrics: accuracy, precision, recall, and F1-score.</w:t>
+      </w:r>
+    </w:p>
+    <w:p>
+      <w:pPr>
+        <w:pStyle w:val="BodyText"/>
+        <w:jc w:val="both"/>
+      </w:pPr>
+      <w:r>
+        <w:t xml:space="preserve">Experimental results show that all models achieve exceptional performance on the curated dataset. A comparative analysis of the models is presented along with confusion matrices and a feature-importance study identifying the words most strongly associated with fake and real news. An interactive Streamlit-based prediction module is also built to demonstrate real-time classification of user-supplied news text. The project concludes that combining TF-IDF features with classical and neural machine learning models provides an effective, lightweight, and interpretable approach to automated fake news detection.</w:t>
+      </w:r>
+    </w:p>
+    <w:p>
+      <w:pPr>
+        <w:pStyle w:val="BodyText"/>
+        <w:jc w:val="both"/>
+      </w:pPr>
+      <w:r>
+        <w:rPr>
+          <w:b/>
+          <w:bCs/>
+        </w:rPr>
+        <w:t xml:space="preserve">Keywords:</w:t>
+      </w:r>
+      <w:r>
+        <w:t xml:space="preserve"> </w:t>
+      </w:r>
+      <w:r>
+        <w:t xml:space="preserve">Fake News Detection, Natural Language Processing, TF-IDF, Machine Learning, Logistic Regression, Random Forest, Text Classification.</w:t>
       </w:r>
     </w:p>
     <w:p>
@@ -122,108 +317,6 @@
         </w:pict>
       </w:r>
     </w:p>
-    <w:bookmarkEnd w:id="9"/>
-    <w:bookmarkEnd w:id="10"/>
-    <w:bookmarkStart w:id="11" w:name="abstract-keywords"/>
-    <w:p>
-      <w:r>
-        <w:br w:type="page"/>
-      </w:r>
-    </w:p>
-    <w:p>
-      <w:pPr>
-        <w:pStyle w:val="Heading2"/>
-      </w:pPr>
-      <w:r>
-        <w:t xml:space="preserve">2. Abstract &amp; Keywords</w:t>
-      </w:r>
-    </w:p>
-    <w:p>
-      <w:pPr>
-        <w:pStyle w:val="FirstParagraph"/>
-      </w:pPr>
-      <w:r>
-        <w:rPr>
-          <w:b/>
-          <w:bCs/>
-        </w:rPr>
-        <w:t xml:space="preserve">Abstract:</w:t>
-      </w:r>
-      <w:r>
-        <w:t xml:space="preserve"> </w:t>
-      </w:r>
-      <w:r>
-        <w:t xml:space="preserve">The rapid growth of social media and online news platforms has made the dissemination of information faster and more widespread than ever before. However, this same speed and reach have also enabled the rapid spread of fake news—deliberately fabricated or misleading information presented as legitimate news. Fake news can influence public opinion, disrupt elections, incite panic, and erode trust in genuine journalism, making its automatic detection a pressing research problem. This project presents a machine learning-based system for the automatic classification of news articles as</w:t>
-      </w:r>
-      <w:r>
-        <w:t xml:space="preserve"> </w:t>
-      </w:r>
-      <w:r>
-        <w:t xml:space="preserve">“Fake”</w:t>
-      </w:r>
-      <w:r>
-        <w:t xml:space="preserve"> </w:t>
-      </w:r>
-      <w:r>
-        <w:t xml:space="preserve">or</w:t>
-      </w:r>
-      <w:r>
-        <w:t xml:space="preserve"> </w:t>
-      </w:r>
-      <w:r>
-        <w:t xml:space="preserve">“Real”</w:t>
-      </w:r>
-      <w:r>
-        <w:t xml:space="preserve"> </w:t>
-      </w:r>
-      <w:r>
-        <w:t xml:space="preserve">using Natural Language Processing (NLP) techniques.</w:t>
-      </w:r>
-    </w:p>
-    <w:p>
-      <w:pPr>
-        <w:pStyle w:val="BodyText"/>
-      </w:pPr>
-      <w:r>
-        <w:t xml:space="preserve">The proposed system utilizes a robust preprocessing pipeline involving lowercasing, removal of HTML tags, punctuation, URLs, emojis, and stopwords, followed by tokenization and lemmatization. The cleaned text is then converted into numerical feature vectors using the Term Frequency-Inverse Document Frequency (TF-IDF) technique combined with Character N-Grams to handle out-of-vocabulary terms effectively. Four machine learning classifiers—Logistic Regression, Random Forest, Multinomial Naive Bayes, and a feed-forward Neural Network—are trained on an 80:20 train-test split and evaluated using standard classification metrics: accuracy, precision, recall, and F1-score.</w:t>
-      </w:r>
-    </w:p>
-    <w:p>
-      <w:pPr>
-        <w:pStyle w:val="BodyText"/>
-      </w:pPr>
-      <w:r>
-        <w:t xml:space="preserve">Experimental results show that all models achieve exceptional performance on the curated dataset. A comparative analysis of the models is presented along with confusion matrices and a feature-importance study identifying the words most strongly associated with fake and real news. An interactive Streamlit-based prediction module is also built to demonstrate real-time classification of user-supplied news text. The project concludes that combining TF-IDF features with classical and neural machine learning models provides an effective, lightweight, and interpretable approach to automated fake news detection.</w:t>
-      </w:r>
-    </w:p>
-    <w:p>
-      <w:pPr>
-        <w:pStyle w:val="BodyText"/>
-      </w:pPr>
-      <w:r>
-        <w:rPr>
-          <w:b/>
-          <w:bCs/>
-        </w:rPr>
-        <w:t xml:space="preserve">Keywords:</w:t>
-      </w:r>
-      <w:r>
-        <w:t xml:space="preserve"> </w:t>
-      </w:r>
-      <w:r>
-        <w:t xml:space="preserve">Fake News Detection, Natural Language Processing, TF-IDF, Machine Learning, Logistic Regression, Random Forest, Text Classification.</w:t>
-      </w:r>
-    </w:p>
-    <w:p>
-      <w:pPr>
-        <w:jc w:val="both"/>
-      </w:pPr>
-      <w:r>
-        <w:pict>
-          <v:rect style="width:0;height:1.5pt" o:hralign="center" o:hrstd="t" o:hr="t"/>
-        </w:pict>
-      </w:r>
-    </w:p>
     <w:bookmarkEnd w:id="11"/>
     <w:bookmarkStart w:id="15" w:name="introduction"/>
     <w:p>
@@ -251,6 +344,7 @@
     <w:p>
       <w:pPr>
         <w:pStyle w:val="FirstParagraph"/>
+        <w:jc w:val="both"/>
       </w:pPr>
       <w:r>
         <w:t xml:space="preserve">Fake news refers to false, misleading, or fabricated information that is presented as legitimate news content. It is often created with the intent to deceive readers, manipulate public opinion, generate advertising revenue through sensational content, or damage the reputation of an individual, organization, or institution. Fake news can take several forms, including entirely fabricated stories, manipulated or out-of-context facts, misleading headlines (clickbait), satire misinterpreted as fact, and biased or one-sided reporting disguised as objective journalism.</w:t>
@@ -259,6 +353,7 @@
     <w:p>
       <w:pPr>
         <w:pStyle w:val="BodyText"/>
+        <w:jc w:val="both"/>
       </w:pPr>
       <w:r>
         <w:t xml:space="preserve">With the proliferation of social media platforms such as Facebook, X (formerly Twitter), and WhatsApp, news no longer travels solely through verified editorial channels. Anyone can create and share content instantly. Furthermore, algorithms that prioritize engagement often amplify sensational or emotionally charged fake news faster than accurate, measured reporting. This has created an environment where misinformation can spread to millions of users within hours, long before fact-checkers can respond.</w:t>
@@ -281,6 +376,7 @@
           <w:ilvl w:val="0"/>
           <w:numId w:val="1001"/>
         </w:numPr>
+        <w:jc w:val="both"/>
       </w:pPr>
       <w:r>
         <w:rPr>
@@ -303,6 +399,7 @@
           <w:ilvl w:val="0"/>
           <w:numId w:val="1001"/>
         </w:numPr>
+        <w:jc w:val="both"/>
       </w:pPr>
       <w:r>
         <w:rPr>
@@ -325,6 +422,7 @@
           <w:ilvl w:val="0"/>
           <w:numId w:val="1001"/>
         </w:numPr>
+        <w:jc w:val="both"/>
       </w:pPr>
       <w:r>
         <w:rPr>
@@ -344,6 +442,7 @@
           <w:ilvl w:val="0"/>
           <w:numId w:val="1001"/>
         </w:numPr>
+        <w:jc w:val="both"/>
       </w:pPr>
       <w:r>
         <w:rPr>
@@ -366,6 +465,7 @@
           <w:ilvl w:val="0"/>
           <w:numId w:val="1001"/>
         </w:numPr>
+        <w:jc w:val="both"/>
       </w:pPr>
       <w:r>
         <w:rPr>
@@ -385,6 +485,7 @@
           <w:ilvl w:val="0"/>
           <w:numId w:val="1001"/>
         </w:numPr>
+        <w:jc w:val="both"/>
       </w:pPr>
       <w:r>
         <w:rPr>
@@ -413,6 +514,7 @@
     <w:p>
       <w:pPr>
         <w:pStyle w:val="FirstParagraph"/>
+        <w:jc w:val="both"/>
       </w:pPr>
       <w:r>
         <w:t xml:space="preserve">Manual fact-checking, while accurate, cannot scale to the volume and velocity of content generated online every day. Human fact-checkers typically take hours to days to verify a single claim, whereas misinformation can reach millions of users within minutes of being posted. This mismatch between the scale of misinformation and the capacity of manual verification creates a strong need for automated, AI-driven detection systems.</w:t>
@@ -421,6 +523,7 @@
     <w:p>
       <w:pPr>
         <w:pStyle w:val="BodyText"/>
+        <w:jc w:val="both"/>
       </w:pPr>
       <w:r>
         <w:t xml:space="preserve">Machine Learning and Natural Language Processing techniques allow computers to analyze large volumes of text and learn linguistic, stylistic, and structural patterns that distinguish fake news from legitimate news. These patterns may include the use of sensational or emotionally charged language, exaggerated claims, inconsistent writing style, lack of credible sourcing, and specific vocabulary patterns that are statistically more common in fabricated content. By training classification models on labelled datasets, it becomes possible to build systems that can flag suspicious content automatically.</w:t>
@@ -464,6 +567,7 @@
     <w:p>
       <w:pPr>
         <w:pStyle w:val="FirstParagraph"/>
+        <w:jc w:val="both"/>
       </w:pPr>
       <w:r>
         <w:t xml:space="preserve">Given the increasing volume of online news content and the limitations of manual fact-verification, there is a need for an automated system that can accurately classify a news article or statement as</w:t>
@@ -510,6 +614,7 @@
           <w:ilvl w:val="0"/>
           <w:numId w:val="1002"/>
         </w:numPr>
+        <w:jc w:val="both"/>
       </w:pPr>
       <w:r>
         <w:t xml:space="preserve">To study and understand the characteristics that distinguish fake news from real news content.</w:t>
@@ -522,6 +627,7 @@
           <w:ilvl w:val="0"/>
           <w:numId w:val="1002"/>
         </w:numPr>
+        <w:jc w:val="both"/>
       </w:pPr>
       <w:r>
         <w:t xml:space="preserve">To collect, generate, and preprocess a labelled fake/real news dataset suitable for supervised learning.</w:t>
@@ -534,6 +640,7 @@
           <w:ilvl w:val="0"/>
           <w:numId w:val="1002"/>
         </w:numPr>
+        <w:jc w:val="both"/>
       </w:pPr>
       <w:r>
         <w:t xml:space="preserve">To extract meaningful numerical features from raw text using TF-IDF vectorization and Character N-Grams.</w:t>
@@ -546,6 +653,7 @@
           <w:ilvl w:val="0"/>
           <w:numId w:val="1002"/>
         </w:numPr>
+        <w:jc w:val="both"/>
       </w:pPr>
       <w:r>
         <w:t xml:space="preserve">To implement and train multiple machine learning classifiers—Logistic Regression, Random Forest, Naive Bayes, and a Neural Network—for the classification task.</w:t>
@@ -558,6 +666,7 @@
           <w:ilvl w:val="0"/>
           <w:numId w:val="1002"/>
         </w:numPr>
+        <w:jc w:val="both"/>
       </w:pPr>
       <w:r>
         <w:t xml:space="preserve">To evaluate and compare the performance of these models using standard metrics such as accuracy, precision, recall, and F1-score.</w:t>
@@ -570,6 +679,7 @@
           <w:ilvl w:val="0"/>
           <w:numId w:val="1002"/>
         </w:numPr>
+        <w:jc w:val="both"/>
       </w:pPr>
       <w:r>
         <w:t xml:space="preserve">To identify the most influential words/features contributing to the classification decision.</w:t>
@@ -582,6 +692,7 @@
           <w:ilvl w:val="0"/>
           <w:numId w:val="1002"/>
         </w:numPr>
+        <w:jc w:val="both"/>
       </w:pPr>
       <w:r>
         <w:t xml:space="preserve">To build a real-time prediction module with a graphical user interface (GUI) using Streamlit that demonstrates real-time classification of user-input news text.</w:t>
@@ -594,6 +705,7 @@
           <w:ilvl w:val="0"/>
           <w:numId w:val="1002"/>
         </w:numPr>
+        <w:jc w:val="both"/>
       </w:pPr>
       <w:r>
         <w:t xml:space="preserve">To analyze the limitations of the current approach and propose directions for future improvement.</w:t>
@@ -628,6 +740,7 @@
     <w:p>
       <w:pPr>
         <w:pStyle w:val="FirstParagraph"/>
+        <w:jc w:val="both"/>
       </w:pPr>
       <w:r>
         <w:t xml:space="preserve">A number of research studies have explored the use of machine learning and deep learning techniques for automated fake news detection. Below is a comparative summary table of representative works from the literature.</w:t>
@@ -1167,6 +1280,7 @@
     <w:p>
       <w:pPr>
         <w:pStyle w:val="BodyText"/>
+        <w:jc w:val="both"/>
       </w:pPr>
       <w:r>
         <w:rPr>
@@ -1210,6 +1324,7 @@
     <w:p>
       <w:pPr>
         <w:pStyle w:val="FirstParagraph"/>
+        <w:jc w:val="both"/>
       </w:pPr>
       <w:r>
         <w:t xml:space="preserve">The proposed system follows a standard supervised text-classification pipeline consisting of several major stages.</w:t>
@@ -1218,6 +1333,7 @@
     <w:p>
       <w:pPr>
         <w:pStyle w:val="SourceCode"/>
+        <w:jc w:val="both"/>
       </w:pPr>
       <w:r>
         <w:rPr>
@@ -1296,6 +1412,7 @@
           <w:ilvl w:val="0"/>
           <w:numId w:val="1003"/>
         </w:numPr>
+        <w:jc w:val="both"/>
       </w:pPr>
       <w:r>
         <w:rPr>
@@ -1318,6 +1435,7 @@
           <w:ilvl w:val="0"/>
           <w:numId w:val="1003"/>
         </w:numPr>
+        <w:jc w:val="both"/>
       </w:pPr>
       <w:r>
         <w:rPr>
@@ -1340,6 +1458,7 @@
           <w:ilvl w:val="0"/>
           <w:numId w:val="1003"/>
         </w:numPr>
+        <w:jc w:val="both"/>
       </w:pPr>
       <w:r>
         <w:rPr>
@@ -1362,6 +1481,7 @@
           <w:ilvl w:val="0"/>
           <w:numId w:val="1003"/>
         </w:numPr>
+        <w:jc w:val="both"/>
       </w:pPr>
       <w:r>
         <w:rPr>
@@ -1384,6 +1504,7 @@
           <w:ilvl w:val="0"/>
           <w:numId w:val="1003"/>
         </w:numPr>
+        <w:jc w:val="both"/>
       </w:pPr>
       <w:r>
         <w:rPr>
@@ -1406,6 +1527,7 @@
           <w:ilvl w:val="0"/>
           <w:numId w:val="1003"/>
         </w:numPr>
+        <w:jc w:val="both"/>
       </w:pPr>
       <w:r>
         <w:rPr>
@@ -1428,6 +1550,7 @@
           <w:ilvl w:val="0"/>
           <w:numId w:val="1003"/>
         </w:numPr>
+        <w:jc w:val="both"/>
       </w:pPr>
       <w:r>
         <w:rPr>
@@ -1472,6 +1595,7 @@
     <w:p>
       <w:pPr>
         <w:pStyle w:val="FirstParagraph"/>
+        <w:jc w:val="both"/>
       </w:pPr>
       <w:r>
         <w:rPr>
@@ -1490,6 +1614,7 @@
     <w:p>
       <w:pPr>
         <w:pStyle w:val="BodyText"/>
+        <w:jc w:val="both"/>
       </w:pPr>
       <w:r>
         <w:rPr>
@@ -1614,6 +1739,7 @@
     <w:p>
       <w:pPr>
         <w:pStyle w:val="BodyText"/>
+        <w:jc w:val="both"/>
       </w:pPr>
       <w:r>
         <w:rPr>
@@ -1657,6 +1783,7 @@
     <w:p>
       <w:pPr>
         <w:pStyle w:val="FirstParagraph"/>
+        <w:jc w:val="both"/>
       </w:pPr>
       <w:r>
         <w:t xml:space="preserve">Raw news text collected from online sources or generated synthetically contains significant noise. A structured preprocessing pipeline is applied to every article before feature extraction:</w:t>
@@ -1669,6 +1796,7 @@
           <w:ilvl w:val="0"/>
           <w:numId w:val="1004"/>
         </w:numPr>
+        <w:jc w:val="both"/>
       </w:pPr>
       <w:r>
         <w:rPr>
@@ -1715,6 +1843,7 @@
           <w:ilvl w:val="0"/>
           <w:numId w:val="1004"/>
         </w:numPr>
+        <w:jc w:val="both"/>
       </w:pPr>
       <w:r>
         <w:rPr>
@@ -1737,6 +1866,7 @@
           <w:ilvl w:val="0"/>
           <w:numId w:val="1004"/>
         </w:numPr>
+        <w:jc w:val="both"/>
       </w:pPr>
       <w:r>
         <w:rPr>
@@ -1759,6 +1889,7 @@
           <w:ilvl w:val="0"/>
           <w:numId w:val="1004"/>
         </w:numPr>
+        <w:jc w:val="both"/>
       </w:pPr>
       <w:r>
         <w:rPr>
@@ -1781,6 +1912,7 @@
           <w:ilvl w:val="0"/>
           <w:numId w:val="1004"/>
         </w:numPr>
+        <w:jc w:val="both"/>
       </w:pPr>
       <w:r>
         <w:rPr>
@@ -1803,6 +1935,7 @@
           <w:ilvl w:val="0"/>
           <w:numId w:val="1004"/>
         </w:numPr>
+        <w:jc w:val="both"/>
       </w:pPr>
       <w:r>
         <w:rPr>
@@ -1821,6 +1954,7 @@
     <w:p>
       <w:pPr>
         <w:pStyle w:val="FirstParagraph"/>
+        <w:jc w:val="both"/>
       </w:pPr>
       <w:r>
         <w:t xml:space="preserve">The output of this pipeline is a cleaned, normalized string for every article, passed directly to the feature-extraction stage.</w:t>
@@ -1863,6 +1997,7 @@
     <w:p>
       <w:pPr>
         <w:pStyle w:val="FirstParagraph"/>
+        <w:jc w:val="both"/>
       </w:pPr>
       <w:r>
         <w:t xml:space="preserve">Term Frequency-Inverse Document Frequency (TF-IDF) is used as the primary feature extraction technique. It assigns a weight to each word/token in a document that is proportional to how frequently the token appears in that document (TF) and inversely proportional to how commonly the token appears across all documents in the corpus (IDF).</w:t>
@@ -1871,6 +2006,7 @@
     <w:p>
       <w:pPr>
         <w:pStyle w:val="BodyText"/>
+        <w:jc w:val="both"/>
       </w:pPr>
       <w:r>
         <w:rPr>
@@ -1973,6 +2109,7 @@
     <w:p>
       <w:pPr>
         <w:pStyle w:val="FirstParagraph"/>
+        <w:jc w:val="both"/>
       </w:pPr>
       <w:r>
         <w:t xml:space="preserve">Four supervised classification algorithms are implemented and compared in this project.</w:t>
@@ -1985,6 +2122,7 @@
           <w:ilvl w:val="0"/>
           <w:numId w:val="1005"/>
         </w:numPr>
+        <w:jc w:val="both"/>
       </w:pPr>
       <w:r>
         <w:rPr>
@@ -2001,6 +2139,7 @@
           <w:ilvl w:val="1"/>
           <w:numId w:val="1006"/>
         </w:numPr>
+        <w:jc w:val="both"/>
       </w:pPr>
       <w:r>
         <w:rPr>
@@ -2023,6 +2162,7 @@
           <w:ilvl w:val="1"/>
           <w:numId w:val="1006"/>
         </w:numPr>
+        <w:jc w:val="both"/>
       </w:pPr>
       <w:r>
         <w:rPr>
@@ -2045,6 +2185,7 @@
           <w:ilvl w:val="1"/>
           <w:numId w:val="1006"/>
         </w:numPr>
+        <w:jc w:val="both"/>
       </w:pPr>
       <w:r>
         <w:rPr>
@@ -2067,6 +2208,7 @@
           <w:ilvl w:val="0"/>
           <w:numId w:val="1005"/>
         </w:numPr>
+        <w:jc w:val="both"/>
       </w:pPr>
       <w:r>
         <w:rPr>
@@ -2083,6 +2225,7 @@
           <w:ilvl w:val="1"/>
           <w:numId w:val="1007"/>
         </w:numPr>
+        <w:jc w:val="both"/>
       </w:pPr>
       <w:r>
         <w:rPr>
@@ -2105,6 +2248,7 @@
           <w:ilvl w:val="1"/>
           <w:numId w:val="1007"/>
         </w:numPr>
+        <w:jc w:val="both"/>
       </w:pPr>
       <w:r>
         <w:rPr>
@@ -2127,6 +2271,7 @@
           <w:ilvl w:val="1"/>
           <w:numId w:val="1007"/>
         </w:numPr>
+        <w:jc w:val="both"/>
       </w:pPr>
       <w:r>
         <w:rPr>
@@ -2149,6 +2294,7 @@
           <w:ilvl w:val="0"/>
           <w:numId w:val="1005"/>
         </w:numPr>
+        <w:jc w:val="both"/>
       </w:pPr>
       <w:r>
         <w:rPr>
@@ -2165,6 +2311,7 @@
           <w:ilvl w:val="1"/>
           <w:numId w:val="1008"/>
         </w:numPr>
+        <w:jc w:val="both"/>
       </w:pPr>
       <w:r>
         <w:rPr>
@@ -2199,6 +2346,7 @@
           <w:ilvl w:val="1"/>
           <w:numId w:val="1008"/>
         </w:numPr>
+        <w:jc w:val="both"/>
       </w:pPr>
       <w:r>
         <w:rPr>
@@ -2221,6 +2369,7 @@
           <w:ilvl w:val="1"/>
           <w:numId w:val="1008"/>
         </w:numPr>
+        <w:jc w:val="both"/>
       </w:pPr>
       <w:r>
         <w:rPr>
@@ -2243,6 +2392,7 @@
           <w:ilvl w:val="0"/>
           <w:numId w:val="1005"/>
         </w:numPr>
+        <w:jc w:val="both"/>
       </w:pPr>
       <w:r>
         <w:rPr>
@@ -2259,6 +2409,7 @@
           <w:ilvl w:val="1"/>
           <w:numId w:val="1009"/>
         </w:numPr>
+        <w:jc w:val="both"/>
       </w:pPr>
       <w:r>
         <w:rPr>
@@ -2281,6 +2432,7 @@
           <w:ilvl w:val="1"/>
           <w:numId w:val="1009"/>
         </w:numPr>
+        <w:jc w:val="both"/>
       </w:pPr>
       <w:r>
         <w:rPr>
@@ -2303,6 +2455,7 @@
           <w:ilvl w:val="1"/>
           <w:numId w:val="1009"/>
         </w:numPr>
+        <w:jc w:val="both"/>
       </w:pPr>
       <w:r>
         <w:rPr>
@@ -2358,6 +2511,7 @@
     <w:p>
       <w:pPr>
         <w:pStyle w:val="FirstParagraph"/>
+        <w:jc w:val="both"/>
       </w:pPr>
       <w:r>
         <w:rPr>
@@ -2376,6 +2530,7 @@
     <w:p>
       <w:pPr>
         <w:pStyle w:val="BodyText"/>
+        <w:jc w:val="both"/>
       </w:pPr>
       <w:r>
         <w:rPr>
@@ -2523,6 +2678,7 @@
     <w:p>
       <w:pPr>
         <w:pStyle w:val="FirstParagraph"/>
+        <w:jc w:val="both"/>
       </w:pPr>
       <w:r>
         <w:t xml:space="preserve">All four models were trained on identical TF-IDF features and evaluated on the same held-out test set. The models achieved exceptional performance on the curated dataset, owing to the highly discriminative nature of the character n-gram features.</w:t>
@@ -2842,6 +2998,7 @@
     <w:p>
       <w:pPr>
         <w:pStyle w:val="BodyText"/>
+        <w:jc w:val="both"/>
       </w:pPr>
       <w:r>
         <w:rPr>
@@ -2864,6 +3021,7 @@
     <w:p>
       <w:pPr>
         <w:pStyle w:val="FirstParagraph"/>
+        <w:jc w:val="both"/>
       </w:pPr>
       <w:r>
         <w:t xml:space="preserve">For all models, the confusion matrix on the 200-sample test set yielded 0 False Positives and 0 False Negatives:</w:t>
@@ -2942,6 +3100,7 @@
     <w:p>
       <w:pPr>
         <w:pStyle w:val="FirstParagraph"/>
+        <w:jc w:val="both"/>
       </w:pPr>
       <w:r>
         <w:t xml:space="preserve">To interpret model behavior, the coefficients of the Logistic Regression model and the feature importances of the Random Forest model were analyzed.</w:t>
@@ -2950,6 +3109,7 @@
     <w:p>
       <w:pPr>
         <w:pStyle w:val="BodyText"/>
+        <w:jc w:val="both"/>
       </w:pPr>
       <w:r>
         <w:rPr>
@@ -3129,6 +3289,7 @@
     <w:p>
       <w:pPr>
         <w:pStyle w:val="BodyText"/>
+        <w:jc w:val="both"/>
       </w:pPr>
       <w:r>
         <w:t xml:space="preserve">This aligns with the broader literature, which consistently finds that fake news tends to rely heavily on sensationalism and hyperbole, whereas legitimate news maintains an objective and verifiable tone.</w:t>
@@ -3162,6 +3323,7 @@
     <w:p>
       <w:pPr>
         <w:pStyle w:val="FirstParagraph"/>
+        <w:jc w:val="both"/>
       </w:pPr>
       <w:r>
         <w:t xml:space="preserve">To demonstrate the practical applicability of the trained model, a fully functional interactive web application was built using</w:t>
@@ -3183,6 +3345,7 @@
     <w:p>
       <w:pPr>
         <w:pStyle w:val="BodyText"/>
+        <w:jc w:val="both"/>
       </w:pPr>
       <w:r>
         <w:rPr>
@@ -3270,6 +3433,7 @@
     <w:p>
       <w:pPr>
         <w:pStyle w:val="BodyText"/>
+        <w:jc w:val="both"/>
       </w:pPr>
       <w:r>
         <w:rPr>
@@ -3320,6 +3484,7 @@
           <w:ilvl w:val="0"/>
           <w:numId w:val="1010"/>
         </w:numPr>
+        <w:jc w:val="both"/>
       </w:pPr>
       <w:r>
         <w:rPr>
@@ -3342,6 +3507,7 @@
           <w:ilvl w:val="0"/>
           <w:numId w:val="1010"/>
         </w:numPr>
+        <w:jc w:val="both"/>
       </w:pPr>
       <w:r>
         <w:rPr>
@@ -3364,6 +3530,7 @@
           <w:ilvl w:val="0"/>
           <w:numId w:val="1010"/>
         </w:numPr>
+        <w:jc w:val="both"/>
       </w:pPr>
       <w:r>
         <w:rPr>
@@ -3396,6 +3563,7 @@
           <w:ilvl w:val="0"/>
           <w:numId w:val="1011"/>
         </w:numPr>
+        <w:jc w:val="both"/>
       </w:pPr>
       <w:r>
         <w:rPr>
@@ -3418,6 +3586,7 @@
           <w:ilvl w:val="0"/>
           <w:numId w:val="1011"/>
         </w:numPr>
+        <w:jc w:val="both"/>
       </w:pPr>
       <w:r>
         <w:rPr>
@@ -3450,6 +3619,7 @@
           <w:ilvl w:val="0"/>
           <w:numId w:val="1012"/>
         </w:numPr>
+        <w:jc w:val="both"/>
       </w:pPr>
       <w:r>
         <w:rPr>
@@ -3472,6 +3642,7 @@
           <w:ilvl w:val="0"/>
           <w:numId w:val="1012"/>
         </w:numPr>
+        <w:jc w:val="both"/>
       </w:pPr>
       <w:r>
         <w:rPr>
@@ -3494,6 +3665,7 @@
           <w:ilvl w:val="0"/>
           <w:numId w:val="1012"/>
         </w:numPr>
+        <w:jc w:val="both"/>
       </w:pPr>
       <w:r>
         <w:rPr>
@@ -3516,6 +3688,7 @@
           <w:ilvl w:val="0"/>
           <w:numId w:val="1012"/>
         </w:numPr>
+        <w:jc w:val="both"/>
       </w:pPr>
       <w:r>
         <w:rPr>
@@ -3560,6 +3733,7 @@
     <w:p>
       <w:pPr>
         <w:pStyle w:val="FirstParagraph"/>
+        <w:jc w:val="both"/>
       </w:pPr>
       <w:r>
         <w:t xml:space="preserve">This project successfully presented an end-to-end machine learning pipeline for the automatic detection of fake news using textual content alone. Starting from an enhanced dataset of fake and real news articles, a structured preprocessing pipeline was applied, followed by advanced TF-IDF Character N-Gram feature extraction. Four classifiers were trained and rigorously evaluated.</w:t>
@@ -3568,6 +3742,7 @@
     <w:p>
       <w:pPr>
         <w:pStyle w:val="BodyText"/>
+        <w:jc w:val="both"/>
       </w:pPr>
       <w:r>
         <w:t xml:space="preserve">The results demonstrated that machine learning models, even relatively simple ones when combined with powerful feature engineering, can achieve exceptional classification performance. The feature-importance analysis confirmed that fake news articles exhibit distinctive, sensationalist vocabulary patterns that are easily learnable by AI. By deploying this model into a live Streamlit web application, the project illustrates the practical value, efficiency, and feasibility of AI-driven approaches in the ongoing effort to combat the spread of misinformation online.</w:t>
@@ -3601,6 +3776,7 @@
     <w:p>
       <w:pPr>
         <w:pStyle w:val="FirstParagraph"/>
+        <w:jc w:val="both"/>
       </w:pPr>
       <w:r>
         <w:t xml:space="preserve">[1] X. Shu, A. Sliva, S. Wang, J. Tang, and H. Liu,</w:t>
@@ -3628,6 +3804,7 @@
     <w:p>
       <w:pPr>
         <w:pStyle w:val="BodyText"/>
+        <w:jc w:val="both"/>
       </w:pPr>
       <w:r>
         <w:t xml:space="preserve">[2] W. Y. Wang,</w:t>
@@ -3667,6 +3844,7 @@
     <w:p>
       <w:pPr>
         <w:pStyle w:val="BodyText"/>
+        <w:jc w:val="both"/>
       </w:pPr>
       <w:r>
         <w:t xml:space="preserve">[3] H. Ahmed, I. Traore, and S. Saad,</w:t>
@@ -3700,6 +3878,7 @@
     <w:p>
       <w:pPr>
         <w:pStyle w:val="BodyText"/>
+        <w:jc w:val="both"/>
       </w:pPr>
       <w:r>
         <w:t xml:space="preserve">[4] V. Perez-Rosas, B. Kleinberg, A. Lefevre, and R. Mihalcea,</w:t>
@@ -3733,6 +3912,7 @@
     <w:p>
       <w:pPr>
         <w:pStyle w:val="BodyText"/>
+        <w:jc w:val="both"/>
       </w:pPr>
       <w:r>
         <w:t xml:space="preserve">[5] M. Ozbay and B. Alatas,</w:t>
@@ -3760,6 +3940,7 @@
     <w:p>
       <w:pPr>
         <w:pStyle w:val="BodyText"/>
+        <w:jc w:val="both"/>
       </w:pPr>
       <w:r>
         <w:t xml:space="preserve">[6] R. K. Kaliyar, A. Goswami, P. Narang, and S. Sinha,</w:t>
@@ -3787,6 +3968,7 @@
     <w:p>
       <w:pPr>
         <w:pStyle w:val="BodyText"/>
+        <w:jc w:val="both"/>
       </w:pPr>
       <w:r>
         <w:t xml:space="preserve">[7] F. Pedregosa et al.,</w:t>
@@ -3814,6 +3996,7 @@
     <w:p>
       <w:pPr>
         <w:pStyle w:val="BodyText"/>
+        <w:jc w:val="both"/>
       </w:pPr>
       <w:r>
         <w:t xml:space="preserve">[8] S. Bird, E. Klein, and E. Loper,</w:t>

--- a/fake_news_project_report.docx
+++ b/fake_news_project_report.docx
@@ -2,7 +2,7 @@
 <file path=word/document.xml><?xml version="1.0" encoding="utf-8"?>
 <w:document xmlns:w="http://schemas.openxmlformats.org/wordprocessingml/2006/main" xmlns:m="http://schemas.openxmlformats.org/officeDocument/2006/math" xmlns:r="http://schemas.openxmlformats.org/officeDocument/2006/relationships" xmlns:o="urn:schemas-microsoft-com:office:office" xmlns:v="urn:schemas-microsoft-com:vml" xmlns:w10="urn:schemas-microsoft-com:office:word" xmlns:a="http://schemas.openxmlformats.org/drawingml/2006/main" xmlns:pic="http://schemas.openxmlformats.org/drawingml/2006/picture" xmlns:wp="http://schemas.openxmlformats.org/drawingml/2006/wordprocessingDrawing">
   <w:body>
-    <w:bookmarkStart w:id="39" w:name="a-project-report-on"/>
+    <w:bookmarkStart w:id="44" w:name="a-project-report-on"/>
     <w:p>
       <w:pPr>
         <w:pStyle w:val="Heading1"/>
@@ -23,7 +23,6 @@
     <w:p>
       <w:pPr>
         <w:pStyle w:val="FirstParagraph"/>
-        <w:jc w:val="both"/>
       </w:pPr>
       <w:r>
         <w:t xml:space="preserve"> </w:t>
@@ -51,13 +50,11 @@
     <w:p>
       <w:pPr>
         <w:pStyle w:val="FirstParagraph"/>
-        <w:jc w:val="both"/>
       </w:pPr>
     </w:p>
     <w:p>
       <w:pPr>
         <w:pStyle w:val="BodyText"/>
-        <w:jc w:val="both"/>
       </w:pPr>
       <w:r>
         <w:t xml:space="preserve">Submitted by</w:t>
@@ -66,7 +63,6 @@
     <w:p>
       <w:pPr>
         <w:pStyle w:val="BodyText"/>
-        <w:jc w:val="both"/>
       </w:pPr>
       <w:r>
         <w:rPr>
@@ -85,7 +81,6 @@
     <w:p>
       <w:pPr>
         <w:pStyle w:val="BodyText"/>
-        <w:jc w:val="both"/>
       </w:pPr>
       <w:r>
         <w:t xml:space="preserve">2026</w:t>
@@ -230,7 +225,6 @@
     <w:p>
       <w:pPr>
         <w:pStyle w:val="FirstParagraph"/>
-        <w:jc w:val="both"/>
       </w:pPr>
       <w:r>
         <w:rPr>
@@ -273,7 +267,6 @@
     <w:p>
       <w:pPr>
         <w:pStyle w:val="BodyText"/>
-        <w:jc w:val="both"/>
       </w:pPr>
       <w:r>
         <w:t xml:space="preserve">The proposed system utilizes a robust preprocessing pipeline involving lowercasing, removal of HTML tags, punctuation, URLs, emojis, and stopwords, followed by tokenization and lemmatization. The cleaned text is then converted into numerical feature vectors using the Term Frequency-Inverse Document Frequency (TF-IDF) technique combined with Character N-Grams to handle out-of-vocabulary terms effectively. Four machine learning classifiers—Logistic Regression, Random Forest, Multinomial Naive Bayes, and a feed-forward Neural Network—are trained on an 80:20 train-test split and evaluated using standard classification metrics: accuracy, precision, recall, and F1-score.</w:t>
@@ -282,7 +275,6 @@
     <w:p>
       <w:pPr>
         <w:pStyle w:val="BodyText"/>
-        <w:jc w:val="both"/>
       </w:pPr>
       <w:r>
         <w:t xml:space="preserve">Experimental results show that all models achieve exceptional performance on the curated dataset. A comparative analysis of the models is presented along with confusion matrices and a feature-importance study identifying the words most strongly associated with fake and real news. An interactive Streamlit-based prediction module is also built to demonstrate real-time classification of user-supplied news text. The project concludes that combining TF-IDF features with classical and neural machine learning models provides an effective, lightweight, and interpretable approach to automated fake news detection.</w:t>
@@ -291,7 +283,6 @@
     <w:p>
       <w:pPr>
         <w:pStyle w:val="BodyText"/>
-        <w:jc w:val="both"/>
       </w:pPr>
       <w:r>
         <w:rPr>
@@ -308,9 +299,6 @@
       </w:r>
     </w:p>
     <w:p>
-      <w:pPr>
-        <w:jc w:val="both"/>
-      </w:pPr>
       <w:r>
         <w:pict>
           <v:rect style="width:0;height:1.5pt" o:hralign="center" o:hrstd="t" o:hr="t"/>
@@ -344,7 +332,6 @@
     <w:p>
       <w:pPr>
         <w:pStyle w:val="FirstParagraph"/>
-        <w:jc w:val="both"/>
       </w:pPr>
       <w:r>
         <w:t xml:space="preserve">Fake news refers to false, misleading, or fabricated information that is presented as legitimate news content. It is often created with the intent to deceive readers, manipulate public opinion, generate advertising revenue through sensational content, or damage the reputation of an individual, organization, or institution. Fake news can take several forms, including entirely fabricated stories, manipulated or out-of-context facts, misleading headlines (clickbait), satire misinterpreted as fact, and biased or one-sided reporting disguised as objective journalism.</w:t>
@@ -353,10 +340,17 @@
     <w:p>
       <w:pPr>
         <w:pStyle w:val="BodyText"/>
-        <w:jc w:val="both"/>
-      </w:pPr>
-      <w:r>
-        <w:t xml:space="preserve">With the proliferation of social media platforms such as Facebook, X (formerly Twitter), and WhatsApp, news no longer travels solely through verified editorial channels. Anyone can create and share content instantly. Furthermore, algorithms that prioritize engagement often amplify sensational or emotionally charged fake news faster than accurate, measured reporting. This has created an environment where misinformation can spread to millions of users within hours, long before fact-checkers can respond.</w:t>
+      </w:pPr>
+      <w:r>
+        <w:t xml:space="preserve">Historically, misinformation was limited by the speed of traditional publishing and broadcasting. However, the modern digital landscape has fundamentally altered this dynamic. With the proliferation of social media platforms such as Facebook, X (formerly Twitter), and WhatsApp, news no longer travels solely through verified editorial channels. Anyone with an internet connection can create and share content instantly to a global audience. Furthermore, recommendation algorithms designed by these platforms prioritize user engagement—likes, shares, and comments. These algorithms often inadvertently amplify sensational, emotionally charged, or controversial fake news much faster than accurate, measured reporting. This has created an environment where misinformation can spread to millions of users within hours, long before professional fact-checkers can respond or issue corrections.</w:t>
+      </w:r>
+    </w:p>
+    <w:p>
+      <w:pPr>
+        <w:pStyle w:val="BodyText"/>
+      </w:pPr>
+      <w:r>
+        <w:t xml:space="preserve">The architecture of social networks also fosters echo chambers and filter bubbles, where users are repeatedly exposed to information that aligns with their preexisting beliefs. In these enclosed network topologies, fake news is rarely challenged, and its repeated exposure increases its perceived credibility through the illusory truth effect.</w:t>
       </w:r>
     </w:p>
     <w:bookmarkEnd w:id="12"/>
@@ -367,6 +361,224 @@
       </w:pPr>
       <w:r>
         <w:t xml:space="preserve">3.2 Impact of Fake News</w:t>
+      </w:r>
+    </w:p>
+    <w:p>
+      <w:pPr>
+        <w:pStyle w:val="FirstParagraph"/>
+      </w:pPr>
+      <w:r>
+        <w:t xml:space="preserve">The consequences of unchecked fake news are far-reaching and deeply damaging to society across multiple domains:</w:t>
+      </w:r>
+      <w:r>
+        <w:t xml:space="preserve"> </w:t>
+      </w:r>
+      <w:r>
+        <w:t xml:space="preserve">*</w:t>
+      </w:r>
+      <w:r>
+        <w:t xml:space="preserve"> </w:t>
+      </w:r>
+      <w:r>
+        <w:rPr>
+          <w:b/>
+          <w:bCs/>
+        </w:rPr>
+        <w:t xml:space="preserve">Erosion of Public Trust:</w:t>
+      </w:r>
+      <w:r>
+        <w:t xml:space="preserve"> </w:t>
+      </w:r>
+      <w:r>
+        <w:t xml:space="preserve">Widespread dissemination of fabricated stories creates a climate of skepticism where citizens struggle to differentiate between credible journalism and propaganda, ultimately eroding trust in media institutions and democratic processes.</w:t>
+      </w:r>
+      <w:r>
+        <w:t xml:space="preserve"> </w:t>
+      </w:r>
+      <w:r>
+        <w:t xml:space="preserve">*</w:t>
+      </w:r>
+      <w:r>
+        <w:t xml:space="preserve"> </w:t>
+      </w:r>
+      <w:r>
+        <w:rPr>
+          <w:b/>
+          <w:bCs/>
+        </w:rPr>
+        <w:t xml:space="preserve">Influence on Elections:</w:t>
+      </w:r>
+      <w:r>
+        <w:t xml:space="preserve"> </w:t>
+      </w:r>
+      <w:r>
+        <w:t xml:space="preserve">Disinformation campaigns, often orchestrated by state-sponsored actors or politically motivated groups, are used to manipulate voter behavior, suppress voter turnout, or illegitimately sway the outcome of democratic elections.</w:t>
+      </w:r>
+      <w:r>
+        <w:t xml:space="preserve"> </w:t>
+      </w:r>
+      <w:r>
+        <w:t xml:space="preserve">*</w:t>
+      </w:r>
+      <w:r>
+        <w:t xml:space="preserve"> </w:t>
+      </w:r>
+      <w:r>
+        <w:rPr>
+          <w:b/>
+          <w:bCs/>
+        </w:rPr>
+        <w:t xml:space="preserve">Public Health Crises:</w:t>
+      </w:r>
+      <w:r>
+        <w:t xml:space="preserve"> </w:t>
+      </w:r>
+      <w:r>
+        <w:t xml:space="preserve">During global pandemics, such as COVID-19, the rapid spread of medical misinformation and conspiracy theories regarding vaccines and treatments directly contributed to loss of life and hindered public health responses.</w:t>
+      </w:r>
+      <w:r>
+        <w:t xml:space="preserve"> </w:t>
+      </w:r>
+      <w:r>
+        <w:t xml:space="preserve">*</w:t>
+      </w:r>
+      <w:r>
+        <w:t xml:space="preserve"> </w:t>
+      </w:r>
+      <w:r>
+        <w:rPr>
+          <w:b/>
+          <w:bCs/>
+        </w:rPr>
+        <w:t xml:space="preserve">Financial Market Manipulation:</w:t>
+      </w:r>
+      <w:r>
+        <w:t xml:space="preserve"> </w:t>
+      </w:r>
+      <w:r>
+        <w:t xml:space="preserve">Fabricated corporate press releases or economic news can cause flash crashes in the stock market or artificially inflate stock prices, leading to severe financial losses for investors.</w:t>
+      </w:r>
+      <w:r>
+        <w:t xml:space="preserve"> </w:t>
+      </w:r>
+      <w:r>
+        <w:t xml:space="preserve">*</w:t>
+      </w:r>
+      <w:r>
+        <w:t xml:space="preserve"> </w:t>
+      </w:r>
+      <w:r>
+        <w:rPr>
+          <w:b/>
+          <w:bCs/>
+        </w:rPr>
+        <w:t xml:space="preserve">Incitement of Violence:</w:t>
+      </w:r>
+      <w:r>
+        <w:t xml:space="preserve"> </w:t>
+      </w:r>
+      <w:r>
+        <w:t xml:space="preserve">In extreme cases, hyper-localized fake news spread through encrypted messaging apps has incited social unrest, communal tension, and mob violence, resulting in tragic real-world casualties.</w:t>
+      </w:r>
+    </w:p>
+    <w:bookmarkEnd w:id="13"/>
+    <w:bookmarkStart w:id="14" w:name="X8cd5a717569b20014b490c89283fe26fdbbd855"/>
+    <w:p>
+      <w:pPr>
+        <w:pStyle w:val="Heading3"/>
+      </w:pPr>
+      <w:r>
+        <w:t xml:space="preserve">3.3 Need for Artificial Intelligence in Fake News Detection</w:t>
+      </w:r>
+    </w:p>
+    <w:p>
+      <w:pPr>
+        <w:pStyle w:val="FirstParagraph"/>
+      </w:pPr>
+      <w:r>
+        <w:t xml:space="preserve">Manual fact-checking is the traditional defense against misinformation, relying on expert journalists to verify claims against authoritative sources. However, this manual approach is inherently unscalable. Human fact-checkers typically take hours or even days to verify a single complex claim, whereas AI-generated or crowdsourced misinformation can reach millions of users within minutes. This extreme mismatch between the velocity of misinformation and the capacity of manual verification creates a critical need for automated, AI-driven detection systems.</w:t>
+      </w:r>
+    </w:p>
+    <w:p>
+      <w:pPr>
+        <w:pStyle w:val="BodyText"/>
+      </w:pPr>
+      <w:r>
+        <w:t xml:space="preserve">Artificial Intelligence, encompassing Machine Learning (ML) and Natural Language Processing (NLP), provides the mathematical and computational tools required to analyze massive volumes of text at scale. While AI may struggle to verify external ground-truth facts without a knowledge base, it excels at identifying the linguistic, stylistic, and structural patterns that characterize deceptive writing. Fake news often relies on hyperbole, extreme sentiment, informal grammar, clickbait structures, and specific vocabulary patterns designed to evoke fear or outrage. By training advanced classification models on large datasets of labelled real and fake news, AI systems can automatically flag suspicious content in real-time, drastically reducing the spread of misinformation and serving as a crucial first line of defense before manual review is even necessary.</w:t>
+      </w:r>
+    </w:p>
+    <w:p>
+      <w:r>
+        <w:pict>
+          <v:rect style="width:0;height:1.5pt" o:hralign="center" o:hrstd="t" o:hr="t"/>
+        </w:pict>
+      </w:r>
+    </w:p>
+    <w:bookmarkEnd w:id="14"/>
+    <w:bookmarkEnd w:id="15"/>
+    <w:bookmarkStart w:id="18" w:name="problem-statement-objectives"/>
+    <w:p>
+      <w:r>
+        <w:br w:type="page"/>
+      </w:r>
+    </w:p>
+    <w:p>
+      <w:pPr>
+        <w:pStyle w:val="Heading2"/>
+      </w:pPr>
+      <w:r>
+        <w:t xml:space="preserve">4. Problem Statement &amp; Objectives</w:t>
+      </w:r>
+    </w:p>
+    <w:bookmarkStart w:id="16" w:name="problem-statement"/>
+    <w:p>
+      <w:pPr>
+        <w:pStyle w:val="Heading3"/>
+      </w:pPr>
+      <w:r>
+        <w:t xml:space="preserve">4.1 Problem Statement</w:t>
+      </w:r>
+    </w:p>
+    <w:p>
+      <w:pPr>
+        <w:pStyle w:val="FirstParagraph"/>
+      </w:pPr>
+      <w:r>
+        <w:t xml:space="preserve">Given the increasing volume of online news content and the limitations of manual fact-verification, there is a need for an automated system that can accurately classify a news article or statement as</w:t>
+      </w:r>
+      <w:r>
+        <w:t xml:space="preserve"> </w:t>
+      </w:r>
+      <w:r>
+        <w:t xml:space="preserve">“Fake”</w:t>
+      </w:r>
+      <w:r>
+        <w:t xml:space="preserve"> </w:t>
+      </w:r>
+      <w:r>
+        <w:t xml:space="preserve">or</w:t>
+      </w:r>
+      <w:r>
+        <w:t xml:space="preserve"> </w:t>
+      </w:r>
+      <w:r>
+        <w:t xml:space="preserve">“Real”</w:t>
+      </w:r>
+      <w:r>
+        <w:t xml:space="preserve"> </w:t>
+      </w:r>
+      <w:r>
+        <w:t xml:space="preserve">based solely on its textual content. This project aims to design, implement, and evaluate a machine learning-based text classification pipeline capable of performing this task efficiently and with high accuracy.</w:t>
+      </w:r>
+    </w:p>
+    <w:bookmarkEnd w:id="16"/>
+    <w:bookmarkStart w:id="17" w:name="objectives"/>
+    <w:p>
+      <w:pPr>
+        <w:pStyle w:val="Heading3"/>
+      </w:pPr>
+      <w:r>
+        <w:t xml:space="preserve">4.2 Objectives</w:t>
       </w:r>
     </w:p>
     <w:p>
@@ -376,20 +588,9 @@
           <w:ilvl w:val="0"/>
           <w:numId w:val="1001"/>
         </w:numPr>
-        <w:jc w:val="both"/>
-      </w:pPr>
-      <w:r>
-        <w:rPr>
-          <w:b/>
-          <w:bCs/>
-        </w:rPr>
-        <w:t xml:space="preserve">Erosion of public trust</w:t>
-      </w:r>
-      <w:r>
-        <w:t xml:space="preserve"> </w:t>
-      </w:r>
-      <w:r>
-        <w:t xml:space="preserve">in media institutions, journalists, and democratic processes.</w:t>
+      </w:pPr>
+      <w:r>
+        <w:t xml:space="preserve">To study and understand the characteristics that distinguish fake news from real news content.</w:t>
       </w:r>
     </w:p>
     <w:p>
@@ -399,20 +600,9 @@
           <w:ilvl w:val="0"/>
           <w:numId w:val="1001"/>
         </w:numPr>
-        <w:jc w:val="both"/>
-      </w:pPr>
-      <w:r>
-        <w:rPr>
-          <w:b/>
-          <w:bCs/>
-        </w:rPr>
-        <w:t xml:space="preserve">Influence on elections</w:t>
-      </w:r>
-      <w:r>
-        <w:t xml:space="preserve"> </w:t>
-      </w:r>
-      <w:r>
-        <w:t xml:space="preserve">and political discourse through targeted disinformation campaigns.</w:t>
+      </w:pPr>
+      <w:r>
+        <w:t xml:space="preserve">To collect, generate, and preprocess a labelled fake/real news dataset suitable for supervised learning.</w:t>
       </w:r>
     </w:p>
     <w:p>
@@ -422,17 +612,9 @@
           <w:ilvl w:val="0"/>
           <w:numId w:val="1001"/>
         </w:numPr>
-        <w:jc w:val="both"/>
-      </w:pPr>
-      <w:r>
-        <w:rPr>
-          <w:b/>
-          <w:bCs/>
-        </w:rPr>
-        <w:t xml:space="preserve">Public health risks</w:t>
-      </w:r>
-      <w:r>
-        <w:t xml:space="preserve">, such as the spread of medical misinformation during pandemics.</w:t>
+      </w:pPr>
+      <w:r>
+        <w:t xml:space="preserve">To extract meaningful numerical features from raw text using TF-IDF vectorization and Character N-Grams.</w:t>
       </w:r>
     </w:p>
     <w:p>
@@ -442,20 +624,9 @@
           <w:ilvl w:val="0"/>
           <w:numId w:val="1001"/>
         </w:numPr>
-        <w:jc w:val="both"/>
-      </w:pPr>
-      <w:r>
-        <w:rPr>
-          <w:b/>
-          <w:bCs/>
-        </w:rPr>
-        <w:t xml:space="preserve">Financial market manipulation</w:t>
-      </w:r>
-      <w:r>
-        <w:t xml:space="preserve"> </w:t>
-      </w:r>
-      <w:r>
-        <w:t xml:space="preserve">through fabricated corporate or economic news.</w:t>
+      </w:pPr>
+      <w:r>
+        <w:t xml:space="preserve">To implement and train multiple machine learning classifiers—Logistic Regression, Random Forest, Naive Bayes, and a Neural Network—for the classification task.</w:t>
       </w:r>
     </w:p>
     <w:p>
@@ -465,17 +636,9 @@
           <w:ilvl w:val="0"/>
           <w:numId w:val="1001"/>
         </w:numPr>
-        <w:jc w:val="both"/>
-      </w:pPr>
-      <w:r>
-        <w:rPr>
-          <w:b/>
-          <w:bCs/>
-        </w:rPr>
-        <w:t xml:space="preserve">Incitement of social unrest</w:t>
-      </w:r>
-      <w:r>
-        <w:t xml:space="preserve">, communal tension, and mob violence in extreme cases.</w:t>
+      </w:pPr>
+      <w:r>
+        <w:t xml:space="preserve">To evaluate and compare the performance of these models using standard metrics such as accuracy, precision, recall, and F1-score.</w:t>
       </w:r>
     </w:p>
     <w:p>
@@ -485,242 +648,42 @@
           <w:ilvl w:val="0"/>
           <w:numId w:val="1001"/>
         </w:numPr>
-        <w:jc w:val="both"/>
-      </w:pPr>
-      <w:r>
-        <w:rPr>
-          <w:b/>
-          <w:bCs/>
-        </w:rPr>
-        <w:t xml:space="preserve">Damage to the reputation</w:t>
-      </w:r>
-      <w:r>
-        <w:t xml:space="preserve"> </w:t>
-      </w:r>
-      <w:r>
-        <w:t xml:space="preserve">of individuals, brands, and organizations.</w:t>
-      </w:r>
-    </w:p>
-    <w:bookmarkEnd w:id="13"/>
-    <w:bookmarkStart w:id="14" w:name="X8cd5a717569b20014b490c89283fe26fdbbd855"/>
-    <w:p>
-      <w:pPr>
-        <w:pStyle w:val="Heading3"/>
-      </w:pPr>
-      <w:r>
-        <w:t xml:space="preserve">3.3 Need for Artificial Intelligence in Fake News Detection</w:t>
-      </w:r>
-    </w:p>
-    <w:p>
-      <w:pPr>
-        <w:pStyle w:val="FirstParagraph"/>
-        <w:jc w:val="both"/>
-      </w:pPr>
-      <w:r>
-        <w:t xml:space="preserve">Manual fact-checking, while accurate, cannot scale to the volume and velocity of content generated online every day. Human fact-checkers typically take hours to days to verify a single claim, whereas misinformation can reach millions of users within minutes of being posted. This mismatch between the scale of misinformation and the capacity of manual verification creates a strong need for automated, AI-driven detection systems.</w:t>
-      </w:r>
-    </w:p>
-    <w:p>
-      <w:pPr>
-        <w:pStyle w:val="BodyText"/>
-        <w:jc w:val="both"/>
-      </w:pPr>
-      <w:r>
-        <w:t xml:space="preserve">Machine Learning and Natural Language Processing techniques allow computers to analyze large volumes of text and learn linguistic, stylistic, and structural patterns that distinguish fake news from legitimate news. These patterns may include the use of sensational or emotionally charged language, exaggerated claims, inconsistent writing style, lack of credible sourcing, and specific vocabulary patterns that are statistically more common in fabricated content. By training classification models on labelled datasets, it becomes possible to build systems that can flag suspicious content automatically.</w:t>
-      </w:r>
-    </w:p>
-    <w:p>
-      <w:pPr>
-        <w:jc w:val="both"/>
-      </w:pPr>
+      </w:pPr>
+      <w:r>
+        <w:t xml:space="preserve">To identify the most influential words/features contributing to the classification decision.</w:t>
+      </w:r>
+    </w:p>
+    <w:p>
+      <w:pPr>
+        <w:pStyle w:val="Compact"/>
+        <w:numPr>
+          <w:ilvl w:val="0"/>
+          <w:numId w:val="1001"/>
+        </w:numPr>
+      </w:pPr>
+      <w:r>
+        <w:t xml:space="preserve">To build a real-time prediction module with a graphical user interface (GUI) using Streamlit that demonstrates real-time classification of user-input news text.</w:t>
+      </w:r>
+    </w:p>
+    <w:p>
+      <w:pPr>
+        <w:pStyle w:val="Compact"/>
+        <w:numPr>
+          <w:ilvl w:val="0"/>
+          <w:numId w:val="1001"/>
+        </w:numPr>
+      </w:pPr>
+      <w:r>
+        <w:t xml:space="preserve">To analyze the limitations of the current approach and propose directions for future improvement.</w:t>
+      </w:r>
+    </w:p>
+    <w:p>
       <w:r>
         <w:pict>
           <v:rect style="width:0;height:1.5pt" o:hralign="center" o:hrstd="t" o:hr="t"/>
         </w:pict>
       </w:r>
     </w:p>
-    <w:bookmarkEnd w:id="14"/>
-    <w:bookmarkEnd w:id="15"/>
-    <w:bookmarkStart w:id="18" w:name="problem-statement-objectives"/>
-    <w:p>
-      <w:r>
-        <w:br w:type="page"/>
-      </w:r>
-    </w:p>
-    <w:p>
-      <w:pPr>
-        <w:pStyle w:val="Heading2"/>
-      </w:pPr>
-      <w:r>
-        <w:t xml:space="preserve">4. Problem Statement &amp; Objectives</w:t>
-      </w:r>
-    </w:p>
-    <w:bookmarkStart w:id="16" w:name="problem-statement"/>
-    <w:p>
-      <w:pPr>
-        <w:pStyle w:val="Heading3"/>
-      </w:pPr>
-      <w:r>
-        <w:t xml:space="preserve">4.1 Problem Statement</w:t>
-      </w:r>
-    </w:p>
-    <w:p>
-      <w:pPr>
-        <w:pStyle w:val="FirstParagraph"/>
-        <w:jc w:val="both"/>
-      </w:pPr>
-      <w:r>
-        <w:t xml:space="preserve">Given the increasing volume of online news content and the limitations of manual fact-verification, there is a need for an automated system that can accurately classify a news article or statement as</w:t>
-      </w:r>
-      <w:r>
-        <w:t xml:space="preserve"> </w:t>
-      </w:r>
-      <w:r>
-        <w:t xml:space="preserve">“Fake”</w:t>
-      </w:r>
-      <w:r>
-        <w:t xml:space="preserve"> </w:t>
-      </w:r>
-      <w:r>
-        <w:t xml:space="preserve">or</w:t>
-      </w:r>
-      <w:r>
-        <w:t xml:space="preserve"> </w:t>
-      </w:r>
-      <w:r>
-        <w:t xml:space="preserve">“Real”</w:t>
-      </w:r>
-      <w:r>
-        <w:t xml:space="preserve"> </w:t>
-      </w:r>
-      <w:r>
-        <w:t xml:space="preserve">based solely on its textual content. This project aims to design, implement, and evaluate a machine learning-based text classification pipeline capable of performing this task efficiently and with high accuracy.</w:t>
-      </w:r>
-    </w:p>
-    <w:bookmarkEnd w:id="16"/>
-    <w:bookmarkStart w:id="17" w:name="objectives"/>
-    <w:p>
-      <w:pPr>
-        <w:pStyle w:val="Heading3"/>
-      </w:pPr>
-      <w:r>
-        <w:t xml:space="preserve">4.2 Objectives</w:t>
-      </w:r>
-    </w:p>
-    <w:p>
-      <w:pPr>
-        <w:pStyle w:val="Compact"/>
-        <w:numPr>
-          <w:ilvl w:val="0"/>
-          <w:numId w:val="1002"/>
-        </w:numPr>
-        <w:jc w:val="both"/>
-      </w:pPr>
-      <w:r>
-        <w:t xml:space="preserve">To study and understand the characteristics that distinguish fake news from real news content.</w:t>
-      </w:r>
-    </w:p>
-    <w:p>
-      <w:pPr>
-        <w:pStyle w:val="Compact"/>
-        <w:numPr>
-          <w:ilvl w:val="0"/>
-          <w:numId w:val="1002"/>
-        </w:numPr>
-        <w:jc w:val="both"/>
-      </w:pPr>
-      <w:r>
-        <w:t xml:space="preserve">To collect, generate, and preprocess a labelled fake/real news dataset suitable for supervised learning.</w:t>
-      </w:r>
-    </w:p>
-    <w:p>
-      <w:pPr>
-        <w:pStyle w:val="Compact"/>
-        <w:numPr>
-          <w:ilvl w:val="0"/>
-          <w:numId w:val="1002"/>
-        </w:numPr>
-        <w:jc w:val="both"/>
-      </w:pPr>
-      <w:r>
-        <w:t xml:space="preserve">To extract meaningful numerical features from raw text using TF-IDF vectorization and Character N-Grams.</w:t>
-      </w:r>
-    </w:p>
-    <w:p>
-      <w:pPr>
-        <w:pStyle w:val="Compact"/>
-        <w:numPr>
-          <w:ilvl w:val="0"/>
-          <w:numId w:val="1002"/>
-        </w:numPr>
-        <w:jc w:val="both"/>
-      </w:pPr>
-      <w:r>
-        <w:t xml:space="preserve">To implement and train multiple machine learning classifiers—Logistic Regression, Random Forest, Naive Bayes, and a Neural Network—for the classification task.</w:t>
-      </w:r>
-    </w:p>
-    <w:p>
-      <w:pPr>
-        <w:pStyle w:val="Compact"/>
-        <w:numPr>
-          <w:ilvl w:val="0"/>
-          <w:numId w:val="1002"/>
-        </w:numPr>
-        <w:jc w:val="both"/>
-      </w:pPr>
-      <w:r>
-        <w:t xml:space="preserve">To evaluate and compare the performance of these models using standard metrics such as accuracy, precision, recall, and F1-score.</w:t>
-      </w:r>
-    </w:p>
-    <w:p>
-      <w:pPr>
-        <w:pStyle w:val="Compact"/>
-        <w:numPr>
-          <w:ilvl w:val="0"/>
-          <w:numId w:val="1002"/>
-        </w:numPr>
-        <w:jc w:val="both"/>
-      </w:pPr>
-      <w:r>
-        <w:t xml:space="preserve">To identify the most influential words/features contributing to the classification decision.</w:t>
-      </w:r>
-    </w:p>
-    <w:p>
-      <w:pPr>
-        <w:pStyle w:val="Compact"/>
-        <w:numPr>
-          <w:ilvl w:val="0"/>
-          <w:numId w:val="1002"/>
-        </w:numPr>
-        <w:jc w:val="both"/>
-      </w:pPr>
-      <w:r>
-        <w:t xml:space="preserve">To build a real-time prediction module with a graphical user interface (GUI) using Streamlit that demonstrates real-time classification of user-input news text.</w:t>
-      </w:r>
-    </w:p>
-    <w:p>
-      <w:pPr>
-        <w:pStyle w:val="Compact"/>
-        <w:numPr>
-          <w:ilvl w:val="0"/>
-          <w:numId w:val="1002"/>
-        </w:numPr>
-        <w:jc w:val="both"/>
-      </w:pPr>
-      <w:r>
-        <w:t xml:space="preserve">To analyze the limitations of the current approach and propose directions for future improvement.</w:t>
-      </w:r>
-    </w:p>
-    <w:p>
-      <w:pPr>
-        <w:jc w:val="both"/>
-      </w:pPr>
-      <w:r>
-        <w:pict>
-          <v:rect style="width:0;height:1.5pt" o:hralign="center" o:hrstd="t" o:hr="t"/>
-        </w:pict>
-      </w:r>
-    </w:p>
     <w:bookmarkEnd w:id="17"/>
     <w:bookmarkEnd w:id="18"/>
     <w:bookmarkStart w:id="19" w:name="literature-review"/>
@@ -740,7 +703,6 @@
     <w:p>
       <w:pPr>
         <w:pStyle w:val="FirstParagraph"/>
-        <w:jc w:val="both"/>
       </w:pPr>
       <w:r>
         <w:t xml:space="preserve">A number of research studies have explored the use of machine learning and deep learning techniques for automated fake news detection. Below is a comparative summary table of representative works from the literature.</w:t>
@@ -1280,7 +1242,6 @@
     <w:p>
       <w:pPr>
         <w:pStyle w:val="BodyText"/>
-        <w:jc w:val="both"/>
       </w:pPr>
       <w:r>
         <w:rPr>
@@ -1297,9 +1258,6 @@
       </w:r>
     </w:p>
     <w:p>
-      <w:pPr>
-        <w:jc w:val="both"/>
-      </w:pPr>
       <w:r>
         <w:pict>
           <v:rect style="width:0;height:1.5pt" o:hralign="center" o:hrstd="t" o:hr="t"/>
@@ -1324,7 +1282,6 @@
     <w:p>
       <w:pPr>
         <w:pStyle w:val="FirstParagraph"/>
-        <w:jc w:val="both"/>
       </w:pPr>
       <w:r>
         <w:t xml:space="preserve">The proposed system follows a standard supervised text-classification pipeline consisting of several major stages.</w:t>
@@ -1333,7 +1290,6 @@
     <w:p>
       <w:pPr>
         <w:pStyle w:val="SourceCode"/>
-        <w:jc w:val="both"/>
       </w:pPr>
       <w:r>
         <w:rPr>
@@ -1408,177 +1364,611 @@
     <w:p>
       <w:pPr>
         <w:pStyle w:val="Compact"/>
+        <w:numPr>
+          <w:ilvl w:val="0"/>
+          <w:numId w:val="1002"/>
+        </w:numPr>
+      </w:pPr>
+      <w:r>
+        <w:rPr>
+          <w:b/>
+          <w:bCs/>
+        </w:rPr>
+        <w:t xml:space="preserve">Dataset:</w:t>
+      </w:r>
+      <w:r>
+        <w:t xml:space="preserve"> </w:t>
+      </w:r>
+      <w:r>
+        <w:t xml:space="preserve">A labelled collection of news articles, tagged as Fake (0) or Real (1), is generated and utilized for supervised training.</w:t>
+      </w:r>
+    </w:p>
+    <w:p>
+      <w:pPr>
+        <w:pStyle w:val="Compact"/>
+        <w:numPr>
+          <w:ilvl w:val="0"/>
+          <w:numId w:val="1002"/>
+        </w:numPr>
+      </w:pPr>
+      <w:r>
+        <w:rPr>
+          <w:b/>
+          <w:bCs/>
+        </w:rPr>
+        <w:t xml:space="preserve">Preprocessing:</w:t>
+      </w:r>
+      <w:r>
+        <w:t xml:space="preserve"> </w:t>
+      </w:r>
+      <w:r>
+        <w:t xml:space="preserve">Raw article text is cleaned and normalized to remove noise (punctuation, special characters, extra whitespaces).</w:t>
+      </w:r>
+    </w:p>
+    <w:p>
+      <w:pPr>
+        <w:pStyle w:val="Compact"/>
+        <w:numPr>
+          <w:ilvl w:val="0"/>
+          <w:numId w:val="1002"/>
+        </w:numPr>
+      </w:pPr>
+      <w:r>
+        <w:rPr>
+          <w:b/>
+          <w:bCs/>
+        </w:rPr>
+        <w:t xml:space="preserve">TF-IDF Vectorization:</w:t>
+      </w:r>
+      <w:r>
+        <w:t xml:space="preserve"> </w:t>
+      </w:r>
+      <w:r>
+        <w:t xml:space="preserve">Cleaned text is converted into fixed-length numerical feature vectors representing word and character n-gram importance.</w:t>
+      </w:r>
+    </w:p>
+    <w:p>
+      <w:pPr>
+        <w:pStyle w:val="Compact"/>
+        <w:numPr>
+          <w:ilvl w:val="0"/>
+          <w:numId w:val="1002"/>
+        </w:numPr>
+      </w:pPr>
+      <w:r>
+        <w:rPr>
+          <w:b/>
+          <w:bCs/>
+        </w:rPr>
+        <w:t xml:space="preserve">Train/Test Split:</w:t>
+      </w:r>
+      <w:r>
+        <w:t xml:space="preserve"> </w:t>
+      </w:r>
+      <w:r>
+        <w:t xml:space="preserve">The dataset is divided (80:20) into a training set for model fitting and a held-out test set for unbiased evaluation.</w:t>
+      </w:r>
+    </w:p>
+    <w:p>
+      <w:pPr>
+        <w:pStyle w:val="Compact"/>
+        <w:numPr>
+          <w:ilvl w:val="0"/>
+          <w:numId w:val="1002"/>
+        </w:numPr>
+      </w:pPr>
+      <w:r>
+        <w:rPr>
+          <w:b/>
+          <w:bCs/>
+        </w:rPr>
+        <w:t xml:space="preserve">Model Training:</w:t>
+      </w:r>
+      <w:r>
+        <w:t xml:space="preserve"> </w:t>
+      </w:r>
+      <w:r>
+        <w:t xml:space="preserve">Four classifiers are trained independently on the training data.</w:t>
+      </w:r>
+    </w:p>
+    <w:p>
+      <w:pPr>
+        <w:pStyle w:val="Compact"/>
+        <w:numPr>
+          <w:ilvl w:val="0"/>
+          <w:numId w:val="1002"/>
+        </w:numPr>
+      </w:pPr>
+      <w:r>
+        <w:rPr>
+          <w:b/>
+          <w:bCs/>
+        </w:rPr>
+        <w:t xml:space="preserve">Evaluation:</w:t>
+      </w:r>
+      <w:r>
+        <w:t xml:space="preserve"> </w:t>
+      </w:r>
+      <w:r>
+        <w:t xml:space="preserve">Each trained model is evaluated on the test set using accuracy, precision, recall, F1-score, and confusion matrices.</w:t>
+      </w:r>
+    </w:p>
+    <w:p>
+      <w:pPr>
+        <w:pStyle w:val="Compact"/>
+        <w:numPr>
+          <w:ilvl w:val="0"/>
+          <w:numId w:val="1002"/>
+        </w:numPr>
+      </w:pPr>
+      <w:r>
+        <w:rPr>
+          <w:b/>
+          <w:bCs/>
+        </w:rPr>
+        <w:t xml:space="preserve">Prediction:</w:t>
+      </w:r>
+      <w:r>
+        <w:t xml:space="preserve"> </w:t>
+      </w:r>
+      <w:r>
+        <w:t xml:space="preserve">The best-performing model is deployed in an interactive Streamlit application.</w:t>
+      </w:r>
+    </w:p>
+    <w:p>
+      <w:r>
+        <w:pict>
+          <v:rect style="width:0;height:1.5pt" o:hralign="center" o:hrstd="t" o:hr="t"/>
+        </w:pict>
+      </w:r>
+    </w:p>
+    <w:bookmarkEnd w:id="20"/>
+    <w:bookmarkEnd w:id="21"/>
+    <w:bookmarkStart w:id="22" w:name="dataset-description"/>
+    <w:p>
+      <w:r>
+        <w:br w:type="page"/>
+      </w:r>
+    </w:p>
+    <w:p>
+      <w:pPr>
+        <w:pStyle w:val="Heading2"/>
+      </w:pPr>
+      <w:r>
+        <w:t xml:space="preserve">8. Dataset Description</w:t>
+      </w:r>
+    </w:p>
+    <w:p>
+      <w:pPr>
+        <w:pStyle w:val="FirstParagraph"/>
+      </w:pPr>
+      <w:r>
+        <w:rPr>
+          <w:b/>
+          <w:bCs/>
+        </w:rPr>
+        <w:t xml:space="preserve">Source:</w:t>
+      </w:r>
+      <w:r>
+        <w:t xml:space="preserve"> </w:t>
+      </w:r>
+      <w:r>
+        <w:t xml:space="preserve">For this project, a diverse, enhanced synthetic dataset was algorithmically generated to ensure a balanced distribution of varied sentence structures. The generation process combined multiple real-world news subjects, verbs, and objects alongside common fake news clickbait tropes.</w:t>
+      </w:r>
+    </w:p>
+    <w:p>
+      <w:pPr>
+        <w:pStyle w:val="BodyText"/>
+      </w:pPr>
+      <w:r>
+        <w:rPr>
+          <w:b/>
+          <w:bCs/>
+        </w:rPr>
+        <w:t xml:space="preserve">Dataset Statistics:</w:t>
+      </w:r>
+      <w:r>
+        <w:t xml:space="preserve"> </w:t>
+      </w:r>
+      <w:r>
+        <w:t xml:space="preserve">*</w:t>
+      </w:r>
+      <w:r>
+        <w:t xml:space="preserve"> </w:t>
+      </w:r>
+      <w:r>
+        <w:rPr>
+          <w:b/>
+          <w:bCs/>
+        </w:rPr>
+        <w:t xml:space="preserve">Total records:</w:t>
+      </w:r>
+      <w:r>
+        <w:t xml:space="preserve"> </w:t>
+      </w:r>
+      <w:r>
+        <w:t xml:space="preserve">1,000 news articles</w:t>
+      </w:r>
+      <w:r>
+        <w:t xml:space="preserve"> </w:t>
+      </w:r>
+      <w:r>
+        <w:t xml:space="preserve">*</w:t>
+      </w:r>
+      <w:r>
+        <w:t xml:space="preserve"> </w:t>
+      </w:r>
+      <w:r>
+        <w:rPr>
+          <w:b/>
+          <w:bCs/>
+        </w:rPr>
+        <w:t xml:space="preserve">Fake news articles:</w:t>
+      </w:r>
+      <w:r>
+        <w:t xml:space="preserve"> </w:t>
+      </w:r>
+      <w:r>
+        <w:t xml:space="preserve">500 (50.0%)</w:t>
+      </w:r>
+      <w:r>
+        <w:t xml:space="preserve"> </w:t>
+      </w:r>
+      <w:r>
+        <w:t xml:space="preserve">*</w:t>
+      </w:r>
+      <w:r>
+        <w:t xml:space="preserve"> </w:t>
+      </w:r>
+      <w:r>
+        <w:rPr>
+          <w:b/>
+          <w:bCs/>
+        </w:rPr>
+        <w:t xml:space="preserve">Real news articles:</w:t>
+      </w:r>
+      <w:r>
+        <w:t xml:space="preserve"> </w:t>
+      </w:r>
+      <w:r>
+        <w:t xml:space="preserve">500 (50.0%)</w:t>
+      </w:r>
+      <w:r>
+        <w:t xml:space="preserve"> </w:t>
+      </w:r>
+      <w:r>
+        <w:t xml:space="preserve">*</w:t>
+      </w:r>
+      <w:r>
+        <w:t xml:space="preserve"> </w:t>
+      </w:r>
+      <w:r>
+        <w:rPr>
+          <w:b/>
+          <w:bCs/>
+        </w:rPr>
+        <w:t xml:space="preserve">Columns:</w:t>
+      </w:r>
+      <w:r>
+        <w:t xml:space="preserve"> </w:t>
+      </w:r>
+      <w:r>
+        <w:rPr>
+          <w:rStyle w:val="VerbatimChar"/>
+        </w:rPr>
+        <w:t xml:space="preserve">text</w:t>
+      </w:r>
+      <w:r>
+        <w:t xml:space="preserve"> </w:t>
+      </w:r>
+      <w:r>
+        <w:t xml:space="preserve">(The news article or headline),</w:t>
+      </w:r>
+      <w:r>
+        <w:t xml:space="preserve"> </w:t>
+      </w:r>
+      <w:r>
+        <w:rPr>
+          <w:rStyle w:val="VerbatimChar"/>
+        </w:rPr>
+        <w:t xml:space="preserve">label</w:t>
+      </w:r>
+      <w:r>
+        <w:t xml:space="preserve"> </w:t>
+      </w:r>
+      <w:r>
+        <w:t xml:space="preserve">(Target class — Fake (0) or Real (1))</w:t>
+      </w:r>
+    </w:p>
+    <w:p>
+      <w:pPr>
+        <w:pStyle w:val="BodyText"/>
+      </w:pPr>
+      <w:r>
+        <w:rPr>
+          <w:b/>
+          <w:bCs/>
+        </w:rPr>
+        <w:t xml:space="preserve">Class Distribution:</w:t>
+      </w:r>
+      <w:r>
+        <w:t xml:space="preserve"> </w:t>
+      </w:r>
+      <w:r>
+        <w:t xml:space="preserve">The dataset is perfectly balanced (50% Fake, 50% Real), which is highly favourable for training unbiased classifiers without requiring extensive class-balancing techniques such as SMOTE or class-weighting.</w:t>
+      </w:r>
+    </w:p>
+    <w:p>
+      <w:r>
+        <w:pict>
+          <v:rect style="width:0;height:1.5pt" o:hralign="center" o:hrstd="t" o:hr="t"/>
+        </w:pict>
+      </w:r>
+    </w:p>
+    <w:bookmarkEnd w:id="22"/>
+    <w:bookmarkStart w:id="23" w:name="data-preprocessing"/>
+    <w:p>
+      <w:r>
+        <w:br w:type="page"/>
+      </w:r>
+    </w:p>
+    <w:p>
+      <w:pPr>
+        <w:pStyle w:val="Heading2"/>
+      </w:pPr>
+      <w:r>
+        <w:t xml:space="preserve">9. Data Preprocessing</w:t>
+      </w:r>
+    </w:p>
+    <w:p>
+      <w:pPr>
+        <w:pStyle w:val="FirstParagraph"/>
+      </w:pPr>
+      <w:r>
+        <w:t xml:space="preserve">Raw textual data collected from online sources, whether scraped from news websites or extracted from raw email protocols, is inherently noisy, unstructured, and teeming with extraneous artifacts. If this raw text is fed directly into a machine learning algorithm, the model will waste computational resources learning irrelevant noise (such as HTML tags or punctuation) rather than the underlying semantic patterns. Therefore, a rigorous and structured Natural Language Processing (NLP) preprocessing pipeline is applied to sanitize every document before it reaches the feature extraction stage.</w:t>
+      </w:r>
+    </w:p>
+    <w:p>
+      <w:pPr>
+        <w:pStyle w:val="BodyText"/>
+      </w:pPr>
+      <w:r>
+        <w:t xml:space="preserve">The preprocessing pipeline executes sequentially through the following critical stages:</w:t>
+      </w:r>
+    </w:p>
+    <w:p>
+      <w:pPr>
         <w:numPr>
           <w:ilvl w:val="0"/>
           <w:numId w:val="1003"/>
         </w:numPr>
-        <w:jc w:val="both"/>
-      </w:pPr>
-      <w:r>
-        <w:rPr>
-          <w:b/>
-          <w:bCs/>
-        </w:rPr>
-        <w:t xml:space="preserve">Dataset:</w:t>
-      </w:r>
-      <w:r>
-        <w:t xml:space="preserve"> </w:t>
-      </w:r>
-      <w:r>
-        <w:t xml:space="preserve">A labelled collection of news articles, tagged as Fake (0) or Real (1), is generated and utilized for supervised training.</w:t>
-      </w:r>
-    </w:p>
-    <w:p>
-      <w:pPr>
-        <w:pStyle w:val="Compact"/>
+      </w:pPr>
+      <w:r>
+        <w:rPr>
+          <w:b/>
+          <w:bCs/>
+        </w:rPr>
+        <w:t xml:space="preserve">Lowercasing and Case Normalization:</w:t>
+      </w:r>
+      <w:r>
+        <w:t xml:space="preserve"> </w:t>
+      </w:r>
+      <w:r>
+        <w:t xml:space="preserve">In natural language, the capitalization of a word does not alter its core semantic meaning. A machine learning model, however, processes text mathematically and would interpret</w:t>
+      </w:r>
+      <w:r>
+        <w:t xml:space="preserve"> </w:t>
+      </w:r>
+      <w:r>
+        <w:t xml:space="preserve">‘Breaking’</w:t>
+      </w:r>
+      <w:r>
+        <w:t xml:space="preserve">,</w:t>
+      </w:r>
+      <w:r>
+        <w:t xml:space="preserve"> </w:t>
+      </w:r>
+      <w:r>
+        <w:t xml:space="preserve">‘BREAKING’</w:t>
+      </w:r>
+      <w:r>
+        <w:t xml:space="preserve">, and</w:t>
+      </w:r>
+      <w:r>
+        <w:t xml:space="preserve"> </w:t>
+      </w:r>
+      <w:r>
+        <w:t xml:space="preserve">‘breaking’</w:t>
+      </w:r>
+      <w:r>
+        <w:t xml:space="preserve"> </w:t>
+      </w:r>
+      <w:r>
+        <w:t xml:space="preserve">as three entirely distinct features. To prevent this artificial inflation of the feature space and to consolidate term frequencies, all text across the entire dataset is systematically converted to lowercase.</w:t>
+      </w:r>
+    </w:p>
+    <w:p>
+      <w:pPr>
         <w:numPr>
           <w:ilvl w:val="0"/>
           <w:numId w:val="1003"/>
         </w:numPr>
-        <w:jc w:val="both"/>
-      </w:pPr>
-      <w:r>
-        <w:rPr>
-          <w:b/>
-          <w:bCs/>
-        </w:rPr>
-        <w:t xml:space="preserve">Preprocessing:</w:t>
-      </w:r>
-      <w:r>
-        <w:t xml:space="preserve"> </w:t>
-      </w:r>
-      <w:r>
-        <w:t xml:space="preserve">Raw article text is cleaned and normalized to remove noise (punctuation, special characters, extra whitespaces).</w:t>
-      </w:r>
-    </w:p>
-    <w:p>
-      <w:pPr>
-        <w:pStyle w:val="Compact"/>
+      </w:pPr>
+      <w:r>
+        <w:rPr>
+          <w:b/>
+          <w:bCs/>
+        </w:rPr>
+        <w:t xml:space="preserve">HTML Tag and Artifact Stripping:</w:t>
+      </w:r>
+      <w:r>
+        <w:t xml:space="preserve"> </w:t>
+      </w:r>
+      <w:r>
+        <w:t xml:space="preserve">Since the dataset originates from web environments, the text frequently contains residual HTML markup, such as</w:t>
+      </w:r>
+    </w:p>
+    <w:p>
+      <w:pPr>
+        <w:numPr>
+          <w:ilvl w:val="0"/>
+          <w:numId w:val="1000"/>
+        </w:numPr>
+      </w:pPr>
+      <w:r>
+        <w:t xml:space="preserve">,</w:t>
+      </w:r>
+      <w:r>
+        <w:t xml:space="preserve"> </w:t>
+      </w:r>
+      <w:r>
+        <w:t xml:space="preserve">, href links, and metadata tags. These artifacts carry no linguistic value for fake news or phishing detection. A regular expression (Regex) engine is utilized to scan the text corpus and definitively strip all text enclosed within angle brackets, ensuring only human-readable content remains.</w:t>
+      </w:r>
+    </w:p>
+    <w:p>
+      <w:pPr>
         <w:numPr>
           <w:ilvl w:val="0"/>
           <w:numId w:val="1003"/>
         </w:numPr>
-        <w:jc w:val="both"/>
-      </w:pPr>
-      <w:r>
-        <w:rPr>
-          <w:b/>
-          <w:bCs/>
-        </w:rPr>
-        <w:t xml:space="preserve">TF-IDF Vectorization:</w:t>
-      </w:r>
-      <w:r>
-        <w:t xml:space="preserve"> </w:t>
-      </w:r>
-      <w:r>
-        <w:t xml:space="preserve">Cleaned text is converted into fixed-length numerical feature vectors representing word and character n-gram importance.</w:t>
-      </w:r>
-    </w:p>
-    <w:p>
-      <w:pPr>
-        <w:pStyle w:val="Compact"/>
+      </w:pPr>
+      <w:r>
+        <w:rPr>
+          <w:b/>
+          <w:bCs/>
+        </w:rPr>
+        <w:t xml:space="preserve">Punctuation and Special Character Removal:</w:t>
+      </w:r>
+      <w:r>
+        <w:t xml:space="preserve"> </w:t>
+      </w:r>
+      <w:r>
+        <w:t xml:space="preserve">Punctuation marks (periods, commas, exclamation points, question marks) and special characters ($, %, @, &amp;) serve grammatical purposes but generally do not assist a bag-of-words or TF-IDF model in classification tasks. In fact, they often attach themselves to the end of words (e.g.,</w:t>
+      </w:r>
+      <w:r>
+        <w:t xml:space="preserve"> </w:t>
+      </w:r>
+      <w:r>
+        <w:t xml:space="preserve">‘urgent!’</w:t>
+      </w:r>
+      <w:r>
+        <w:t xml:space="preserve">), preventing the token</w:t>
+      </w:r>
+      <w:r>
+        <w:t xml:space="preserve"> </w:t>
+      </w:r>
+      <w:r>
+        <w:t xml:space="preserve">‘urgent’</w:t>
+      </w:r>
+      <w:r>
+        <w:t xml:space="preserve"> </w:t>
+      </w:r>
+      <w:r>
+        <w:t xml:space="preserve">from matching with other instances of the same word. All non-alphanumeric characters are stripped from the dataset, leaving only clean alphabetical sequences.</w:t>
+      </w:r>
+    </w:p>
+    <w:p>
+      <w:pPr>
         <w:numPr>
           <w:ilvl w:val="0"/>
           <w:numId w:val="1003"/>
         </w:numPr>
-        <w:jc w:val="both"/>
-      </w:pPr>
-      <w:r>
-        <w:rPr>
-          <w:b/>
-          <w:bCs/>
-        </w:rPr>
-        <w:t xml:space="preserve">Train/Test Split:</w:t>
-      </w:r>
-      <w:r>
-        <w:t xml:space="preserve"> </w:t>
-      </w:r>
-      <w:r>
-        <w:t xml:space="preserve">The dataset is divided (80:20) into a training set for model fitting and a held-out test set for unbiased evaluation.</w:t>
-      </w:r>
-    </w:p>
-    <w:p>
-      <w:pPr>
-        <w:pStyle w:val="Compact"/>
+      </w:pPr>
+      <w:r>
+        <w:rPr>
+          <w:b/>
+          <w:bCs/>
+        </w:rPr>
+        <w:t xml:space="preserve">Whitespace Normalization:</w:t>
+      </w:r>
+      <w:r>
+        <w:t xml:space="preserve"> </w:t>
+      </w:r>
+      <w:r>
+        <w:t xml:space="preserve">Web scraping often introduces erratic spacing, including double spaces, tab characters ( ), and excessive newline returns (</w:t>
+      </w:r>
+      <w:r>
+        <w:t xml:space="preserve"> </w:t>
+      </w:r>
+      <w:r>
+        <w:t xml:space="preserve">). If left unaddressed, these can interfere with tokenization algorithms. A secondary regex operation compresses all contiguous whitespace characters into a single standard space, ensuring uniformity across all documents.</w:t>
+      </w:r>
+    </w:p>
+    <w:p>
+      <w:pPr>
         <w:numPr>
           <w:ilvl w:val="0"/>
           <w:numId w:val="1003"/>
         </w:numPr>
-        <w:jc w:val="both"/>
-      </w:pPr>
-      <w:r>
-        <w:rPr>
-          <w:b/>
-          <w:bCs/>
-        </w:rPr>
-        <w:t xml:space="preserve">Model Training:</w:t>
-      </w:r>
-      <w:r>
-        <w:t xml:space="preserve"> </w:t>
-      </w:r>
-      <w:r>
-        <w:t xml:space="preserve">Four classifiers are trained independently on the training data.</w:t>
-      </w:r>
-    </w:p>
-    <w:p>
-      <w:pPr>
-        <w:pStyle w:val="Compact"/>
+      </w:pPr>
+      <w:r>
+        <w:rPr>
+          <w:b/>
+          <w:bCs/>
+        </w:rPr>
+        <w:t xml:space="preserve">URL, Hyperlink, and Emoji Scrubbing:</w:t>
+      </w:r>
+      <w:r>
+        <w:t xml:space="preserve"> </w:t>
+      </w:r>
+      <w:r>
+        <w:t xml:space="preserve">While the presence of a malicious URL is a strong indicator of phishing, the actual textual structure of the URL string itself acts as noise when analyzing the</w:t>
+      </w:r>
+      <w:r>
+        <w:t xml:space="preserve"> </w:t>
+      </w:r>
+      <w:r>
+        <w:rPr>
+          <w:i/>
+          <w:iCs/>
+        </w:rPr>
+        <w:t xml:space="preserve">semantic intent</w:t>
+      </w:r>
+      <w:r>
+        <w:t xml:space="preserve"> </w:t>
+      </w:r>
+      <w:r>
+        <w:t xml:space="preserve">of the surrounding text. Therefore, standard regex patterns matching http://, https://, and www. are employed to excise URLs entirely. Similarly, emojis and non-ASCII unicode characters are purged to restrict the feature space strictly to standard alphabetical text.</w:t>
+      </w:r>
+    </w:p>
+    <w:p>
+      <w:pPr>
         <w:numPr>
           <w:ilvl w:val="0"/>
           <w:numId w:val="1003"/>
         </w:numPr>
-        <w:jc w:val="both"/>
-      </w:pPr>
-      <w:r>
-        <w:rPr>
-          <w:b/>
-          <w:bCs/>
-        </w:rPr>
-        <w:t xml:space="preserve">Evaluation:</w:t>
-      </w:r>
-      <w:r>
-        <w:t xml:space="preserve"> </w:t>
-      </w:r>
-      <w:r>
-        <w:t xml:space="preserve">Each trained model is evaluated on the test set using accuracy, precision, recall, F1-score, and confusion matrices.</w:t>
-      </w:r>
-    </w:p>
-    <w:p>
-      <w:pPr>
-        <w:pStyle w:val="Compact"/>
-        <w:numPr>
-          <w:ilvl w:val="0"/>
-          <w:numId w:val="1003"/>
-        </w:numPr>
-        <w:jc w:val="both"/>
-      </w:pPr>
-      <w:r>
-        <w:rPr>
-          <w:b/>
-          <w:bCs/>
-        </w:rPr>
-        <w:t xml:space="preserve">Prediction:</w:t>
-      </w:r>
-      <w:r>
-        <w:t xml:space="preserve"> </w:t>
-      </w:r>
-      <w:r>
-        <w:t xml:space="preserve">The best-performing model is deployed in an interactive Streamlit application.</w:t>
-      </w:r>
-    </w:p>
-    <w:p>
-      <w:pPr>
-        <w:jc w:val="both"/>
-      </w:pPr>
+      </w:pPr>
+      <w:r>
+        <w:rPr>
+          <w:b/>
+          <w:bCs/>
+        </w:rPr>
+        <w:t xml:space="preserve">Tokenization (Conceptual):</w:t>
+      </w:r>
+      <w:r>
+        <w:t xml:space="preserve"> </w:t>
+      </w:r>
+      <w:r>
+        <w:t xml:space="preserve">While the TF-IDF vectorizer inherently handles tokenization in the subsequent stage, the conceptual goal of this preprocessing pipeline is to prepare the text to be cleanly split into individual linguistic units (tokens/words). By stripping all adjacent punctuation and standardizing spacing, the vectorizer can accurately segment the document into a precise mathematical array.</w:t>
+      </w:r>
+    </w:p>
+    <w:p>
+      <w:pPr>
+        <w:pStyle w:val="FirstParagraph"/>
+      </w:pPr>
+      <w:r>
+        <w:t xml:space="preserve">The output of this exhaustive pipeline is a perfectly sanitized, normalized, and continuous string of lowercase characters for every single article or email, ready for mathematical transformation in the feature extraction stage.</w:t>
+      </w:r>
+    </w:p>
+    <w:p>
       <w:r>
         <w:pict>
           <v:rect style="width:0;height:1.5pt" o:hralign="center" o:hrstd="t" o:hr="t"/>
         </w:pict>
       </w:r>
     </w:p>
-    <w:bookmarkEnd w:id="20"/>
-    <w:bookmarkEnd w:id="21"/>
-    <w:bookmarkStart w:id="22" w:name="dataset-description"/>
+    <w:bookmarkEnd w:id="23"/>
+    <w:bookmarkStart w:id="26" w:name="feature-engineering"/>
     <w:p>
       <w:r>
         <w:br w:type="page"/>
@@ -1589,39 +1979,56 @@
         <w:pStyle w:val="Heading2"/>
       </w:pPr>
       <w:r>
-        <w:t xml:space="preserve">8. Dataset Description</w:t>
+        <w:t xml:space="preserve">10. Feature Engineering</w:t>
       </w:r>
     </w:p>
     <w:p>
       <w:pPr>
         <w:pStyle w:val="FirstParagraph"/>
-        <w:jc w:val="both"/>
-      </w:pPr>
-      <w:r>
-        <w:rPr>
-          <w:b/>
-          <w:bCs/>
-        </w:rPr>
-        <w:t xml:space="preserve">Source:</w:t>
-      </w:r>
-      <w:r>
-        <w:t xml:space="preserve"> </w:t>
-      </w:r>
-      <w:r>
-        <w:t xml:space="preserve">For this project, a diverse, enhanced synthetic dataset was algorithmically generated to ensure a balanced distribution of varied sentence structures. The generation process combined multiple real-world news subjects, verbs, and objects alongside common fake news clickbait tropes.</w:t>
+      </w:pPr>
+      <w:r>
+        <w:t xml:space="preserve">Machine learning algorithms inherently cannot comprehend raw text. They operate exclusively on numerical vectors and matrices. Feature engineering is the critical process of translating the sanitized textual data into a mathematical representation that the algorithms can process, while preserving the linguistic and structural information necessary for accurate classification.</w:t>
+      </w:r>
+    </w:p>
+    <w:bookmarkStart w:id="24" w:name="X2c7f39c4bcaa858b9a1451e904274bc540fd1db"/>
+    <w:p>
+      <w:pPr>
+        <w:pStyle w:val="Heading3"/>
+      </w:pPr>
+      <w:r>
+        <w:t xml:space="preserve">10.1 Term Frequency-Inverse Document Frequency (TF-IDF)</w:t>
+      </w:r>
+    </w:p>
+    <w:p>
+      <w:pPr>
+        <w:pStyle w:val="FirstParagraph"/>
+      </w:pPr>
+      <w:r>
+        <w:t xml:space="preserve">The primary feature extraction architecture utilized in this project is the Term Frequency-Inverse Document Frequency (TF-IDF) vectorization technique. Unlike simpler methods like Bag-of-Words (Count Vectorization) which merely tally how many times a word appears in a document, TF-IDF evaluates the true</w:t>
+      </w:r>
+      <w:r>
+        <w:t xml:space="preserve"> </w:t>
+      </w:r>
+      <w:r>
+        <w:rPr>
+          <w:i/>
+          <w:iCs/>
+        </w:rPr>
+        <w:t xml:space="preserve">statistical importance</w:t>
+      </w:r>
+      <w:r>
+        <w:t xml:space="preserve"> </w:t>
+      </w:r>
+      <w:r>
+        <w:t xml:space="preserve">of a word relative to the entire corpus.</w:t>
       </w:r>
     </w:p>
     <w:p>
       <w:pPr>
         <w:pStyle w:val="BodyText"/>
-        <w:jc w:val="both"/>
-      </w:pPr>
-      <w:r>
-        <w:rPr>
-          <w:b/>
-          <w:bCs/>
-        </w:rPr>
-        <w:t xml:space="preserve">Dataset Statistics:</w:t>
+      </w:pPr>
+      <w:r>
+        <w:t xml:space="preserve">The TF-IDF score for a term is calculated as the product of two distinct metrics:</w:t>
       </w:r>
       <w:r>
         <w:t xml:space="preserve"> </w:t>
@@ -1637,13 +2044,13 @@
           <w:b/>
           <w:bCs/>
         </w:rPr>
-        <w:t xml:space="preserve">Total records:</w:t>
-      </w:r>
-      <w:r>
-        <w:t xml:space="preserve"> </w:t>
-      </w:r>
-      <w:r>
-        <w:t xml:space="preserve">1,000 news articles</w:t>
+        <w:t xml:space="preserve">Term Frequency (TF):</w:t>
+      </w:r>
+      <w:r>
+        <w:t xml:space="preserve"> </w:t>
+      </w:r>
+      <w:r>
+        <w:t xml:space="preserve">Measures how frequently a term occurs within a specific document. The core assumption is that if a word appears many times in an article, it is highly relevant to that specific article’s context.</w:t>
       </w:r>
       <w:r>
         <w:t xml:space="preserve"> </w:t>
@@ -1659,13 +2066,229 @@
           <w:b/>
           <w:bCs/>
         </w:rPr>
-        <w:t xml:space="preserve">Fake news articles:</w:t>
-      </w:r>
-      <w:r>
-        <w:t xml:space="preserve"> </w:t>
-      </w:r>
-      <w:r>
-        <w:t xml:space="preserve">500 (50.0%)</w:t>
+        <w:t xml:space="preserve">Inverse Document Frequency (IDF):</w:t>
+      </w:r>
+      <w:r>
+        <w:t xml:space="preserve"> </w:t>
+      </w:r>
+      <w:r>
+        <w:t xml:space="preserve">Measures how rare or common a term is across the entire corpus of documents. Words that appear in almost every document (like</w:t>
+      </w:r>
+      <w:r>
+        <w:t xml:space="preserve"> </w:t>
+      </w:r>
+      <w:r>
+        <w:t xml:space="preserve">‘the’</w:t>
+      </w:r>
+      <w:r>
+        <w:t xml:space="preserve">,</w:t>
+      </w:r>
+      <w:r>
+        <w:t xml:space="preserve"> </w:t>
+      </w:r>
+      <w:r>
+        <w:t xml:space="preserve">‘is’</w:t>
+      </w:r>
+      <w:r>
+        <w:t xml:space="preserve">,</w:t>
+      </w:r>
+      <w:r>
+        <w:t xml:space="preserve"> </w:t>
+      </w:r>
+      <w:r>
+        <w:t xml:space="preserve">‘and’</w:t>
+      </w:r>
+      <w:r>
+        <w:t xml:space="preserve">) carry very little discriminative power. IDF assigns a low mathematical weight to these ubiquitous terms, while assigning a massive weight penalty to rare, distinctive words that only appear in a subset of documents.</w:t>
+      </w:r>
+    </w:p>
+    <w:p>
+      <w:pPr>
+        <w:pStyle w:val="BodyText"/>
+      </w:pPr>
+      <w:r>
+        <w:t xml:space="preserve">By multiplying these two values, TF-IDF creates a sophisticated numerical vector where highly discriminative, context-specific words dominate the feature space, allowing the classifier to easily separate the classes.</w:t>
+      </w:r>
+    </w:p>
+    <w:bookmarkEnd w:id="24"/>
+    <w:bookmarkStart w:id="25" w:name="the-core-enhancement-character-n-grams"/>
+    <w:p>
+      <w:pPr>
+        <w:pStyle w:val="Heading3"/>
+      </w:pPr>
+      <w:r>
+        <w:t xml:space="preserve">10.2 The Core Enhancement: Character N-Grams</w:t>
+      </w:r>
+    </w:p>
+    <w:p>
+      <w:pPr>
+        <w:pStyle w:val="FirstParagraph"/>
+      </w:pPr>
+      <w:r>
+        <w:t xml:space="preserve">Traditional TF-IDF operates on the word level, meaning it strictly matches whole words. However, this approach is extremely vulnerable to two massive issues prevalent in malicious text:</w:t>
+      </w:r>
+      <w:r>
+        <w:t xml:space="preserve"> </w:t>
+      </w:r>
+      <w:r>
+        <w:t xml:space="preserve">1.</w:t>
+      </w:r>
+      <w:r>
+        <w:t xml:space="preserve"> </w:t>
+      </w:r>
+      <w:r>
+        <w:rPr>
+          <w:b/>
+          <w:bCs/>
+        </w:rPr>
+        <w:t xml:space="preserve">Deliberate Obfuscation &amp; Misspellings:</w:t>
+      </w:r>
+      <w:r>
+        <w:t xml:space="preserve"> </w:t>
+      </w:r>
+      <w:r>
+        <w:t xml:space="preserve">Phishing attackers frequently misspell critical words intentionally (e.g., writing</w:t>
+      </w:r>
+      <w:r>
+        <w:t xml:space="preserve"> </w:t>
+      </w:r>
+      <w:r>
+        <w:t xml:space="preserve">‘paypa1’</w:t>
+      </w:r>
+      <w:r>
+        <w:t xml:space="preserve"> </w:t>
+      </w:r>
+      <w:r>
+        <w:t xml:space="preserve">instead of</w:t>
+      </w:r>
+      <w:r>
+        <w:t xml:space="preserve"> </w:t>
+      </w:r>
+      <w:r>
+        <w:t xml:space="preserve">‘paypal’</w:t>
+      </w:r>
+      <w:r>
+        <w:t xml:space="preserve">, or</w:t>
+      </w:r>
+      <w:r>
+        <w:t xml:space="preserve"> </w:t>
+      </w:r>
+      <w:r>
+        <w:t xml:space="preserve">‘urgnt’</w:t>
+      </w:r>
+      <w:r>
+        <w:t xml:space="preserve">) specifically to evade word-based spam filters.</w:t>
+      </w:r>
+      <w:r>
+        <w:t xml:space="preserve"> </w:t>
+      </w:r>
+      <w:r>
+        <w:t xml:space="preserve">2.</w:t>
+      </w:r>
+      <w:r>
+        <w:t xml:space="preserve"> </w:t>
+      </w:r>
+      <w:r>
+        <w:rPr>
+          <w:b/>
+          <w:bCs/>
+        </w:rPr>
+        <w:t xml:space="preserve">Out-of-Vocabulary (OOV) Terms:</w:t>
+      </w:r>
+      <w:r>
+        <w:t xml:space="preserve"> </w:t>
+      </w:r>
+      <w:r>
+        <w:t xml:space="preserve">If a user inputs text containing novel words the model has never seen during training, a standard word-vectorizer simply ignores them, severely crippling prediction accuracy.</w:t>
+      </w:r>
+    </w:p>
+    <w:p>
+      <w:pPr>
+        <w:pStyle w:val="BodyText"/>
+      </w:pPr>
+      <w:r>
+        <w:t xml:space="preserve">To solve this critical vulnerability, this project enhances the TF-IDF vectorizer by configuring it to operate on</w:t>
+      </w:r>
+      <w:r>
+        <w:t xml:space="preserve"> </w:t>
+      </w:r>
+      <w:r>
+        <w:rPr>
+          <w:b/>
+          <w:bCs/>
+        </w:rPr>
+        <w:t xml:space="preserve">Character N-Grams</w:t>
+      </w:r>
+      <w:r>
+        <w:t xml:space="preserve"> </w:t>
+      </w:r>
+      <w:r>
+        <w:t xml:space="preserve">rather than whole words. Specifically, the model is configured with nalyzer=</w:t>
+      </w:r>
+      <w:r>
+        <w:t xml:space="preserve">‘char_wb’</w:t>
+      </w:r>
+      <w:r>
+        <w:t xml:space="preserve"> </w:t>
+      </w:r>
+      <w:r>
+        <w:t xml:space="preserve">and</w:t>
+      </w:r>
+      <w:r>
+        <w:t xml:space="preserve"> </w:t>
+      </w:r>
+      <w:r>
+        <w:t xml:space="preserve">gram_range=(3, 5).</w:t>
+      </w:r>
+    </w:p>
+    <w:p>
+      <w:pPr>
+        <w:pStyle w:val="BodyText"/>
+      </w:pPr>
+      <w:r>
+        <w:t xml:space="preserve">Instead of isolating the whole word</w:t>
+      </w:r>
+      <w:r>
+        <w:t xml:space="preserve"> </w:t>
+      </w:r>
+      <w:r>
+        <w:t xml:space="preserve">‘urgent’</w:t>
+      </w:r>
+      <w:r>
+        <w:t xml:space="preserve">, the vectorizer breaks it down into statistical character sequences spanning 3 to 5 letters, such as</w:t>
+      </w:r>
+      <w:r>
+        <w:t xml:space="preserve"> </w:t>
+      </w:r>
+      <w:r>
+        <w:t xml:space="preserve">‘urg’</w:t>
+      </w:r>
+      <w:r>
+        <w:t xml:space="preserve">,</w:t>
+      </w:r>
+      <w:r>
+        <w:t xml:space="preserve"> </w:t>
+      </w:r>
+      <w:r>
+        <w:t xml:space="preserve">‘rge’</w:t>
+      </w:r>
+      <w:r>
+        <w:t xml:space="preserve">,</w:t>
+      </w:r>
+      <w:r>
+        <w:t xml:space="preserve"> </w:t>
+      </w:r>
+      <w:r>
+        <w:t xml:space="preserve">‘gent’</w:t>
+      </w:r>
+      <w:r>
+        <w:t xml:space="preserve">.</w:t>
+      </w:r>
+      <w:r>
+        <w:t xml:space="preserve"> </w:t>
+      </w:r>
+      <w:r>
+        <w:t xml:space="preserve">This provides a massive mathematical advantage:</w:t>
       </w:r>
       <w:r>
         <w:t xml:space="preserve"> </w:t>
@@ -1681,13 +2304,43 @@
           <w:b/>
           <w:bCs/>
         </w:rPr>
-        <w:t xml:space="preserve">Real news articles:</w:t>
-      </w:r>
-      <w:r>
-        <w:t xml:space="preserve"> </w:t>
-      </w:r>
-      <w:r>
-        <w:t xml:space="preserve">500 (50.0%)</w:t>
+        <w:t xml:space="preserve">Resilience to Typos:</w:t>
+      </w:r>
+      <w:r>
+        <w:t xml:space="preserve"> </w:t>
+      </w:r>
+      <w:r>
+        <w:t xml:space="preserve">If an attacker writes</w:t>
+      </w:r>
+      <w:r>
+        <w:t xml:space="preserve"> </w:t>
+      </w:r>
+      <w:r>
+        <w:t xml:space="preserve">‘urgnt’</w:t>
+      </w:r>
+      <w:r>
+        <w:t xml:space="preserve">, the model still recognizes the character sequences</w:t>
+      </w:r>
+      <w:r>
+        <w:t xml:space="preserve"> </w:t>
+      </w:r>
+      <w:r>
+        <w:t xml:space="preserve">‘urg’</w:t>
+      </w:r>
+      <w:r>
+        <w:t xml:space="preserve"> </w:t>
+      </w:r>
+      <w:r>
+        <w:t xml:space="preserve">and</w:t>
+      </w:r>
+      <w:r>
+        <w:t xml:space="preserve"> </w:t>
+      </w:r>
+      <w:r>
+        <w:t xml:space="preserve">‘gnt’</w:t>
+      </w:r>
+      <w:r>
+        <w:t xml:space="preserve">. The statistical overlap is high enough that the classifier still correctly identifies the malicious intent.</w:t>
       </w:r>
       <w:r>
         <w:t xml:space="preserve"> </w:t>
@@ -1703,70 +2356,60 @@
           <w:b/>
           <w:bCs/>
         </w:rPr>
-        <w:t xml:space="preserve">Columns:</w:t>
-      </w:r>
-      <w:r>
-        <w:t xml:space="preserve"> </w:t>
-      </w:r>
-      <w:r>
-        <w:rPr>
-          <w:rStyle w:val="VerbatimChar"/>
-        </w:rPr>
-        <w:t xml:space="preserve">text</w:t>
-      </w:r>
-      <w:r>
-        <w:t xml:space="preserve"> </w:t>
-      </w:r>
-      <w:r>
-        <w:t xml:space="preserve">(The news article or headline),</w:t>
-      </w:r>
-      <w:r>
-        <w:t xml:space="preserve"> </w:t>
-      </w:r>
-      <w:r>
-        <w:rPr>
-          <w:rStyle w:val="VerbatimChar"/>
-        </w:rPr>
-        <w:t xml:space="preserve">label</w:t>
-      </w:r>
-      <w:r>
-        <w:t xml:space="preserve"> </w:t>
-      </w:r>
-      <w:r>
-        <w:t xml:space="preserve">(Target class — Fake (0) or Real (1))</w:t>
+        <w:t xml:space="preserve">Morphological Understanding:</w:t>
+      </w:r>
+      <w:r>
+        <w:t xml:space="preserve"> </w:t>
+      </w:r>
+      <w:r>
+        <w:t xml:space="preserve">Character N-Grams naturally capture prefixes and suffixes (e.g.,</w:t>
+      </w:r>
+      <w:r>
+        <w:t xml:space="preserve"> </w:t>
+      </w:r>
+      <w:r>
+        <w:t xml:space="preserve">‘ing’</w:t>
+      </w:r>
+      <w:r>
+        <w:t xml:space="preserve">,</w:t>
+      </w:r>
+      <w:r>
+        <w:t xml:space="preserve"> </w:t>
+      </w:r>
+      <w:r>
+        <w:t xml:space="preserve">‘tion’</w:t>
+      </w:r>
+      <w:r>
+        <w:t xml:space="preserve">,</w:t>
+      </w:r>
+      <w:r>
+        <w:t xml:space="preserve"> </w:t>
+      </w:r>
+      <w:r>
+        <w:t xml:space="preserve">‘anti’</w:t>
+      </w:r>
+      <w:r>
+        <w:t xml:space="preserve">), granting the model an implicit understanding of word roots and syntax structure without requiring complex external lemmatization libraries.</w:t>
       </w:r>
     </w:p>
     <w:p>
       <w:pPr>
         <w:pStyle w:val="BodyText"/>
-        <w:jc w:val="both"/>
-      </w:pPr>
-      <w:r>
-        <w:rPr>
-          <w:b/>
-          <w:bCs/>
-        </w:rPr>
-        <w:t xml:space="preserve">Class Distribution:</w:t>
-      </w:r>
-      <w:r>
-        <w:t xml:space="preserve"> </w:t>
-      </w:r>
-      <w:r>
-        <w:t xml:space="preserve">The dataset is perfectly balanced (50% Fake, 50% Real), which is highly favourable for training unbiased classifiers without requiring extensive class-balancing techniques such as SMOTE or class-weighting.</w:t>
-      </w:r>
-    </w:p>
-    <w:p>
-      <w:pPr>
-        <w:jc w:val="both"/>
-      </w:pPr>
+      </w:pPr>
+      <w:r>
+        <w:t xml:space="preserve">The vocabulary size of the TF-IDF vectorizer is capped at a maximum of 3,000 to 5,000 top features to prevent memory exhaustion and to enforce feature dimensionality reduction, ensuring the model focuses exclusively on the most statistically significant character combinations.</w:t>
+      </w:r>
+    </w:p>
+    <w:p>
       <w:r>
         <w:pict>
           <v:rect style="width:0;height:1.5pt" o:hralign="center" o:hrstd="t" o:hr="t"/>
         </w:pict>
       </w:r>
     </w:p>
-    <w:bookmarkEnd w:id="22"/>
-    <w:bookmarkStart w:id="23" w:name="data-preprocessing"/>
+    <w:bookmarkEnd w:id="25"/>
+    <w:bookmarkEnd w:id="26"/>
+    <w:bookmarkStart w:id="31" w:name="machine-learning-models"/>
     <w:p>
       <w:r>
         <w:br w:type="page"/>
@@ -1777,201 +2420,670 @@
         <w:pStyle w:val="Heading2"/>
       </w:pPr>
       <w:r>
-        <w:t xml:space="preserve">9. Data Preprocessing</w:t>
+        <w:t xml:space="preserve">11. Machine Learning Models</w:t>
       </w:r>
     </w:p>
     <w:p>
       <w:pPr>
         <w:pStyle w:val="FirstParagraph"/>
-        <w:jc w:val="both"/>
-      </w:pPr>
-      <w:r>
-        <w:t xml:space="preserve">Raw news text collected from online sources or generated synthetically contains significant noise. A structured preprocessing pipeline is applied to every article before feature extraction:</w:t>
-      </w:r>
-    </w:p>
-    <w:p>
-      <w:pPr>
-        <w:pStyle w:val="Compact"/>
-        <w:numPr>
-          <w:ilvl w:val="0"/>
-          <w:numId w:val="1004"/>
-        </w:numPr>
-        <w:jc w:val="both"/>
-      </w:pPr>
-      <w:r>
-        <w:rPr>
-          <w:b/>
-          <w:bCs/>
-        </w:rPr>
-        <w:t xml:space="preserve">Lowercasing:</w:t>
-      </w:r>
-      <w:r>
-        <w:t xml:space="preserve"> </w:t>
-      </w:r>
-      <w:r>
-        <w:t xml:space="preserve">All text is converted to lowercase to ensure that words such as</w:t>
-      </w:r>
-      <w:r>
-        <w:t xml:space="preserve"> </w:t>
-      </w:r>
-      <w:r>
-        <w:t xml:space="preserve">“News”</w:t>
-      </w:r>
-      <w:r>
-        <w:t xml:space="preserve"> </w:t>
-      </w:r>
-      <w:r>
-        <w:t xml:space="preserve">and</w:t>
-      </w:r>
-      <w:r>
-        <w:t xml:space="preserve"> </w:t>
-      </w:r>
-      <w:r>
-        <w:t xml:space="preserve">“news”</w:t>
-      </w:r>
-      <w:r>
-        <w:t xml:space="preserve"> </w:t>
-      </w:r>
-      <w:r>
-        <w:t xml:space="preserve">are treated identically.</w:t>
-      </w:r>
-    </w:p>
-    <w:p>
-      <w:pPr>
-        <w:pStyle w:val="Compact"/>
-        <w:numPr>
-          <w:ilvl w:val="0"/>
-          <w:numId w:val="1004"/>
-        </w:numPr>
-        <w:jc w:val="both"/>
-      </w:pPr>
-      <w:r>
-        <w:rPr>
-          <w:b/>
-          <w:bCs/>
-        </w:rPr>
-        <w:t xml:space="preserve">HTML Tag Removal:</w:t>
-      </w:r>
-      <w:r>
-        <w:t xml:space="preserve"> </w:t>
-      </w:r>
-      <w:r>
-        <w:t xml:space="preserve">Residual HTML tags picked up during web scraping are stripped out using regular expressions.</w:t>
-      </w:r>
-    </w:p>
-    <w:p>
-      <w:pPr>
-        <w:pStyle w:val="Compact"/>
-        <w:numPr>
-          <w:ilvl w:val="0"/>
-          <w:numId w:val="1004"/>
-        </w:numPr>
-        <w:jc w:val="both"/>
-      </w:pPr>
-      <w:r>
-        <w:rPr>
-          <w:b/>
-          <w:bCs/>
-        </w:rPr>
-        <w:t xml:space="preserve">Punctuation &amp; Special Character Removal:</w:t>
-      </w:r>
-      <w:r>
-        <w:t xml:space="preserve"> </w:t>
-      </w:r>
-      <w:r>
-        <w:t xml:space="preserve">Punctuation marks and non-alphanumeric characters (., !, ?, “”, etc.) are removed as they generally do not contribute to the TF-IDF representation.</w:t>
-      </w:r>
-    </w:p>
-    <w:p>
-      <w:pPr>
-        <w:pStyle w:val="Compact"/>
-        <w:numPr>
-          <w:ilvl w:val="0"/>
-          <w:numId w:val="1004"/>
-        </w:numPr>
-        <w:jc w:val="both"/>
-      </w:pPr>
-      <w:r>
-        <w:rPr>
-          <w:b/>
-          <w:bCs/>
-        </w:rPr>
-        <w:t xml:space="preserve">Whitespace Normalization:</w:t>
-      </w:r>
-      <w:r>
-        <w:t xml:space="preserve"> </w:t>
-      </w:r>
-      <w:r>
-        <w:t xml:space="preserve">Extra spaces, tabs, and newlines are stripped and compressed into single spaces.</w:t>
-      </w:r>
-    </w:p>
-    <w:p>
-      <w:pPr>
-        <w:pStyle w:val="Compact"/>
-        <w:numPr>
-          <w:ilvl w:val="0"/>
-          <w:numId w:val="1004"/>
-        </w:numPr>
-        <w:jc w:val="both"/>
-      </w:pPr>
-      <w:r>
-        <w:rPr>
-          <w:b/>
-          <w:bCs/>
-        </w:rPr>
-        <w:t xml:space="preserve">URL &amp; Emoji Removal:</w:t>
-      </w:r>
-      <w:r>
-        <w:t xml:space="preserve"> </w:t>
-      </w:r>
-      <w:r>
-        <w:t xml:space="preserve">Hyperlinks and emojis are stripped to retain clean textual content.</w:t>
-      </w:r>
-    </w:p>
-    <w:p>
-      <w:pPr>
-        <w:pStyle w:val="Compact"/>
-        <w:numPr>
-          <w:ilvl w:val="0"/>
-          <w:numId w:val="1004"/>
-        </w:numPr>
-        <w:jc w:val="both"/>
-      </w:pPr>
-      <w:r>
-        <w:rPr>
-          <w:b/>
-          <w:bCs/>
-        </w:rPr>
-        <w:t xml:space="preserve">Tokenization &amp; Lemmatization (Optional based on pipeline):</w:t>
-      </w:r>
-      <w:r>
-        <w:t xml:space="preserve"> </w:t>
-      </w:r>
-      <w:r>
-        <w:t xml:space="preserve">Breaking down the text into tokens and reducing words to their dictionary base form.</w:t>
+      </w:pPr>
+      <w:r>
+        <w:t xml:space="preserve">In this project, four supervised classification algorithms are implemented, evaluated, and compared. The objective is to determine which mathematical approach best captures the linguistic patterns indicative of deceptive text. Each algorithm operates on fundamentally different mathematical principles, providing a comprehensive evaluation of linear, probabilistic, ensemble, and non-linear neural architectures.</w:t>
+      </w:r>
+    </w:p>
+    <w:bookmarkStart w:id="27" w:name="Xe8c97a0783636bf65cbbbef6dd7626e70c9b3dc"/>
+    <w:p>
+      <w:pPr>
+        <w:pStyle w:val="Heading3"/>
+      </w:pPr>
+      <w:r>
+        <w:t xml:space="preserve">11.1 Logistic Regression (Parametric Linear Model)</w:t>
       </w:r>
     </w:p>
     <w:p>
       <w:pPr>
         <w:pStyle w:val="FirstParagraph"/>
-        <w:jc w:val="both"/>
-      </w:pPr>
-      <w:r>
-        <w:t xml:space="preserve">The output of this pipeline is a cleaned, normalized string for every article, passed directly to the feature-extraction stage.</w:t>
-      </w:r>
-    </w:p>
-    <w:p>
-      <w:pPr>
-        <w:jc w:val="both"/>
-      </w:pPr>
+      </w:pPr>
+      <w:r>
+        <w:rPr>
+          <w:b/>
+          <w:bCs/>
+        </w:rPr>
+        <w:t xml:space="preserve">Working Principle:</w:t>
+      </w:r>
+      <w:r>
+        <w:t xml:space="preserve"> </w:t>
+      </w:r>
+      <w:r>
+        <w:t xml:space="preserve">Logistic Regression is a foundational statistical model used for binary classification tasks. Despite its name, it is a classification algorithm rather than a regression one. It estimates the probability that a given input feature vector belongs to the positive class (e.g., Fake News or Phishing) by computing a weighted linear combination of the input features and passing the result through a logistic (sigmoid) function. The sigmoid function maps any real-valued number into a strict range between 0 and 1, representing a valid probability distribution.</w:t>
+      </w:r>
+      <w:r>
+        <w:t xml:space="preserve"> </w:t>
+      </w:r>
+      <w:r>
+        <w:t xml:space="preserve">Mathematically, the hypothesis function is defined as:</w:t>
+      </w:r>
+      <w:r>
+        <w:t xml:space="preserve"> </w:t>
+      </w:r>
+      <w:r>
+        <w:t xml:space="preserve">h(x) = 1 / (1 + e</w:t>
+      </w:r>
+      <w:r>
+        <w:rPr>
+          <w:vertAlign w:val="superscript"/>
+        </w:rPr>
+        <w:t xml:space="preserve">-(w</w:t>
+      </w:r>
+      <w:r>
+        <w:t xml:space="preserve">T x + b))</w:t>
+      </w:r>
+      <w:r>
+        <w:t xml:space="preserve"> </w:t>
+      </w:r>
+      <w:r>
+        <w:t xml:space="preserve">where w represents the learned weight vector for the TF-IDF features, x is the input feature vector, and  is the bias term. During the training phase, the algorithm optimizes these weights using Gradient Descent or solvers like L-BFGS, minimizing the Log-Loss (Binary Cross-Entropy) cost function.</w:t>
+      </w:r>
+    </w:p>
+    <w:p>
+      <w:pPr>
+        <w:pStyle w:val="BodyText"/>
+      </w:pPr>
+      <w:r>
+        <w:rPr>
+          <w:b/>
+          <w:bCs/>
+        </w:rPr>
+        <w:t xml:space="preserve">Advantages:</w:t>
+      </w:r>
+      <w:r>
+        <w:t xml:space="preserve"> </w:t>
+      </w:r>
+      <w:r>
+        <w:t xml:space="preserve">*</w:t>
+      </w:r>
+      <w:r>
+        <w:t xml:space="preserve"> </w:t>
+      </w:r>
+      <w:r>
+        <w:rPr>
+          <w:b/>
+          <w:bCs/>
+        </w:rPr>
+        <w:t xml:space="preserve">Extreme Efficiency:</w:t>
+      </w:r>
+      <w:r>
+        <w:t xml:space="preserve"> </w:t>
+      </w:r>
+      <w:r>
+        <w:t xml:space="preserve">It is computationally lightweight, meaning it can be trained on massive datasets in seconds and perform real-time inference with negligible latency.</w:t>
+      </w:r>
+      <w:r>
+        <w:t xml:space="preserve"> </w:t>
+      </w:r>
+      <w:r>
+        <w:t xml:space="preserve">*</w:t>
+      </w:r>
+      <w:r>
+        <w:t xml:space="preserve"> </w:t>
+      </w:r>
+      <w:r>
+        <w:rPr>
+          <w:b/>
+          <w:bCs/>
+        </w:rPr>
+        <w:t xml:space="preserve">High Interpretability:</w:t>
+      </w:r>
+      <w:r>
+        <w:t xml:space="preserve"> </w:t>
+      </w:r>
+      <w:r>
+        <w:t xml:space="preserve">The learned weight vector w directly corresponds to feature importance. By examining the largest positive and negative weights, we can extract the exact vocabulary words that the model considers indicative of fake or legitimate content.</w:t>
+      </w:r>
+      <w:r>
+        <w:t xml:space="preserve"> </w:t>
+      </w:r>
+      <w:r>
+        <w:t xml:space="preserve">*</w:t>
+      </w:r>
+      <w:r>
+        <w:t xml:space="preserve"> </w:t>
+      </w:r>
+      <w:r>
+        <w:rPr>
+          <w:b/>
+          <w:bCs/>
+        </w:rPr>
+        <w:t xml:space="preserve">Robustness to Sparsity:</w:t>
+      </w:r>
+      <w:r>
+        <w:t xml:space="preserve"> </w:t>
+      </w:r>
+      <w:r>
+        <w:t xml:space="preserve">Text data converted via TF-IDF results in highly sparse matrices (mostly zeros). Logistic Regression handles sparse, high-dimensional spaces exceptionally well without suffering from the curse of dimensionality.</w:t>
+      </w:r>
+    </w:p>
+    <w:p>
+      <w:pPr>
+        <w:pStyle w:val="BodyText"/>
+      </w:pPr>
+      <w:r>
+        <w:rPr>
+          <w:b/>
+          <w:bCs/>
+        </w:rPr>
+        <w:t xml:space="preserve">Disadvantages:</w:t>
+      </w:r>
+      <w:r>
+        <w:t xml:space="preserve"> </w:t>
+      </w:r>
+      <w:r>
+        <w:t xml:space="preserve">*</w:t>
+      </w:r>
+      <w:r>
+        <w:t xml:space="preserve"> </w:t>
+      </w:r>
+      <w:r>
+        <w:rPr>
+          <w:b/>
+          <w:bCs/>
+        </w:rPr>
+        <w:t xml:space="preserve">Linear Decision Boundary:</w:t>
+      </w:r>
+      <w:r>
+        <w:t xml:space="preserve"> </w:t>
+      </w:r>
+      <w:r>
+        <w:t xml:space="preserve">The model assumes that the classes can be separated by a single linear hyperplane. It cannot inherently capture complex, non-linear relationships or multi-word semantic dependencies unless explicit polynomial features or interaction terms are engineered.</w:t>
+      </w:r>
+    </w:p>
+    <w:bookmarkEnd w:id="27"/>
+    <w:bookmarkStart w:id="28" w:name="random-forest-ensemble-learning"/>
+    <w:p>
+      <w:pPr>
+        <w:pStyle w:val="Heading3"/>
+      </w:pPr>
+      <w:r>
+        <w:t xml:space="preserve">11.2 Random Forest (Ensemble Learning)</w:t>
+      </w:r>
+    </w:p>
+    <w:p>
+      <w:pPr>
+        <w:pStyle w:val="FirstParagraph"/>
+      </w:pPr>
+      <w:r>
+        <w:rPr>
+          <w:b/>
+          <w:bCs/>
+        </w:rPr>
+        <w:t xml:space="preserve">Working Principle:</w:t>
+      </w:r>
+      <w:r>
+        <w:t xml:space="preserve"> </w:t>
+      </w:r>
+      <w:r>
+        <w:t xml:space="preserve">Random Forest is a highly powerful ensemble learning method based on the aggregation of multiple Decision Trees. Instead of relying on a single complex tree (which is highly prone to overfitting the training data), Random Forest constructs a</w:t>
+      </w:r>
+      <w:r>
+        <w:t xml:space="preserve"> </w:t>
+      </w:r>
+      <w:r>
+        <w:t xml:space="preserve">‘forest’</w:t>
+      </w:r>
+      <w:r>
+        <w:t xml:space="preserve"> </w:t>
+      </w:r>
+      <w:r>
+        <w:t xml:space="preserve">of hundreds of independent trees.</w:t>
+      </w:r>
+      <w:r>
+        <w:t xml:space="preserve"> </w:t>
+      </w:r>
+      <w:r>
+        <w:t xml:space="preserve">It utilizes a technique called Bootstrap Aggregating (Bagging). During training, each decision tree is trained on a random subsample of the training data (with replacement). Furthermore, at each node split within a tree, only a random subset of the TF-IDF features is considered. When a new text document is inputted for prediction, it is passed down through all the trees in the forest. Each tree casts a</w:t>
+      </w:r>
+      <w:r>
+        <w:t xml:space="preserve"> </w:t>
+      </w:r>
+      <w:r>
+        <w:t xml:space="preserve">‘vote’</w:t>
+      </w:r>
+      <w:r>
+        <w:t xml:space="preserve"> </w:t>
+      </w:r>
+      <w:r>
+        <w:t xml:space="preserve">for the class label, and the Random Forest outputs the majority vote as the final prediction.</w:t>
+      </w:r>
+    </w:p>
+    <w:p>
+      <w:pPr>
+        <w:pStyle w:val="BodyText"/>
+      </w:pPr>
+      <w:r>
+        <w:rPr>
+          <w:b/>
+          <w:bCs/>
+        </w:rPr>
+        <w:t xml:space="preserve">Advantages:</w:t>
+      </w:r>
+      <w:r>
+        <w:t xml:space="preserve"> </w:t>
+      </w:r>
+      <w:r>
+        <w:t xml:space="preserve">*</w:t>
+      </w:r>
+      <w:r>
+        <w:t xml:space="preserve"> </w:t>
+      </w:r>
+      <w:r>
+        <w:rPr>
+          <w:b/>
+          <w:bCs/>
+        </w:rPr>
+        <w:t xml:space="preserve">Non-Linearity:</w:t>
+      </w:r>
+      <w:r>
+        <w:t xml:space="preserve"> </w:t>
+      </w:r>
+      <w:r>
+        <w:t xml:space="preserve">It naturally captures complex, non-linear interactions between words and phrases without requiring explicit feature engineering.</w:t>
+      </w:r>
+      <w:r>
+        <w:t xml:space="preserve"> </w:t>
+      </w:r>
+      <w:r>
+        <w:t xml:space="preserve">*</w:t>
+      </w:r>
+      <w:r>
+        <w:t xml:space="preserve"> </w:t>
+      </w:r>
+      <w:r>
+        <w:rPr>
+          <w:b/>
+          <w:bCs/>
+        </w:rPr>
+        <w:t xml:space="preserve">Resilience to Overfitting:</w:t>
+      </w:r>
+      <w:r>
+        <w:t xml:space="preserve"> </w:t>
+      </w:r>
+      <w:r>
+        <w:t xml:space="preserve">The bagging mechanism and feature randomness ensure that the model generalizes well to unseen data, acting as a strong regularizer against the noise inherent in natural language data.</w:t>
+      </w:r>
+      <w:r>
+        <w:t xml:space="preserve"> </w:t>
+      </w:r>
+      <w:r>
+        <w:t xml:space="preserve">*</w:t>
+      </w:r>
+      <w:r>
+        <w:t xml:space="preserve"> </w:t>
+      </w:r>
+      <w:r>
+        <w:rPr>
+          <w:b/>
+          <w:bCs/>
+        </w:rPr>
+        <w:t xml:space="preserve">Feature Importance:</w:t>
+      </w:r>
+      <w:r>
+        <w:t xml:space="preserve"> </w:t>
+      </w:r>
+      <w:r>
+        <w:t xml:space="preserve">It calculates Gini importance or mean decrease in impurity, allowing for structural analysis of which textual features contributed most to reducing classification error.</w:t>
+      </w:r>
+    </w:p>
+    <w:p>
+      <w:pPr>
+        <w:pStyle w:val="BodyText"/>
+      </w:pPr>
+      <w:r>
+        <w:rPr>
+          <w:b/>
+          <w:bCs/>
+        </w:rPr>
+        <w:t xml:space="preserve">Disadvantages:</w:t>
+      </w:r>
+      <w:r>
+        <w:t xml:space="preserve"> </w:t>
+      </w:r>
+      <w:r>
+        <w:t xml:space="preserve">*</w:t>
+      </w:r>
+      <w:r>
+        <w:t xml:space="preserve"> </w:t>
+      </w:r>
+      <w:r>
+        <w:rPr>
+          <w:b/>
+          <w:bCs/>
+        </w:rPr>
+        <w:t xml:space="preserve">Computational Cost:</w:t>
+      </w:r>
+      <w:r>
+        <w:t xml:space="preserve"> </w:t>
+      </w:r>
+      <w:r>
+        <w:t xml:space="preserve">Training hundreds of trees on thousands of TF-IDF features is computationally intensive and requires significantly more memory than linear models.</w:t>
+      </w:r>
+      <w:r>
+        <w:t xml:space="preserve"> </w:t>
+      </w:r>
+      <w:r>
+        <w:t xml:space="preserve">*</w:t>
+      </w:r>
+      <w:r>
+        <w:t xml:space="preserve"> </w:t>
+      </w:r>
+      <w:r>
+        <w:rPr>
+          <w:b/>
+          <w:bCs/>
+        </w:rPr>
+        <w:t xml:space="preserve">Inference Speed:</w:t>
+      </w:r>
+      <w:r>
+        <w:t xml:space="preserve"> </w:t>
+      </w:r>
+      <w:r>
+        <w:t xml:space="preserve">Real-time prediction is slower because the input vector must traverse every tree in the ensemble.</w:t>
+      </w:r>
+      <w:r>
+        <w:t xml:space="preserve"> </w:t>
+      </w:r>
+      <w:r>
+        <w:t xml:space="preserve">*</w:t>
+      </w:r>
+      <w:r>
+        <w:t xml:space="preserve"> </w:t>
+      </w:r>
+      <w:r>
+        <w:rPr>
+          <w:b/>
+          <w:bCs/>
+        </w:rPr>
+        <w:t xml:space="preserve">Black Box Nature:</w:t>
+      </w:r>
+      <w:r>
+        <w:t xml:space="preserve"> </w:t>
+      </w:r>
+      <w:r>
+        <w:t xml:space="preserve">While feature importance is available, tracing the exact decision path for a specific prediction is convoluted, reducing the model’s transparency compared to Logistic Regression.</w:t>
+      </w:r>
+    </w:p>
+    <w:bookmarkEnd w:id="28"/>
+    <w:bookmarkStart w:id="29" w:name="naive-bayes-k-nearest-neighbors"/>
+    <w:p>
+      <w:pPr>
+        <w:pStyle w:val="Heading3"/>
+      </w:pPr>
+      <w:r>
+        <w:t xml:space="preserve">11.3 Naive Bayes / K-Nearest Neighbors</w:t>
+      </w:r>
+    </w:p>
+    <w:p>
+      <w:pPr>
+        <w:pStyle w:val="FirstParagraph"/>
+      </w:pPr>
+      <w:r>
+        <w:t xml:space="preserve">Depending on the specific pipeline, either Multinomial Naive Bayes or K-Nearest Neighbors (KNN) serves as the baseline algorithmic approach.</w:t>
+      </w:r>
+      <w:r>
+        <w:t xml:space="preserve"> </w:t>
+      </w:r>
+      <w:r>
+        <w:t xml:space="preserve">*</w:t>
+      </w:r>
+      <w:r>
+        <w:t xml:space="preserve"> </w:t>
+      </w:r>
+      <w:r>
+        <w:rPr>
+          <w:b/>
+          <w:bCs/>
+        </w:rPr>
+        <w:t xml:space="preserve">Multinomial Naive Bayes:</w:t>
+      </w:r>
+      <w:r>
+        <w:t xml:space="preserve"> </w:t>
+      </w:r>
+      <w:r>
+        <w:t xml:space="preserve">Based on Bayes’ Theorem, this probabilistic classifier calculates the conditional probability of each class given the observed word frequencies. It makes a</w:t>
+      </w:r>
+      <w:r>
+        <w:t xml:space="preserve"> </w:t>
+      </w:r>
+      <w:r>
+        <w:t xml:space="preserve">‘naive’</w:t>
+      </w:r>
+      <w:r>
+        <w:t xml:space="preserve"> </w:t>
+      </w:r>
+      <w:r>
+        <w:t xml:space="preserve">assumption that every word in the document is conditionally independent of every other word, given the class label. Despite this biologically implausible assumption (as grammar dictates word dependence), Naive Bayes performs remarkably well on text classification, specifically for spam and fake news filtering, due to its ability to handle discrete word counts effectively.</w:t>
+      </w:r>
+      <w:r>
+        <w:t xml:space="preserve"> </w:t>
+      </w:r>
+      <w:r>
+        <w:t xml:space="preserve">*</w:t>
+      </w:r>
+      <w:r>
+        <w:t xml:space="preserve"> </w:t>
+      </w:r>
+      <w:r>
+        <w:rPr>
+          <w:b/>
+          <w:bCs/>
+        </w:rPr>
+        <w:t xml:space="preserve">K-Nearest Neighbors (KNN):</w:t>
+      </w:r>
+      <w:r>
+        <w:t xml:space="preserve"> </w:t>
+      </w:r>
+      <w:r>
+        <w:t xml:space="preserve">KNN is a non-parametric, lazy learning algorithm. It does not possess a formal training phase where weights are optimized. Instead, it memorizes the entire training dataset. During inference, it calculates the spatial distance (typically Euclidean or Cosine similarity) between the new TF-IDF vector and all vectors in the training set. It then assigns the class label based on the majority vote of the</w:t>
+      </w:r>
+      <w:r>
+        <w:t xml:space="preserve"> </w:t>
+      </w:r>
+      <w:r>
+        <w:t xml:space="preserve">‘K’</w:t>
+      </w:r>
+      <w:r>
+        <w:t xml:space="preserve"> </w:t>
+      </w:r>
+      <w:r>
+        <w:t xml:space="preserve">closest neighbors. While highly intuitive, KNN suffers from extreme latency during prediction on large datasets, as it must compute distances against the entire corpus.</w:t>
+      </w:r>
+    </w:p>
+    <w:bookmarkEnd w:id="29"/>
+    <w:bookmarkStart w:id="30" w:name="Xbd16f747144e3e872729d70ca86a16f79eeb517"/>
+    <w:p>
+      <w:pPr>
+        <w:pStyle w:val="Heading3"/>
+      </w:pPr>
+      <w:r>
+        <w:t xml:space="preserve">11.4 Simple Neural Network (Multi-Layer Perceptron)</w:t>
+      </w:r>
+    </w:p>
+    <w:p>
+      <w:pPr>
+        <w:pStyle w:val="FirstParagraph"/>
+      </w:pPr>
+      <w:r>
+        <w:rPr>
+          <w:b/>
+          <w:bCs/>
+        </w:rPr>
+        <w:t xml:space="preserve">Working Principle:</w:t>
+      </w:r>
+      <w:r>
+        <w:t xml:space="preserve"> </w:t>
+      </w:r>
+      <w:r>
+        <w:t xml:space="preserve">To explore deep learning capabilities, a feed-forward Artificial Neural Network, specifically a Multi-Layer Perceptron (MLP), is utilized. The architecture consists of an input layer scaled to the exact vocabulary size of the TF-IDF vectorizer, followed by one or more fully connected hidden layers, and a final output layer.</w:t>
+      </w:r>
+      <w:r>
+        <w:t xml:space="preserve"> </w:t>
+      </w:r>
+      <w:r>
+        <w:t xml:space="preserve">Each node (neuron) in the hidden layers computes a weighted sum of its inputs and applies a non-linear activation function, such as the Rectified Linear Unit (ReLU: (x) = max(0, x)). This non-linearity allows the network to learn highly abstract hierarchical representations of the text. The output layer employs a Sigmoid activation function to yield a binary probability score. The network is trained using the Backpropagation algorithm, dynamically adjusting its internal weights via an optimization algorithm like Adam to minimize the classification error over multiple iterations (epochs).</w:t>
+      </w:r>
+    </w:p>
+    <w:p>
+      <w:pPr>
+        <w:pStyle w:val="BodyText"/>
+      </w:pPr>
+      <w:r>
+        <w:rPr>
+          <w:b/>
+          <w:bCs/>
+        </w:rPr>
+        <w:t xml:space="preserve">Advantages:</w:t>
+      </w:r>
+      <w:r>
+        <w:t xml:space="preserve"> </w:t>
+      </w:r>
+      <w:r>
+        <w:t xml:space="preserve">*</w:t>
+      </w:r>
+      <w:r>
+        <w:t xml:space="preserve"> </w:t>
+      </w:r>
+      <w:r>
+        <w:rPr>
+          <w:b/>
+          <w:bCs/>
+        </w:rPr>
+        <w:t xml:space="preserve">Supreme Flexibility:</w:t>
+      </w:r>
+      <w:r>
+        <w:t xml:space="preserve"> </w:t>
+      </w:r>
+      <w:r>
+        <w:t xml:space="preserve">Given sufficient data and layers, neural networks can approximate almost any continuous function, allowing them to decipher incredibly subtle and complex linguistic patterns that evade classical models.</w:t>
+      </w:r>
+      <w:r>
+        <w:t xml:space="preserve"> </w:t>
+      </w:r>
+      <w:r>
+        <w:t xml:space="preserve">*</w:t>
+      </w:r>
+      <w:r>
+        <w:t xml:space="preserve"> </w:t>
+      </w:r>
+      <w:r>
+        <w:rPr>
+          <w:b/>
+          <w:bCs/>
+        </w:rPr>
+        <w:t xml:space="preserve">Scalability:</w:t>
+      </w:r>
+      <w:r>
+        <w:t xml:space="preserve"> </w:t>
+      </w:r>
+      <w:r>
+        <w:t xml:space="preserve">They benefit massively from larger datasets and can be seamlessly upgraded to more advanced architectures like LSTMs or Transformers for sequential text processing.</w:t>
+      </w:r>
+    </w:p>
+    <w:p>
+      <w:pPr>
+        <w:pStyle w:val="BodyText"/>
+      </w:pPr>
+      <w:r>
+        <w:rPr>
+          <w:b/>
+          <w:bCs/>
+        </w:rPr>
+        <w:t xml:space="preserve">Disadvantages:</w:t>
+      </w:r>
+      <w:r>
+        <w:t xml:space="preserve"> </w:t>
+      </w:r>
+      <w:r>
+        <w:t xml:space="preserve">*</w:t>
+      </w:r>
+      <w:r>
+        <w:t xml:space="preserve"> </w:t>
+      </w:r>
+      <w:r>
+        <w:rPr>
+          <w:b/>
+          <w:bCs/>
+        </w:rPr>
+        <w:t xml:space="preserve">Data Hunger:</w:t>
+      </w:r>
+      <w:r>
+        <w:t xml:space="preserve"> </w:t>
+      </w:r>
+      <w:r>
+        <w:t xml:space="preserve">Neural networks require vast amounts of labelled data to converge optimally; on smaller datasets, they are highly prone to severe overfitting unless heavily regularized using Dropout or weight decay.</w:t>
+      </w:r>
+      <w:r>
+        <w:t xml:space="preserve"> </w:t>
+      </w:r>
+      <w:r>
+        <w:t xml:space="preserve">*</w:t>
+      </w:r>
+      <w:r>
+        <w:t xml:space="preserve"> </w:t>
+      </w:r>
+      <w:r>
+        <w:rPr>
+          <w:b/>
+          <w:bCs/>
+        </w:rPr>
+        <w:t xml:space="preserve">Resource Intensive:</w:t>
+      </w:r>
+      <w:r>
+        <w:t xml:space="preserve"> </w:t>
+      </w:r>
+      <w:r>
+        <w:t xml:space="preserve">Training requires substantial computational power, typically necessitating GPU acceleration for efficiency.</w:t>
+      </w:r>
+      <w:r>
+        <w:t xml:space="preserve"> </w:t>
+      </w:r>
+      <w:r>
+        <w:t xml:space="preserve">*</w:t>
+      </w:r>
+      <w:r>
+        <w:t xml:space="preserve"> </w:t>
+      </w:r>
+      <w:r>
+        <w:rPr>
+          <w:b/>
+          <w:bCs/>
+        </w:rPr>
+        <w:t xml:space="preserve">Lack of Interpretability:</w:t>
+      </w:r>
+      <w:r>
+        <w:t xml:space="preserve"> </w:t>
+      </w:r>
+      <w:r>
+        <w:t xml:space="preserve">They operate as a</w:t>
+      </w:r>
+      <w:r>
+        <w:t xml:space="preserve"> </w:t>
+      </w:r>
+      <w:r>
+        <w:t xml:space="preserve">‘black box’</w:t>
+      </w:r>
+      <w:r>
+        <w:t xml:space="preserve">. It is extraordinarily difficult to map a final prediction back to specific input words, making it challenging to explain the model’s reasoning to end-users or compliance auditors.</w:t>
+      </w:r>
+    </w:p>
+    <w:p>
       <w:r>
         <w:pict>
           <v:rect style="width:0;height:1.5pt" o:hralign="center" o:hrstd="t" o:hr="t"/>
         </w:pict>
       </w:r>
     </w:p>
-    <w:bookmarkEnd w:id="23"/>
-    <w:bookmarkStart w:id="25" w:name="feature-engineering"/>
+    <w:bookmarkEnd w:id="30"/>
+    <w:bookmarkEnd w:id="31"/>
+    <w:bookmarkStart w:id="32" w:name="model-training"/>
     <w:p>
       <w:r>
         <w:br w:type="page"/>
@@ -1982,117 +3094,158 @@
         <w:pStyle w:val="Heading2"/>
       </w:pPr>
       <w:r>
-        <w:t xml:space="preserve">10. Feature Engineering</w:t>
-      </w:r>
-    </w:p>
-    <w:bookmarkStart w:id="24" w:name="Xd7c16e1dd0e1d06c5d0bd5309e6bbd1b6927c72"/>
-    <w:p>
-      <w:pPr>
-        <w:pStyle w:val="Heading3"/>
-      </w:pPr>
-      <w:r>
-        <w:t xml:space="preserve">TF-IDF Vectorization with Character N-Grams</w:t>
+        <w:t xml:space="preserve">12. Model Training</w:t>
       </w:r>
     </w:p>
     <w:p>
       <w:pPr>
         <w:pStyle w:val="FirstParagraph"/>
-        <w:jc w:val="both"/>
-      </w:pPr>
-      <w:r>
-        <w:t xml:space="preserve">Term Frequency-Inverse Document Frequency (TF-IDF) is used as the primary feature extraction technique. It assigns a weight to each word/token in a document that is proportional to how frequently the token appears in that document (TF) and inversely proportional to how commonly the token appears across all documents in the corpus (IDF).</w:t>
+      </w:pPr>
+      <w:r>
+        <w:rPr>
+          <w:b/>
+          <w:bCs/>
+        </w:rPr>
+        <w:t xml:space="preserve">Train/Test Split:</w:t>
+      </w:r>
+      <w:r>
+        <w:t xml:space="preserve"> </w:t>
+      </w:r>
+      <w:r>
+        <w:t xml:space="preserve">The preprocessed and vectorized dataset is split into training and testing subsets using an 80:20 ratio. 80% of the data (800 records) is used for training, while the remaining 20% (200 records) is held out purely for unbiased evaluation.</w:t>
       </w:r>
     </w:p>
     <w:p>
       <w:pPr>
         <w:pStyle w:val="BodyText"/>
-        <w:jc w:val="both"/>
-      </w:pPr>
-      <w:r>
-        <w:rPr>
-          <w:b/>
-          <w:bCs/>
-        </w:rPr>
-        <w:t xml:space="preserve">Key Enhancement - Character N-Grams:</w:t>
-      </w:r>
-      <w:r>
-        <w:t xml:space="preserve"> </w:t>
-      </w:r>
-      <w:r>
-        <w:t xml:space="preserve">To make the model extremely robust against previously unseen words (Out-Of-Vocabulary terms), typographical errors, and novel sentence structures, the TF-IDF vectorizer was configured to use</w:t>
-      </w:r>
-      <w:r>
-        <w:t xml:space="preserve"> </w:t>
-      </w:r>
-      <w:r>
-        <w:rPr>
-          <w:b/>
-          <w:bCs/>
-        </w:rPr>
-        <w:t xml:space="preserve">Character N-Grams</w:t>
-      </w:r>
-      <w:r>
-        <w:t xml:space="preserve"> </w:t>
-      </w:r>
-      <w:r>
-        <w:t xml:space="preserve">(</w:t>
-      </w:r>
-      <w:r>
-        <w:rPr>
-          <w:rStyle w:val="VerbatimChar"/>
-        </w:rPr>
-        <w:t xml:space="preserve">analyzer='char_wb', ngram_range=(3, 5)</w:t>
-      </w:r>
-      <w:r>
-        <w:t xml:space="preserve">).</w:t>
-      </w:r>
-      <w:r>
-        <w:t xml:space="preserve"> </w:t>
-      </w:r>
-      <w:r>
-        <w:t xml:space="preserve">Instead of matching whole words, the model learns the statistical distribution of 3-to-5 character sequences (e.g.,</w:t>
-      </w:r>
-      <w:r>
-        <w:t xml:space="preserve"> </w:t>
-      </w:r>
-      <w:r>
-        <w:t xml:space="preserve">“gov”</w:t>
-      </w:r>
-      <w:r>
-        <w:t xml:space="preserve">,</w:t>
-      </w:r>
-      <w:r>
-        <w:t xml:space="preserve"> </w:t>
-      </w:r>
-      <w:r>
-        <w:t xml:space="preserve">“ment”</w:t>
-      </w:r>
-      <w:r>
-        <w:t xml:space="preserve">,</w:t>
-      </w:r>
-      <w:r>
-        <w:t xml:space="preserve"> </w:t>
-      </w:r>
-      <w:r>
-        <w:t xml:space="preserve">“shock”</w:t>
-      </w:r>
-      <w:r>
-        <w:t xml:space="preserve">). This drastically reduces False Positives when users input entirely new legitimate text. The vocabulary size is capped at 5,000 features.</w:t>
-      </w:r>
-    </w:p>
-    <w:p>
-      <w:pPr>
-        <w:jc w:val="both"/>
-      </w:pPr>
+      </w:pPr>
+      <w:r>
+        <w:rPr>
+          <w:b/>
+          <w:bCs/>
+        </w:rPr>
+        <w:t xml:space="preserve">Libraries and Tools Used:</w:t>
+      </w:r>
+      <w:r>
+        <w:t xml:space="preserve"> </w:t>
+      </w:r>
+      <w:r>
+        <w:t xml:space="preserve">*</w:t>
+      </w:r>
+      <w:r>
+        <w:t xml:space="preserve"> </w:t>
+      </w:r>
+      <w:r>
+        <w:rPr>
+          <w:b/>
+          <w:bCs/>
+        </w:rPr>
+        <w:t xml:space="preserve">Python 3:</w:t>
+      </w:r>
+      <w:r>
+        <w:t xml:space="preserve"> </w:t>
+      </w:r>
+      <w:r>
+        <w:t xml:space="preserve">Core programming language.</w:t>
+      </w:r>
+      <w:r>
+        <w:t xml:space="preserve"> </w:t>
+      </w:r>
+      <w:r>
+        <w:t xml:space="preserve">*</w:t>
+      </w:r>
+      <w:r>
+        <w:t xml:space="preserve"> </w:t>
+      </w:r>
+      <w:r>
+        <w:rPr>
+          <w:b/>
+          <w:bCs/>
+        </w:rPr>
+        <w:t xml:space="preserve">Pandas, NumPy:</w:t>
+      </w:r>
+      <w:r>
+        <w:t xml:space="preserve"> </w:t>
+      </w:r>
+      <w:r>
+        <w:t xml:space="preserve">Data loading, manipulation, and numerical operations.</w:t>
+      </w:r>
+      <w:r>
+        <w:t xml:space="preserve"> </w:t>
+      </w:r>
+      <w:r>
+        <w:t xml:space="preserve">*</w:t>
+      </w:r>
+      <w:r>
+        <w:t xml:space="preserve"> </w:t>
+      </w:r>
+      <w:r>
+        <w:rPr>
+          <w:b/>
+          <w:bCs/>
+        </w:rPr>
+        <w:t xml:space="preserve">Scikit-learn:</w:t>
+      </w:r>
+      <w:r>
+        <w:t xml:space="preserve"> </w:t>
+      </w:r>
+      <w:r>
+        <w:t xml:space="preserve">TF-IDF vectorization, ML models (Logistic Regression, Random Forest, KNN, MLPClassifier), train/test split, and evaluation metrics.</w:t>
+      </w:r>
+      <w:r>
+        <w:t xml:space="preserve"> </w:t>
+      </w:r>
+      <w:r>
+        <w:t xml:space="preserve">*</w:t>
+      </w:r>
+      <w:r>
+        <w:t xml:space="preserve"> </w:t>
+      </w:r>
+      <w:r>
+        <w:rPr>
+          <w:b/>
+          <w:bCs/>
+        </w:rPr>
+        <w:t xml:space="preserve">Streamlit:</w:t>
+      </w:r>
+      <w:r>
+        <w:t xml:space="preserve"> </w:t>
+      </w:r>
+      <w:r>
+        <w:t xml:space="preserve">Building the interactive web-based prediction module and UI.</w:t>
+      </w:r>
+      <w:r>
+        <w:t xml:space="preserve"> </w:t>
+      </w:r>
+      <w:r>
+        <w:t xml:space="preserve">*</w:t>
+      </w:r>
+      <w:r>
+        <w:t xml:space="preserve"> </w:t>
+      </w:r>
+      <w:r>
+        <w:rPr>
+          <w:b/>
+          <w:bCs/>
+        </w:rPr>
+        <w:t xml:space="preserve">Matplotlib, Seaborn:</w:t>
+      </w:r>
+      <w:r>
+        <w:t xml:space="preserve"> </w:t>
+      </w:r>
+      <w:r>
+        <w:t xml:space="preserve">Visualization of confusion matrices and feature importance graphs.</w:t>
+      </w:r>
+    </w:p>
+    <w:p>
       <w:r>
         <w:pict>
           <v:rect style="width:0;height:1.5pt" o:hralign="center" o:hrstd="t" o:hr="t"/>
         </w:pict>
       </w:r>
     </w:p>
-    <w:bookmarkEnd w:id="24"/>
-    <w:bookmarkEnd w:id="25"/>
-    <w:bookmarkStart w:id="26" w:name="machine-learning-models"/>
+    <w:bookmarkEnd w:id="32"/>
+    <w:bookmarkStart w:id="35" w:name="results-evaluation"/>
     <w:p>
       <w:r>
         <w:br w:type="page"/>
@@ -2103,588 +3256,18 @@
         <w:pStyle w:val="Heading2"/>
       </w:pPr>
       <w:r>
-        <w:t xml:space="preserve">11. Machine Learning Models</w:t>
+        <w:t xml:space="preserve">13. Results &amp; Evaluation</w:t>
       </w:r>
     </w:p>
     <w:p>
       <w:pPr>
         <w:pStyle w:val="FirstParagraph"/>
-        <w:jc w:val="both"/>
-      </w:pPr>
-      <w:r>
-        <w:t xml:space="preserve">Four supervised classification algorithms are implemented and compared in this project.</w:t>
-      </w:r>
-    </w:p>
-    <w:p>
-      <w:pPr>
-        <w:pStyle w:val="Compact"/>
-        <w:numPr>
-          <w:ilvl w:val="0"/>
-          <w:numId w:val="1005"/>
-        </w:numPr>
-        <w:jc w:val="both"/>
-      </w:pPr>
-      <w:r>
-        <w:rPr>
-          <w:b/>
-          <w:bCs/>
-        </w:rPr>
-        <w:t xml:space="preserve">Logistic Regression (Parametric)</w:t>
-      </w:r>
-    </w:p>
-    <w:p>
-      <w:pPr>
-        <w:pStyle w:val="Compact"/>
-        <w:numPr>
-          <w:ilvl w:val="1"/>
-          <w:numId w:val="1006"/>
-        </w:numPr>
-        <w:jc w:val="both"/>
-      </w:pPr>
-      <w:r>
-        <w:rPr>
-          <w:b/>
-          <w:bCs/>
-        </w:rPr>
-        <w:t xml:space="preserve">Working:</w:t>
-      </w:r>
-      <w:r>
-        <w:t xml:space="preserve"> </w:t>
-      </w:r>
-      <w:r>
-        <w:t xml:space="preserve">A linear model that estimates the probability of a binary outcome by applying the sigmoid function to a weighted linear combination of input features.</w:t>
-      </w:r>
-    </w:p>
-    <w:p>
-      <w:pPr>
-        <w:pStyle w:val="Compact"/>
-        <w:numPr>
-          <w:ilvl w:val="1"/>
-          <w:numId w:val="1006"/>
-        </w:numPr>
-        <w:jc w:val="both"/>
-      </w:pPr>
-      <w:r>
-        <w:rPr>
-          <w:b/>
-          <w:bCs/>
-        </w:rPr>
-        <w:t xml:space="preserve">Advantages:</w:t>
-      </w:r>
-      <w:r>
-        <w:t xml:space="preserve"> </w:t>
-      </w:r>
-      <w:r>
-        <w:t xml:space="preserve">Fast to train, highly interpretable, and performs exceptionally well on high-dimensional sparse data like TF-IDF vectors.</w:t>
-      </w:r>
-    </w:p>
-    <w:p>
-      <w:pPr>
-        <w:pStyle w:val="Compact"/>
-        <w:numPr>
-          <w:ilvl w:val="1"/>
-          <w:numId w:val="1006"/>
-        </w:numPr>
-        <w:jc w:val="both"/>
-      </w:pPr>
-      <w:r>
-        <w:rPr>
-          <w:b/>
-          <w:bCs/>
-        </w:rPr>
-        <w:t xml:space="preserve">Disadvantages:</w:t>
-      </w:r>
-      <w:r>
-        <w:t xml:space="preserve"> </w:t>
-      </w:r>
-      <w:r>
-        <w:t xml:space="preserve">Assumes a linear decision boundary between classes.</w:t>
-      </w:r>
-    </w:p>
-    <w:p>
-      <w:pPr>
-        <w:pStyle w:val="Compact"/>
-        <w:numPr>
-          <w:ilvl w:val="0"/>
-          <w:numId w:val="1005"/>
-        </w:numPr>
-        <w:jc w:val="both"/>
-      </w:pPr>
-      <w:r>
-        <w:rPr>
-          <w:b/>
-          <w:bCs/>
-        </w:rPr>
-        <w:t xml:space="preserve">Random Forest (Ensemble)</w:t>
-      </w:r>
-    </w:p>
-    <w:p>
-      <w:pPr>
-        <w:pStyle w:val="Compact"/>
-        <w:numPr>
-          <w:ilvl w:val="1"/>
-          <w:numId w:val="1007"/>
-        </w:numPr>
-        <w:jc w:val="both"/>
-      </w:pPr>
-      <w:r>
-        <w:rPr>
-          <w:b/>
-          <w:bCs/>
-        </w:rPr>
-        <w:t xml:space="preserve">Working:</w:t>
-      </w:r>
-      <w:r>
-        <w:t xml:space="preserve"> </w:t>
-      </w:r>
-      <w:r>
-        <w:t xml:space="preserve">An ensemble learning method that constructs a large number of decision trees during training. The final prediction is obtained by majority voting across all trees.</w:t>
-      </w:r>
-    </w:p>
-    <w:p>
-      <w:pPr>
-        <w:pStyle w:val="Compact"/>
-        <w:numPr>
-          <w:ilvl w:val="1"/>
-          <w:numId w:val="1007"/>
-        </w:numPr>
-        <w:jc w:val="both"/>
-      </w:pPr>
-      <w:r>
-        <w:rPr>
-          <w:b/>
-          <w:bCs/>
-        </w:rPr>
-        <w:t xml:space="preserve">Advantages:</w:t>
-      </w:r>
-      <w:r>
-        <w:t xml:space="preserve"> </w:t>
-      </w:r>
-      <w:r>
-        <w:t xml:space="preserve">Handles non-linear relationships well, robust to noisy features, and provides a natural feature-importance ranking.</w:t>
-      </w:r>
-    </w:p>
-    <w:p>
-      <w:pPr>
-        <w:pStyle w:val="Compact"/>
-        <w:numPr>
-          <w:ilvl w:val="1"/>
-          <w:numId w:val="1007"/>
-        </w:numPr>
-        <w:jc w:val="both"/>
-      </w:pPr>
-      <w:r>
-        <w:rPr>
-          <w:b/>
-          <w:bCs/>
-        </w:rPr>
-        <w:t xml:space="preserve">Disadvantages:</w:t>
-      </w:r>
-      <w:r>
-        <w:t xml:space="preserve"> </w:t>
-      </w:r>
-      <w:r>
-        <w:t xml:space="preserve">Computationally more expensive to train and less interpretable than Logistic Regression.</w:t>
-      </w:r>
-    </w:p>
-    <w:p>
-      <w:pPr>
-        <w:pStyle w:val="Compact"/>
-        <w:numPr>
-          <w:ilvl w:val="0"/>
-          <w:numId w:val="1005"/>
-        </w:numPr>
-        <w:jc w:val="both"/>
-      </w:pPr>
-      <w:r>
-        <w:rPr>
-          <w:b/>
-          <w:bCs/>
-        </w:rPr>
-        <w:t xml:space="preserve">K-Nearest Neighbors (KNN)</w:t>
-      </w:r>
-    </w:p>
-    <w:p>
-      <w:pPr>
-        <w:pStyle w:val="Compact"/>
-        <w:numPr>
-          <w:ilvl w:val="1"/>
-          <w:numId w:val="1008"/>
-        </w:numPr>
-        <w:jc w:val="both"/>
-      </w:pPr>
-      <w:r>
-        <w:rPr>
-          <w:b/>
-          <w:bCs/>
-        </w:rPr>
-        <w:t xml:space="preserve">Working:</w:t>
-      </w:r>
-      <w:r>
-        <w:t xml:space="preserve"> </w:t>
-      </w:r>
-      <w:r>
-        <w:t xml:space="preserve">A non-parametric classifier that assigns a class based on the majority vote of the</w:t>
-      </w:r>
-      <w:r>
-        <w:t xml:space="preserve"> </w:t>
-      </w:r>
-      <w:r>
-        <w:t xml:space="preserve">‘K’</w:t>
-      </w:r>
-      <w:r>
-        <w:t xml:space="preserve"> </w:t>
-      </w:r>
-      <w:r>
-        <w:t xml:space="preserve">closest data points in the feature space.</w:t>
-      </w:r>
-    </w:p>
-    <w:p>
-      <w:pPr>
-        <w:pStyle w:val="Compact"/>
-        <w:numPr>
-          <w:ilvl w:val="1"/>
-          <w:numId w:val="1008"/>
-        </w:numPr>
-        <w:jc w:val="both"/>
-      </w:pPr>
-      <w:r>
-        <w:rPr>
-          <w:b/>
-          <w:bCs/>
-        </w:rPr>
-        <w:t xml:space="preserve">Advantages:</w:t>
-      </w:r>
-      <w:r>
-        <w:t xml:space="preserve"> </w:t>
-      </w:r>
-      <w:r>
-        <w:t xml:space="preserve">Simple to understand and requires no formal training phase (lazy learning).</w:t>
-      </w:r>
-    </w:p>
-    <w:p>
-      <w:pPr>
-        <w:pStyle w:val="Compact"/>
-        <w:numPr>
-          <w:ilvl w:val="1"/>
-          <w:numId w:val="1008"/>
-        </w:numPr>
-        <w:jc w:val="both"/>
-      </w:pPr>
-      <w:r>
-        <w:rPr>
-          <w:b/>
-          <w:bCs/>
-        </w:rPr>
-        <w:t xml:space="preserve">Disadvantages:</w:t>
-      </w:r>
-      <w:r>
-        <w:t xml:space="preserve"> </w:t>
-      </w:r>
-      <w:r>
-        <w:t xml:space="preserve">Slow at inference time with large datasets due to distance calculations for every prediction.</w:t>
-      </w:r>
-    </w:p>
-    <w:p>
-      <w:pPr>
-        <w:pStyle w:val="Compact"/>
-        <w:numPr>
-          <w:ilvl w:val="0"/>
-          <w:numId w:val="1005"/>
-        </w:numPr>
-        <w:jc w:val="both"/>
-      </w:pPr>
-      <w:r>
-        <w:rPr>
-          <w:b/>
-          <w:bCs/>
-        </w:rPr>
-        <w:t xml:space="preserve">Simple Neural Network (Multi-Layer Perceptron)</w:t>
-      </w:r>
-    </w:p>
-    <w:p>
-      <w:pPr>
-        <w:pStyle w:val="Compact"/>
-        <w:numPr>
-          <w:ilvl w:val="1"/>
-          <w:numId w:val="1009"/>
-        </w:numPr>
-        <w:jc w:val="both"/>
-      </w:pPr>
-      <w:r>
-        <w:rPr>
-          <w:b/>
-          <w:bCs/>
-        </w:rPr>
-        <w:t xml:space="preserve">Working:</w:t>
-      </w:r>
-      <w:r>
-        <w:t xml:space="preserve"> </w:t>
-      </w:r>
-      <w:r>
-        <w:t xml:space="preserve">A feed-forward neural network consisting of an input layer, one or more hidden layers with non-linear activation functions (e.g., ReLU), and an output layer.</w:t>
-      </w:r>
-    </w:p>
-    <w:p>
-      <w:pPr>
-        <w:pStyle w:val="Compact"/>
-        <w:numPr>
-          <w:ilvl w:val="1"/>
-          <w:numId w:val="1009"/>
-        </w:numPr>
-        <w:jc w:val="both"/>
-      </w:pPr>
-      <w:r>
-        <w:rPr>
-          <w:b/>
-          <w:bCs/>
-        </w:rPr>
-        <w:t xml:space="preserve">Advantages:</w:t>
-      </w:r>
-      <w:r>
-        <w:t xml:space="preserve"> </w:t>
-      </w:r>
-      <w:r>
-        <w:t xml:space="preserve">Capable of learning complex, non-linear decision boundaries and feature interactions.</w:t>
-      </w:r>
-    </w:p>
-    <w:p>
-      <w:pPr>
-        <w:pStyle w:val="Compact"/>
-        <w:numPr>
-          <w:ilvl w:val="1"/>
-          <w:numId w:val="1009"/>
-        </w:numPr>
-        <w:jc w:val="both"/>
-      </w:pPr>
-      <w:r>
-        <w:rPr>
-          <w:b/>
-          <w:bCs/>
-        </w:rPr>
-        <w:t xml:space="preserve">Disadvantages:</w:t>
-      </w:r>
-      <w:r>
-        <w:t xml:space="preserve"> </w:t>
-      </w:r>
-      <w:r>
-        <w:t xml:space="preserve">Requires more training data, acts as a</w:t>
-      </w:r>
-      <w:r>
-        <w:t xml:space="preserve"> </w:t>
-      </w:r>
-      <w:r>
-        <w:t xml:space="preserve">“black box”</w:t>
-      </w:r>
-      <w:r>
-        <w:t xml:space="preserve"> </w:t>
-      </w:r>
-      <w:r>
-        <w:t xml:space="preserve">regarding interpretability, and is computationally intensive.</w:t>
-      </w:r>
-    </w:p>
-    <w:p>
-      <w:pPr>
-        <w:jc w:val="both"/>
-      </w:pPr>
-      <w:r>
-        <w:pict>
-          <v:rect style="width:0;height:1.5pt" o:hralign="center" o:hrstd="t" o:hr="t"/>
-        </w:pict>
-      </w:r>
-    </w:p>
-    <w:bookmarkEnd w:id="26"/>
-    <w:bookmarkStart w:id="27" w:name="model-training"/>
-    <w:p>
-      <w:r>
-        <w:br w:type="page"/>
-      </w:r>
-    </w:p>
-    <w:p>
-      <w:pPr>
-        <w:pStyle w:val="Heading2"/>
-      </w:pPr>
-      <w:r>
-        <w:t xml:space="preserve">12. Model Training</w:t>
-      </w:r>
-    </w:p>
-    <w:p>
-      <w:pPr>
-        <w:pStyle w:val="FirstParagraph"/>
-        <w:jc w:val="both"/>
-      </w:pPr>
-      <w:r>
-        <w:rPr>
-          <w:b/>
-          <w:bCs/>
-        </w:rPr>
-        <w:t xml:space="preserve">Train/Test Split:</w:t>
-      </w:r>
-      <w:r>
-        <w:t xml:space="preserve"> </w:t>
-      </w:r>
-      <w:r>
-        <w:t xml:space="preserve">The preprocessed and vectorized dataset is split into training and testing subsets using an 80:20 ratio. 80% of the data (800 records) is used for training, while the remaining 20% (200 records) is held out purely for unbiased evaluation.</w:t>
-      </w:r>
-    </w:p>
-    <w:p>
-      <w:pPr>
-        <w:pStyle w:val="BodyText"/>
-        <w:jc w:val="both"/>
-      </w:pPr>
-      <w:r>
-        <w:rPr>
-          <w:b/>
-          <w:bCs/>
-        </w:rPr>
-        <w:t xml:space="preserve">Libraries and Tools Used:</w:t>
-      </w:r>
-      <w:r>
-        <w:t xml:space="preserve"> </w:t>
-      </w:r>
-      <w:r>
-        <w:t xml:space="preserve">*</w:t>
-      </w:r>
-      <w:r>
-        <w:t xml:space="preserve"> </w:t>
-      </w:r>
-      <w:r>
-        <w:rPr>
-          <w:b/>
-          <w:bCs/>
-        </w:rPr>
-        <w:t xml:space="preserve">Python 3:</w:t>
-      </w:r>
-      <w:r>
-        <w:t xml:space="preserve"> </w:t>
-      </w:r>
-      <w:r>
-        <w:t xml:space="preserve">Core programming language.</w:t>
-      </w:r>
-      <w:r>
-        <w:t xml:space="preserve"> </w:t>
-      </w:r>
-      <w:r>
-        <w:t xml:space="preserve">*</w:t>
-      </w:r>
-      <w:r>
-        <w:t xml:space="preserve"> </w:t>
-      </w:r>
-      <w:r>
-        <w:rPr>
-          <w:b/>
-          <w:bCs/>
-        </w:rPr>
-        <w:t xml:space="preserve">Pandas, NumPy:</w:t>
-      </w:r>
-      <w:r>
-        <w:t xml:space="preserve"> </w:t>
-      </w:r>
-      <w:r>
-        <w:t xml:space="preserve">Data loading, manipulation, and numerical operations.</w:t>
-      </w:r>
-      <w:r>
-        <w:t xml:space="preserve"> </w:t>
-      </w:r>
-      <w:r>
-        <w:t xml:space="preserve">*</w:t>
-      </w:r>
-      <w:r>
-        <w:t xml:space="preserve"> </w:t>
-      </w:r>
-      <w:r>
-        <w:rPr>
-          <w:b/>
-          <w:bCs/>
-        </w:rPr>
-        <w:t xml:space="preserve">Scikit-learn:</w:t>
-      </w:r>
-      <w:r>
-        <w:t xml:space="preserve"> </w:t>
-      </w:r>
-      <w:r>
-        <w:t xml:space="preserve">TF-IDF vectorization, ML models (Logistic Regression, Random Forest, KNN, MLPClassifier), train/test split, and evaluation metrics.</w:t>
-      </w:r>
-      <w:r>
-        <w:t xml:space="preserve"> </w:t>
-      </w:r>
-      <w:r>
-        <w:t xml:space="preserve">*</w:t>
-      </w:r>
-      <w:r>
-        <w:t xml:space="preserve"> </w:t>
-      </w:r>
-      <w:r>
-        <w:rPr>
-          <w:b/>
-          <w:bCs/>
-        </w:rPr>
-        <w:t xml:space="preserve">Streamlit:</w:t>
-      </w:r>
-      <w:r>
-        <w:t xml:space="preserve"> </w:t>
-      </w:r>
-      <w:r>
-        <w:t xml:space="preserve">Building the interactive web-based prediction module and UI.</w:t>
-      </w:r>
-      <w:r>
-        <w:t xml:space="preserve"> </w:t>
-      </w:r>
-      <w:r>
-        <w:t xml:space="preserve">*</w:t>
-      </w:r>
-      <w:r>
-        <w:t xml:space="preserve"> </w:t>
-      </w:r>
-      <w:r>
-        <w:rPr>
-          <w:b/>
-          <w:bCs/>
-        </w:rPr>
-        <w:t xml:space="preserve">Matplotlib, Seaborn:</w:t>
-      </w:r>
-      <w:r>
-        <w:t xml:space="preserve"> </w:t>
-      </w:r>
-      <w:r>
-        <w:t xml:space="preserve">Visualization of confusion matrices and feature importance graphs.</w:t>
-      </w:r>
-    </w:p>
-    <w:p>
-      <w:pPr>
-        <w:jc w:val="both"/>
-      </w:pPr>
-      <w:r>
-        <w:pict>
-          <v:rect style="width:0;height:1.5pt" o:hralign="center" o:hrstd="t" o:hr="t"/>
-        </w:pict>
-      </w:r>
-    </w:p>
-    <w:bookmarkEnd w:id="27"/>
-    <w:bookmarkStart w:id="30" w:name="results-evaluation"/>
-    <w:p>
-      <w:r>
-        <w:br w:type="page"/>
-      </w:r>
-    </w:p>
-    <w:p>
-      <w:pPr>
-        <w:pStyle w:val="Heading2"/>
-      </w:pPr>
-      <w:r>
-        <w:t xml:space="preserve">13. Results &amp; Evaluation</w:t>
-      </w:r>
-    </w:p>
-    <w:p>
-      <w:pPr>
-        <w:pStyle w:val="FirstParagraph"/>
-        <w:jc w:val="both"/>
       </w:pPr>
       <w:r>
         <w:t xml:space="preserve">All four models were trained on identical TF-IDF features and evaluated on the same held-out test set. The models achieved exceptional performance on the curated dataset, owing to the highly discriminative nature of the character n-gram features.</w:t>
       </w:r>
     </w:p>
-    <w:bookmarkStart w:id="28" w:name="performance-metrics-table"/>
+    <w:bookmarkStart w:id="33" w:name="performance-metrics-table"/>
     <w:p>
       <w:pPr>
         <w:pStyle w:val="Heading3"/>
@@ -2998,7 +3581,6 @@
     <w:p>
       <w:pPr>
         <w:pStyle w:val="BodyText"/>
-        <w:jc w:val="both"/>
       </w:pPr>
       <w:r>
         <w:rPr>
@@ -3008,8 +3590,8 @@
         <w:t xml:space="preserve">Note: Due to the synthetic and distinct nature of the generated dataset, all models converged to a perfect classification boundary on the test set.</w:t>
       </w:r>
     </w:p>
-    <w:bookmarkEnd w:id="28"/>
-    <w:bookmarkStart w:id="29" w:name="confusion-matrix"/>
+    <w:bookmarkEnd w:id="33"/>
+    <w:bookmarkStart w:id="34" w:name="confusion-matrix"/>
     <w:p>
       <w:pPr>
         <w:pStyle w:val="Heading3"/>
@@ -3021,7 +3603,6 @@
     <w:p>
       <w:pPr>
         <w:pStyle w:val="FirstParagraph"/>
-        <w:jc w:val="both"/>
       </w:pPr>
       <w:r>
         <w:t xml:space="preserve">For all models, the confusion matrix on the 200-sample test set yielded 0 False Positives and 0 False Negatives:</w:t>
@@ -3072,18 +3653,15 @@
       </w:r>
     </w:p>
     <w:p>
-      <w:pPr>
-        <w:jc w:val="both"/>
-      </w:pPr>
       <w:r>
         <w:pict>
           <v:rect style="width:0;height:1.5pt" o:hralign="center" o:hrstd="t" o:hr="t"/>
         </w:pict>
       </w:r>
     </w:p>
-    <w:bookmarkEnd w:id="29"/>
-    <w:bookmarkEnd w:id="30"/>
-    <w:bookmarkStart w:id="31" w:name="feature-importance-analysis"/>
+    <w:bookmarkEnd w:id="34"/>
+    <w:bookmarkEnd w:id="35"/>
+    <w:bookmarkStart w:id="36" w:name="feature-importance-analysis"/>
     <w:p>
       <w:r>
         <w:br w:type="page"/>
@@ -3100,7 +3678,6 @@
     <w:p>
       <w:pPr>
         <w:pStyle w:val="FirstParagraph"/>
-        <w:jc w:val="both"/>
       </w:pPr>
       <w:r>
         <w:t xml:space="preserve">To interpret model behavior, the coefficients of the Logistic Regression model and the feature importances of the Random Forest model were analyzed.</w:t>
@@ -3109,7 +3686,6 @@
     <w:p>
       <w:pPr>
         <w:pStyle w:val="BodyText"/>
-        <w:jc w:val="both"/>
       </w:pPr>
       <w:r>
         <w:rPr>
@@ -3289,24 +3865,20 @@
     <w:p>
       <w:pPr>
         <w:pStyle w:val="BodyText"/>
-        <w:jc w:val="both"/>
       </w:pPr>
       <w:r>
         <w:t xml:space="preserve">This aligns with the broader literature, which consistently finds that fake news tends to rely heavily on sensationalism and hyperbole, whereas legitimate news maintains an objective and verifiable tone.</w:t>
       </w:r>
     </w:p>
     <w:p>
-      <w:pPr>
-        <w:jc w:val="both"/>
-      </w:pPr>
       <w:r>
         <w:pict>
           <v:rect style="width:0;height:1.5pt" o:hralign="center" o:hrstd="t" o:hr="t"/>
         </w:pict>
       </w:r>
     </w:p>
-    <w:bookmarkEnd w:id="31"/>
-    <w:bookmarkStart w:id="32" w:name="prediction-module"/>
+    <w:bookmarkEnd w:id="36"/>
+    <w:bookmarkStart w:id="37" w:name="prediction-module"/>
     <w:p>
       <w:r>
         <w:br w:type="page"/>
@@ -3323,7 +3895,6 @@
     <w:p>
       <w:pPr>
         <w:pStyle w:val="FirstParagraph"/>
-        <w:jc w:val="both"/>
       </w:pPr>
       <w:r>
         <w:t xml:space="preserve">To demonstrate the practical applicability of the trained model, a fully functional interactive web application was built using</w:t>
@@ -3345,7 +3916,6 @@
     <w:p>
       <w:pPr>
         <w:pStyle w:val="BodyText"/>
-        <w:jc w:val="both"/>
       </w:pPr>
       <w:r>
         <w:rPr>
@@ -3433,7 +4003,6 @@
     <w:p>
       <w:pPr>
         <w:pStyle w:val="BodyText"/>
-        <w:jc w:val="both"/>
       </w:pPr>
       <w:r>
         <w:rPr>
@@ -3444,17 +4013,14 @@
       </w:r>
     </w:p>
     <w:p>
-      <w:pPr>
-        <w:jc w:val="both"/>
-      </w:pPr>
       <w:r>
         <w:pict>
           <v:rect style="width:0;height:1.5pt" o:hralign="center" o:hrstd="t" o:hr="t"/>
         </w:pict>
       </w:r>
     </w:p>
-    <w:bookmarkEnd w:id="32"/>
-    <w:bookmarkStart w:id="36" w:name="advantages-limitations-future-scope"/>
+    <w:bookmarkEnd w:id="37"/>
+    <w:bookmarkStart w:id="41" w:name="advantages-limitations-future-scope"/>
     <w:p>
       <w:r>
         <w:br w:type="page"/>
@@ -3468,7 +4034,7 @@
         <w:t xml:space="preserve">16. Advantages, Limitations &amp; Future Scope</w:t>
       </w:r>
     </w:p>
-    <w:bookmarkStart w:id="33" w:name="advantages"/>
+    <w:bookmarkStart w:id="38" w:name="advantages"/>
     <w:p>
       <w:pPr>
         <w:pStyle w:val="Heading3"/>
@@ -3482,9 +4048,8 @@
         <w:pStyle w:val="Compact"/>
         <w:numPr>
           <w:ilvl w:val="0"/>
-          <w:numId w:val="1010"/>
+          <w:numId w:val="1004"/>
         </w:numPr>
-        <w:jc w:val="both"/>
       </w:pPr>
       <w:r>
         <w:rPr>
@@ -3505,9 +4070,8 @@
         <w:pStyle w:val="Compact"/>
         <w:numPr>
           <w:ilvl w:val="0"/>
-          <w:numId w:val="1010"/>
+          <w:numId w:val="1004"/>
         </w:numPr>
-        <w:jc w:val="both"/>
       </w:pPr>
       <w:r>
         <w:rPr>
@@ -3528,9 +4092,8 @@
         <w:pStyle w:val="Compact"/>
         <w:numPr>
           <w:ilvl w:val="0"/>
-          <w:numId w:val="1010"/>
+          <w:numId w:val="1004"/>
         </w:numPr>
-        <w:jc w:val="both"/>
       </w:pPr>
       <w:r>
         <w:rPr>
@@ -3546,8 +4109,8 @@
         <w:t xml:space="preserve">The use of Character N-Grams ensures the model does not break when it encounters novel words or spelling mistakes.</w:t>
       </w:r>
     </w:p>
-    <w:bookmarkEnd w:id="33"/>
-    <w:bookmarkStart w:id="34" w:name="limitations"/>
+    <w:bookmarkEnd w:id="38"/>
+    <w:bookmarkStart w:id="39" w:name="limitations"/>
     <w:p>
       <w:pPr>
         <w:pStyle w:val="Heading3"/>
@@ -3561,9 +4124,8 @@
         <w:pStyle w:val="Compact"/>
         <w:numPr>
           <w:ilvl w:val="0"/>
-          <w:numId w:val="1011"/>
+          <w:numId w:val="1005"/>
         </w:numPr>
-        <w:jc w:val="both"/>
       </w:pPr>
       <w:r>
         <w:rPr>
@@ -3584,9 +4146,8 @@
         <w:pStyle w:val="Compact"/>
         <w:numPr>
           <w:ilvl w:val="0"/>
-          <w:numId w:val="1011"/>
+          <w:numId w:val="1005"/>
         </w:numPr>
-        <w:jc w:val="both"/>
       </w:pPr>
       <w:r>
         <w:rPr>
@@ -3602,8 +4163,8 @@
         <w:t xml:space="preserve">Performance may degrade on text topics or writing styles completely unrepresented in the training dataset.</w:t>
       </w:r>
     </w:p>
-    <w:bookmarkEnd w:id="34"/>
-    <w:bookmarkStart w:id="35" w:name="future-scope"/>
+    <w:bookmarkEnd w:id="39"/>
+    <w:bookmarkStart w:id="40" w:name="future-scope"/>
     <w:p>
       <w:pPr>
         <w:pStyle w:val="Heading3"/>
@@ -3617,9 +4178,8 @@
         <w:pStyle w:val="Compact"/>
         <w:numPr>
           <w:ilvl w:val="0"/>
-          <w:numId w:val="1012"/>
+          <w:numId w:val="1006"/>
         </w:numPr>
-        <w:jc w:val="both"/>
       </w:pPr>
       <w:r>
         <w:rPr>
@@ -3640,9 +4200,8 @@
         <w:pStyle w:val="Compact"/>
         <w:numPr>
           <w:ilvl w:val="0"/>
-          <w:numId w:val="1012"/>
+          <w:numId w:val="1006"/>
         </w:numPr>
-        <w:jc w:val="both"/>
       </w:pPr>
       <w:r>
         <w:rPr>
@@ -3663,9 +4222,8 @@
         <w:pStyle w:val="Compact"/>
         <w:numPr>
           <w:ilvl w:val="0"/>
-          <w:numId w:val="1012"/>
+          <w:numId w:val="1006"/>
         </w:numPr>
-        <w:jc w:val="both"/>
       </w:pPr>
       <w:r>
         <w:rPr>
@@ -3686,9 +4244,8 @@
         <w:pStyle w:val="Compact"/>
         <w:numPr>
           <w:ilvl w:val="0"/>
-          <w:numId w:val="1012"/>
+          <w:numId w:val="1006"/>
         </w:numPr>
-        <w:jc w:val="both"/>
       </w:pPr>
       <w:r>
         <w:rPr>
@@ -3705,18 +4262,15 @@
       </w:r>
     </w:p>
     <w:p>
-      <w:pPr>
-        <w:jc w:val="both"/>
-      </w:pPr>
       <w:r>
         <w:pict>
           <v:rect style="width:0;height:1.5pt" o:hralign="center" o:hrstd="t" o:hr="t"/>
         </w:pict>
       </w:r>
     </w:p>
-    <w:bookmarkEnd w:id="35"/>
-    <w:bookmarkEnd w:id="36"/>
-    <w:bookmarkStart w:id="37" w:name="conclusion"/>
+    <w:bookmarkEnd w:id="40"/>
+    <w:bookmarkEnd w:id="41"/>
+    <w:bookmarkStart w:id="42" w:name="conclusion"/>
     <w:p>
       <w:r>
         <w:br w:type="page"/>
@@ -3733,7 +4287,6 @@
     <w:p>
       <w:pPr>
         <w:pStyle w:val="FirstParagraph"/>
-        <w:jc w:val="both"/>
       </w:pPr>
       <w:r>
         <w:t xml:space="preserve">This project successfully presented an end-to-end machine learning pipeline for the automatic detection of fake news using textual content alone. Starting from an enhanced dataset of fake and real news articles, a structured preprocessing pipeline was applied, followed by advanced TF-IDF Character N-Gram feature extraction. Four classifiers were trained and rigorously evaluated.</w:t>
@@ -3742,24 +4295,20 @@
     <w:p>
       <w:pPr>
         <w:pStyle w:val="BodyText"/>
-        <w:jc w:val="both"/>
       </w:pPr>
       <w:r>
         <w:t xml:space="preserve">The results demonstrated that machine learning models, even relatively simple ones when combined with powerful feature engineering, can achieve exceptional classification performance. The feature-importance analysis confirmed that fake news articles exhibit distinctive, sensationalist vocabulary patterns that are easily learnable by AI. By deploying this model into a live Streamlit web application, the project illustrates the practical value, efficiency, and feasibility of AI-driven approaches in the ongoing effort to combat the spread of misinformation online.</w:t>
       </w:r>
     </w:p>
     <w:p>
-      <w:pPr>
-        <w:jc w:val="both"/>
-      </w:pPr>
       <w:r>
         <w:pict>
           <v:rect style="width:0;height:1.5pt" o:hralign="center" o:hrstd="t" o:hr="t"/>
         </w:pict>
       </w:r>
     </w:p>
-    <w:bookmarkEnd w:id="37"/>
-    <w:bookmarkStart w:id="38" w:name="references"/>
+    <w:bookmarkEnd w:id="42"/>
+    <w:bookmarkStart w:id="43" w:name="references"/>
     <w:p>
       <w:r>
         <w:br w:type="page"/>
@@ -3776,7 +4325,6 @@
     <w:p>
       <w:pPr>
         <w:pStyle w:val="FirstParagraph"/>
-        <w:jc w:val="both"/>
       </w:pPr>
       <w:r>
         <w:t xml:space="preserve">[1] X. Shu, A. Sliva, S. Wang, J. Tang, and H. Liu,</w:t>
@@ -3804,7 +4352,6 @@
     <w:p>
       <w:pPr>
         <w:pStyle w:val="BodyText"/>
-        <w:jc w:val="both"/>
       </w:pPr>
       <w:r>
         <w:t xml:space="preserve">[2] W. Y. Wang,</w:t>
@@ -3844,7 +4391,6 @@
     <w:p>
       <w:pPr>
         <w:pStyle w:val="BodyText"/>
-        <w:jc w:val="both"/>
       </w:pPr>
       <w:r>
         <w:t xml:space="preserve">[3] H. Ahmed, I. Traore, and S. Saad,</w:t>
@@ -3878,7 +4424,6 @@
     <w:p>
       <w:pPr>
         <w:pStyle w:val="BodyText"/>
-        <w:jc w:val="both"/>
       </w:pPr>
       <w:r>
         <w:t xml:space="preserve">[4] V. Perez-Rosas, B. Kleinberg, A. Lefevre, and R. Mihalcea,</w:t>
@@ -3912,7 +4457,6 @@
     <w:p>
       <w:pPr>
         <w:pStyle w:val="BodyText"/>
-        <w:jc w:val="both"/>
       </w:pPr>
       <w:r>
         <w:t xml:space="preserve">[5] M. Ozbay and B. Alatas,</w:t>
@@ -3940,7 +4484,6 @@
     <w:p>
       <w:pPr>
         <w:pStyle w:val="BodyText"/>
-        <w:jc w:val="both"/>
       </w:pPr>
       <w:r>
         <w:t xml:space="preserve">[6] R. K. Kaliyar, A. Goswami, P. Narang, and S. Sinha,</w:t>
@@ -3968,7 +4511,6 @@
     <w:p>
       <w:pPr>
         <w:pStyle w:val="BodyText"/>
-        <w:jc w:val="both"/>
       </w:pPr>
       <w:r>
         <w:t xml:space="preserve">[7] F. Pedregosa et al.,</w:t>
@@ -3996,7 +4538,6 @@
     <w:p>
       <w:pPr>
         <w:pStyle w:val="BodyText"/>
-        <w:jc w:val="both"/>
       </w:pPr>
       <w:r>
         <w:t xml:space="preserve">[8] S. Bird, E. Klein, and E. Loper,</w:t>
@@ -4015,8 +4556,8 @@
         <w:t xml:space="preserve">. Sebastopol, CA, USA: O’Reilly Media, 2009.</w:t>
       </w:r>
     </w:p>
-    <w:bookmarkEnd w:id="38"/>
-    <w:bookmarkEnd w:id="39"/>
+    <w:bookmarkEnd w:id="43"/>
+    <w:bookmarkEnd w:id="44"/>
     <w:sectPr>
       <w:footnotePr>
         <w:numRestart w:val="eachSect"/>
@@ -4127,6 +4668,91 @@
       </w:pPr>
     </w:lvl>
   </w:abstractNum>
+  <w:abstractNum w:abstractNumId="99411">
+    <w:nsid w:val="00A99411"/>
+    <w:multiLevelType w:val="multilevel"/>
+    <w:lvl w:ilvl="0">
+      <w:start w:val="1"/>
+      <w:numFmt w:val="decimal"/>
+      <w:lvlText w:val="%1."/>
+      <w:lvlJc w:val="left"/>
+      <w:pPr>
+        <w:ind w:left="720" w:hanging="360"/>
+      </w:pPr>
+    </w:lvl>
+    <w:lvl w:ilvl="1">
+      <w:start w:val="1"/>
+      <w:numFmt w:val="decimal"/>
+      <w:lvlText w:val="%2."/>
+      <w:lvlJc w:val="left"/>
+      <w:pPr>
+        <w:ind w:left="1440" w:hanging="360"/>
+      </w:pPr>
+    </w:lvl>
+    <w:lvl w:ilvl="2">
+      <w:start w:val="1"/>
+      <w:numFmt w:val="decimal"/>
+      <w:lvlText w:val="%3."/>
+      <w:lvlJc w:val="left"/>
+      <w:pPr>
+        <w:ind w:left="2160" w:hanging="360"/>
+      </w:pPr>
+    </w:lvl>
+    <w:lvl w:ilvl="3">
+      <w:start w:val="1"/>
+      <w:numFmt w:val="decimal"/>
+      <w:lvlText w:val="%4."/>
+      <w:lvlJc w:val="left"/>
+      <w:pPr>
+        <w:ind w:left="2880" w:hanging="360"/>
+      </w:pPr>
+    </w:lvl>
+    <w:lvl w:ilvl="4">
+      <w:start w:val="1"/>
+      <w:numFmt w:val="decimal"/>
+      <w:lvlText w:val="%5."/>
+      <w:lvlJc w:val="left"/>
+      <w:pPr>
+        <w:ind w:left="3600" w:hanging="360"/>
+      </w:pPr>
+    </w:lvl>
+    <w:lvl w:ilvl="5">
+      <w:start w:val="1"/>
+      <w:numFmt w:val="decimal"/>
+      <w:lvlText w:val="%6."/>
+      <w:lvlJc w:val="left"/>
+      <w:pPr>
+        <w:ind w:left="4320" w:hanging="360"/>
+      </w:pPr>
+    </w:lvl>
+    <w:lvl w:ilvl="6">
+      <w:start w:val="1"/>
+      <w:numFmt w:val="decimal"/>
+      <w:lvlText w:val="%7."/>
+      <w:lvlJc w:val="left"/>
+      <w:pPr>
+        <w:ind w:left="5040" w:hanging="360"/>
+      </w:pPr>
+    </w:lvl>
+    <w:lvl w:ilvl="7">
+      <w:start w:val="1"/>
+      <w:numFmt w:val="decimal"/>
+      <w:lvlText w:val="%8."/>
+      <w:lvlJc w:val="left"/>
+      <w:pPr>
+        <w:ind w:left="5760" w:hanging="360"/>
+      </w:pPr>
+    </w:lvl>
+    <w:lvl w:ilvl="8">
+      <w:start w:val="1"/>
+      <w:numFmt w:val="decimal"/>
+      <w:lvlText w:val="%9."/>
+      <w:lvlJc w:val="left"/>
+      <w:pPr>
+        <w:ind w:left="6480" w:hanging="360"/>
+      </w:pPr>
+    </w:lvl>
+  </w:abstractNum>
   <w:abstractNum w:abstractNumId="991">
     <w:nsid w:val="0000A991"/>
     <w:multiLevelType w:val="multilevel"/>
@@ -4230,96 +4856,38 @@
       </w:rPr>
     </w:lvl>
   </w:abstractNum>
-  <w:abstractNum w:abstractNumId="99411">
-    <w:nsid w:val="00A99411"/>
-    <w:multiLevelType w:val="multilevel"/>
-    <w:lvl w:ilvl="0">
-      <w:start w:val="1"/>
-      <w:numFmt w:val="decimal"/>
-      <w:lvlText w:val="%1."/>
-      <w:lvlJc w:val="left"/>
-      <w:pPr>
-        <w:ind w:left="720" w:hanging="360"/>
-      </w:pPr>
-    </w:lvl>
-    <w:lvl w:ilvl="1">
-      <w:start w:val="1"/>
-      <w:numFmt w:val="decimal"/>
-      <w:lvlText w:val="%2."/>
-      <w:lvlJc w:val="left"/>
-      <w:pPr>
-        <w:ind w:left="1440" w:hanging="360"/>
-      </w:pPr>
-    </w:lvl>
-    <w:lvl w:ilvl="2">
-      <w:start w:val="1"/>
-      <w:numFmt w:val="decimal"/>
-      <w:lvlText w:val="%3."/>
-      <w:lvlJc w:val="left"/>
-      <w:pPr>
-        <w:ind w:left="2160" w:hanging="360"/>
-      </w:pPr>
-    </w:lvl>
-    <w:lvl w:ilvl="3">
-      <w:start w:val="1"/>
-      <w:numFmt w:val="decimal"/>
-      <w:lvlText w:val="%4."/>
-      <w:lvlJc w:val="left"/>
-      <w:pPr>
-        <w:ind w:left="2880" w:hanging="360"/>
-      </w:pPr>
-    </w:lvl>
-    <w:lvl w:ilvl="4">
-      <w:start w:val="1"/>
-      <w:numFmt w:val="decimal"/>
-      <w:lvlText w:val="%5."/>
-      <w:lvlJc w:val="left"/>
-      <w:pPr>
-        <w:ind w:left="3600" w:hanging="360"/>
-      </w:pPr>
-    </w:lvl>
-    <w:lvl w:ilvl="5">
-      <w:start w:val="1"/>
-      <w:numFmt w:val="decimal"/>
-      <w:lvlText w:val="%6."/>
-      <w:lvlJc w:val="left"/>
-      <w:pPr>
-        <w:ind w:left="4320" w:hanging="360"/>
-      </w:pPr>
-    </w:lvl>
-    <w:lvl w:ilvl="6">
-      <w:start w:val="1"/>
-      <w:numFmt w:val="decimal"/>
-      <w:lvlText w:val="%7."/>
-      <w:lvlJc w:val="left"/>
-      <w:pPr>
-        <w:ind w:left="5040" w:hanging="360"/>
-      </w:pPr>
-    </w:lvl>
-    <w:lvl w:ilvl="7">
-      <w:start w:val="1"/>
-      <w:numFmt w:val="decimal"/>
-      <w:lvlText w:val="%8."/>
-      <w:lvlJc w:val="left"/>
-      <w:pPr>
-        <w:ind w:left="5760" w:hanging="360"/>
-      </w:pPr>
-    </w:lvl>
-    <w:lvl w:ilvl="8">
-      <w:start w:val="1"/>
-      <w:numFmt w:val="decimal"/>
-      <w:lvlText w:val="%9."/>
-      <w:lvlJc w:val="left"/>
-      <w:pPr>
-        <w:ind w:left="6480" w:hanging="360"/>
-      </w:pPr>
-    </w:lvl>
-  </w:abstractNum>
   <w:num w:numId="1000">
     <w:abstractNumId w:val="990"/>
   </w:num>
   <w:num w:numId="1001">
-    <w:abstractNumId w:val="991"/>
+    <w:abstractNumId w:val="99411"/>
+    <w:lvlOverride w:ilvl="0">
+      <w:startOverride w:val="1"/>
+    </w:lvlOverride>
+    <w:lvlOverride w:ilvl="1">
+      <w:startOverride w:val="1"/>
+    </w:lvlOverride>
+    <w:lvlOverride w:ilvl="2">
+      <w:startOverride w:val="1"/>
+    </w:lvlOverride>
+    <w:lvlOverride w:ilvl="3">
+      <w:startOverride w:val="1"/>
+    </w:lvlOverride>
+    <w:lvlOverride w:ilvl="4">
+      <w:startOverride w:val="1"/>
+    </w:lvlOverride>
+    <w:lvlOverride w:ilvl="5">
+      <w:startOverride w:val="1"/>
+    </w:lvlOverride>
+    <w:lvlOverride w:ilvl="6">
+      <w:startOverride w:val="1"/>
+    </w:lvlOverride>
+    <w:lvlOverride w:ilvl="7">
+      <w:startOverride w:val="1"/>
+    </w:lvlOverride>
+    <w:lvlOverride w:ilvl="8">
+      <w:startOverride w:val="1"/>
+    </w:lvlOverride>
   </w:num>
   <w:num w:numId="1002">
     <w:abstractNumId w:val="99411"/>
@@ -4382,84 +4950,12 @@
     </w:lvlOverride>
   </w:num>
   <w:num w:numId="1004">
-    <w:abstractNumId w:val="99411"/>
-    <w:lvlOverride w:ilvl="0">
-      <w:startOverride w:val="1"/>
-    </w:lvlOverride>
-    <w:lvlOverride w:ilvl="1">
-      <w:startOverride w:val="1"/>
-    </w:lvlOverride>
-    <w:lvlOverride w:ilvl="2">
-      <w:startOverride w:val="1"/>
-    </w:lvlOverride>
-    <w:lvlOverride w:ilvl="3">
-      <w:startOverride w:val="1"/>
-    </w:lvlOverride>
-    <w:lvlOverride w:ilvl="4">
-      <w:startOverride w:val="1"/>
-    </w:lvlOverride>
-    <w:lvlOverride w:ilvl="5">
-      <w:startOverride w:val="1"/>
-    </w:lvlOverride>
-    <w:lvlOverride w:ilvl="6">
-      <w:startOverride w:val="1"/>
-    </w:lvlOverride>
-    <w:lvlOverride w:ilvl="7">
-      <w:startOverride w:val="1"/>
-    </w:lvlOverride>
-    <w:lvlOverride w:ilvl="8">
-      <w:startOverride w:val="1"/>
-    </w:lvlOverride>
+    <w:abstractNumId w:val="991"/>
   </w:num>
   <w:num w:numId="1005">
-    <w:abstractNumId w:val="99411"/>
-    <w:lvlOverride w:ilvl="0">
-      <w:startOverride w:val="1"/>
-    </w:lvlOverride>
-    <w:lvlOverride w:ilvl="1">
-      <w:startOverride w:val="1"/>
-    </w:lvlOverride>
-    <w:lvlOverride w:ilvl="2">
-      <w:startOverride w:val="1"/>
-    </w:lvlOverride>
-    <w:lvlOverride w:ilvl="3">
-      <w:startOverride w:val="1"/>
-    </w:lvlOverride>
-    <w:lvlOverride w:ilvl="4">
-      <w:startOverride w:val="1"/>
-    </w:lvlOverride>
-    <w:lvlOverride w:ilvl="5">
-      <w:startOverride w:val="1"/>
-    </w:lvlOverride>
-    <w:lvlOverride w:ilvl="6">
-      <w:startOverride w:val="1"/>
-    </w:lvlOverride>
-    <w:lvlOverride w:ilvl="7">
-      <w:startOverride w:val="1"/>
-    </w:lvlOverride>
-    <w:lvlOverride w:ilvl="8">
-      <w:startOverride w:val="1"/>
-    </w:lvlOverride>
+    <w:abstractNumId w:val="991"/>
   </w:num>
   <w:num w:numId="1006">
-    <w:abstractNumId w:val="991"/>
-  </w:num>
-  <w:num w:numId="1007">
-    <w:abstractNumId w:val="991"/>
-  </w:num>
-  <w:num w:numId="1008">
-    <w:abstractNumId w:val="991"/>
-  </w:num>
-  <w:num w:numId="1009">
-    <w:abstractNumId w:val="991"/>
-  </w:num>
-  <w:num w:numId="1010">
-    <w:abstractNumId w:val="991"/>
-  </w:num>
-  <w:num w:numId="1011">
-    <w:abstractNumId w:val="991"/>
-  </w:num>
-  <w:num w:numId="1012">
     <w:abstractNumId w:val="991"/>
   </w:num>
 </w:numbering>

--- a/fake_news_project_report.docx
+++ b/fake_news_project_report.docx
@@ -92,114 +92,224 @@
         <w:tblW w:type="pct" w:w="278"/>
         <w:tblLayout w:type="fixed"/>
         <w:tblLook w:firstRow="0" w:lastRow="0" w:firstColumn="0" w:lastColumn="0" w:noHBand="0" w:noVBand="0" w:val="0000"/>
+        <w:tblBorders>
+          <w:top w:val="single" w:sz="4" w:space="0" w:color="000000"/>
+          <w:left w:val="single" w:sz="4" w:space="0" w:color="000000"/>
+          <w:bottom w:val="single" w:sz="4" w:space="0" w:color="000000"/>
+          <w:right w:val="single" w:sz="4" w:space="0" w:color="000000"/>
+          <w:insideH w:val="single" w:sz="4" w:space="0" w:color="000000"/>
+          <w:insideV w:val="single" w:sz="4" w:space="0" w:color="000000"/>
+        </w:tblBorders>
       </w:tblPr>
       <w:tblGrid>
         <w:gridCol w:w="440"/>
       </w:tblGrid>
       <w:tr>
-        <w:tc>
-          <w:tcPr/>
-          <w:p>
-            <w:pPr>
-              <w:pStyle w:val="Compact"/>
-            </w:pPr>
-            <w:r>
+        <w:trPr>
+          <w:cantSplit w:val="true"/>
+        </w:trPr>
+        <w:tc>
+          <w:tcPr/>
+          <w:p>
+            <w:pPr>
+              <w:pStyle w:val="Compact"/>
+            </w:pPr>
+            <w:r>
+              <w:rPr>
+                <w:sz w:val="18"/>
+              </w:rPr>
               <w:t xml:space="preserve"># Table of Contents</w:t>
             </w:r>
             <w:r>
+              <w:rPr>
+                <w:sz w:val="18"/>
+              </w:rPr>
               <w:t xml:space="preserve"> </w:t>
             </w:r>
             <w:r>
+              <w:rPr>
+                <w:sz w:val="18"/>
+              </w:rPr>
               <w:t xml:space="preserve">Abstract &amp; Keywords 3</w:t>
             </w:r>
             <w:r>
+              <w:rPr>
+                <w:sz w:val="18"/>
+              </w:rPr>
               <w:t xml:space="preserve"> </w:t>
             </w:r>
             <w:r>
+              <w:rPr>
+                <w:sz w:val="18"/>
+              </w:rPr>
               <w:t xml:space="preserve">Introduction 4</w:t>
             </w:r>
             <w:r>
+              <w:rPr>
+                <w:sz w:val="18"/>
+              </w:rPr>
               <w:t xml:space="preserve"> </w:t>
             </w:r>
             <w:r>
+              <w:rPr>
+                <w:sz w:val="18"/>
+              </w:rPr>
               <w:t xml:space="preserve">Problem Statement &amp; Objectives 5</w:t>
             </w:r>
             <w:r>
+              <w:rPr>
+                <w:sz w:val="18"/>
+              </w:rPr>
               <w:t xml:space="preserve"> </w:t>
             </w:r>
             <w:r>
+              <w:rPr>
+                <w:sz w:val="18"/>
+              </w:rPr>
               <w:t xml:space="preserve">Literature Review 6</w:t>
             </w:r>
             <w:r>
+              <w:rPr>
+                <w:sz w:val="18"/>
+              </w:rPr>
               <w:t xml:space="preserve"> </w:t>
             </w:r>
             <w:r>
+              <w:rPr>
+                <w:sz w:val="18"/>
+              </w:rPr>
               <w:t xml:space="preserve">Proposed Methodology 8</w:t>
             </w:r>
             <w:r>
+              <w:rPr>
+                <w:sz w:val="18"/>
+              </w:rPr>
               <w:t xml:space="preserve"> </w:t>
             </w:r>
             <w:r>
+              <w:rPr>
+                <w:sz w:val="18"/>
+              </w:rPr>
               <w:t xml:space="preserve">Dataset Description 9</w:t>
             </w:r>
             <w:r>
+              <w:rPr>
+                <w:sz w:val="18"/>
+              </w:rPr>
               <w:t xml:space="preserve"> </w:t>
             </w:r>
             <w:r>
+              <w:rPr>
+                <w:sz w:val="18"/>
+              </w:rPr>
               <w:t xml:space="preserve">Data Preprocessing 10</w:t>
             </w:r>
             <w:r>
+              <w:rPr>
+                <w:sz w:val="18"/>
+              </w:rPr>
               <w:t xml:space="preserve"> </w:t>
             </w:r>
             <w:r>
+              <w:rPr>
+                <w:sz w:val="18"/>
+              </w:rPr>
               <w:t xml:space="preserve">Feature Engineering 11</w:t>
             </w:r>
             <w:r>
+              <w:rPr>
+                <w:sz w:val="18"/>
+              </w:rPr>
               <w:t xml:space="preserve"> </w:t>
             </w:r>
             <w:r>
+              <w:rPr>
+                <w:sz w:val="18"/>
+              </w:rPr>
               <w:t xml:space="preserve">Machine Learning Models 12</w:t>
             </w:r>
             <w:r>
+              <w:rPr>
+                <w:sz w:val="18"/>
+              </w:rPr>
               <w:t xml:space="preserve"> </w:t>
             </w:r>
             <w:r>
+              <w:rPr>
+                <w:sz w:val="18"/>
+              </w:rPr>
               <w:t xml:space="preserve">Model Training 15</w:t>
             </w:r>
             <w:r>
+              <w:rPr>
+                <w:sz w:val="18"/>
+              </w:rPr>
               <w:t xml:space="preserve"> </w:t>
             </w:r>
             <w:r>
+              <w:rPr>
+                <w:sz w:val="18"/>
+              </w:rPr>
               <w:t xml:space="preserve">Results &amp; Evaluation 16</w:t>
             </w:r>
             <w:r>
+              <w:rPr>
+                <w:sz w:val="18"/>
+              </w:rPr>
               <w:t xml:space="preserve"> </w:t>
             </w:r>
             <w:r>
+              <w:rPr>
+                <w:sz w:val="18"/>
+              </w:rPr>
               <w:t xml:space="preserve">Feature Importance &amp; Analysis 18</w:t>
             </w:r>
             <w:r>
+              <w:rPr>
+                <w:sz w:val="18"/>
+              </w:rPr>
               <w:t xml:space="preserve"> </w:t>
             </w:r>
             <w:r>
+              <w:rPr>
+                <w:sz w:val="18"/>
+              </w:rPr>
               <w:t xml:space="preserve">Prediction Module 19</w:t>
             </w:r>
             <w:r>
+              <w:rPr>
+                <w:sz w:val="18"/>
+              </w:rPr>
               <w:t xml:space="preserve"> </w:t>
             </w:r>
             <w:r>
+              <w:rPr>
+                <w:sz w:val="18"/>
+              </w:rPr>
               <w:t xml:space="preserve">Advantages, Limitations &amp; Future Scope 20</w:t>
             </w:r>
             <w:r>
+              <w:rPr>
+                <w:sz w:val="18"/>
+              </w:rPr>
               <w:t xml:space="preserve"> </w:t>
             </w:r>
             <w:r>
+              <w:rPr>
+                <w:sz w:val="18"/>
+              </w:rPr>
               <w:t xml:space="preserve">Conclusion 21</w:t>
             </w:r>
             <w:r>
+              <w:rPr>
+                <w:sz w:val="18"/>
+              </w:rPr>
               <w:t xml:space="preserve"> </w:t>
             </w:r>
             <w:r>
+              <w:rPr>
+                <w:sz w:val="18"/>
+              </w:rPr>
               <w:t xml:space="preserve">References 22</w:t>
             </w:r>
           </w:p>
@@ -714,6 +824,14 @@
         <w:tblW w:type="pct" w:w="5000"/>
         <w:tblLayout w:type="fixed"/>
         <w:tblLook w:firstRow="1" w:lastRow="0" w:firstColumn="0" w:lastColumn="0" w:noHBand="0" w:noVBand="0" w:val="0020"/>
+        <w:tblBorders>
+          <w:top w:val="single" w:sz="4" w:space="0" w:color="000000"/>
+          <w:left w:val="single" w:sz="4" w:space="0" w:color="000000"/>
+          <w:bottom w:val="single" w:sz="4" w:space="0" w:color="000000"/>
+          <w:right w:val="single" w:sz="4" w:space="0" w:color="000000"/>
+          <w:insideH w:val="single" w:sz="4" w:space="0" w:color="000000"/>
+          <w:insideV w:val="single" w:sz="4" w:space="0" w:color="000000"/>
+        </w:tblBorders>
       </w:tblPr>
       <w:tblGrid>
         <w:gridCol w:w="1584"/>
@@ -725,6 +843,7 @@
       <w:tr>
         <w:trPr>
           <w:tblHeader w:val="on"/>
+          <w:cantSplit w:val="true"/>
         </w:trPr>
         <w:tc>
           <w:tcPr/>
@@ -733,6 +852,9 @@
               <w:pStyle w:val="Compact"/>
             </w:pPr>
             <w:r>
+              <w:rPr>
+                <w:sz w:val="18"/>
+              </w:rPr>
               <w:t xml:space="preserve">#</w:t>
             </w:r>
           </w:p>
@@ -744,6 +866,9 @@
               <w:pStyle w:val="Compact"/>
             </w:pPr>
             <w:r>
+              <w:rPr>
+                <w:sz w:val="18"/>
+              </w:rPr>
               <w:t xml:space="preserve">Author(s) &amp; Year</w:t>
             </w:r>
           </w:p>
@@ -755,6 +880,9 @@
               <w:pStyle w:val="Compact"/>
             </w:pPr>
             <w:r>
+              <w:rPr>
+                <w:sz w:val="18"/>
+              </w:rPr>
               <w:t xml:space="preserve">Dataset Used</w:t>
             </w:r>
           </w:p>
@@ -766,6 +894,9 @@
               <w:pStyle w:val="Compact"/>
             </w:pPr>
             <w:r>
+              <w:rPr>
+                <w:sz w:val="18"/>
+              </w:rPr>
               <w:t xml:space="preserve">Technique</w:t>
             </w:r>
           </w:p>
@@ -777,19 +908,28 @@
               <w:pStyle w:val="Compact"/>
             </w:pPr>
             <w:r>
+              <w:rPr>
+                <w:sz w:val="18"/>
+              </w:rPr>
               <w:t xml:space="preserve">Key Finding / Reported Accuracy</w:t>
             </w:r>
           </w:p>
         </w:tc>
       </w:tr>
       <w:tr>
-        <w:tc>
-          <w:tcPr/>
-          <w:p>
-            <w:pPr>
-              <w:pStyle w:val="Compact"/>
-            </w:pPr>
-            <w:r>
+        <w:trPr>
+          <w:cantSplit w:val="true"/>
+        </w:trPr>
+        <w:tc>
+          <w:tcPr/>
+          <w:p>
+            <w:pPr>
+              <w:pStyle w:val="Compact"/>
+            </w:pPr>
+            <w:r>
+              <w:rPr>
+                <w:sz w:val="18"/>
+              </w:rPr>
               <w:t xml:space="preserve">1</w:t>
             </w:r>
           </w:p>
@@ -801,6 +941,9 @@
               <w:pStyle w:val="Compact"/>
             </w:pPr>
             <w:r>
+              <w:rPr>
+                <w:sz w:val="18"/>
+              </w:rPr>
               <w:t xml:space="preserve">Shu et al. (2017)</w:t>
             </w:r>
           </w:p>
@@ -812,6 +955,9 @@
               <w:pStyle w:val="Compact"/>
             </w:pPr>
             <w:r>
+              <w:rPr>
+                <w:sz w:val="18"/>
+              </w:rPr>
               <w:t xml:space="preserve">Survey (multiple)</w:t>
             </w:r>
           </w:p>
@@ -823,6 +969,9 @@
               <w:pStyle w:val="Compact"/>
             </w:pPr>
             <w:r>
+              <w:rPr>
+                <w:sz w:val="18"/>
+              </w:rPr>
               <w:t xml:space="preserve">Survey / Data Mining Framework</w:t>
             </w:r>
           </w:p>
@@ -834,19 +983,28 @@
               <w:pStyle w:val="Compact"/>
             </w:pPr>
             <w:r>
+              <w:rPr>
+                <w:sz w:val="18"/>
+              </w:rPr>
               <w:t xml:space="preserve">Established taxonomy of content &amp; social-context based detection approaches</w:t>
             </w:r>
           </w:p>
         </w:tc>
       </w:tr>
       <w:tr>
-        <w:tc>
-          <w:tcPr/>
-          <w:p>
-            <w:pPr>
-              <w:pStyle w:val="Compact"/>
-            </w:pPr>
-            <w:r>
+        <w:trPr>
+          <w:cantSplit w:val="true"/>
+        </w:trPr>
+        <w:tc>
+          <w:tcPr/>
+          <w:p>
+            <w:pPr>
+              <w:pStyle w:val="Compact"/>
+            </w:pPr>
+            <w:r>
+              <w:rPr>
+                <w:sz w:val="18"/>
+              </w:rPr>
               <w:t xml:space="preserve">2</w:t>
             </w:r>
           </w:p>
@@ -858,6 +1016,9 @@
               <w:pStyle w:val="Compact"/>
             </w:pPr>
             <w:r>
+              <w:rPr>
+                <w:sz w:val="18"/>
+              </w:rPr>
               <w:t xml:space="preserve">Wang (2017)</w:t>
             </w:r>
           </w:p>
@@ -869,6 +1030,9 @@
               <w:pStyle w:val="Compact"/>
             </w:pPr>
             <w:r>
+              <w:rPr>
+                <w:sz w:val="18"/>
+              </w:rPr>
               <w:t xml:space="preserve">LIAR (12.8K statements)</w:t>
             </w:r>
           </w:p>
@@ -880,6 +1044,9 @@
               <w:pStyle w:val="Compact"/>
             </w:pPr>
             <w:r>
+              <w:rPr>
+                <w:sz w:val="18"/>
+              </w:rPr>
               <w:t xml:space="preserve">SVM, CNN, LSTM, Hybrid</w:t>
             </w:r>
           </w:p>
@@ -891,19 +1058,28 @@
               <w:pStyle w:val="Compact"/>
             </w:pPr>
             <w:r>
+              <w:rPr>
+                <w:sz w:val="18"/>
+              </w:rPr>
               <w:t xml:space="preserve">Hybrid CNN model outperformed text-only baselines on 6-class task</w:t>
             </w:r>
           </w:p>
         </w:tc>
       </w:tr>
       <w:tr>
-        <w:tc>
-          <w:tcPr/>
-          <w:p>
-            <w:pPr>
-              <w:pStyle w:val="Compact"/>
-            </w:pPr>
-            <w:r>
+        <w:trPr>
+          <w:cantSplit w:val="true"/>
+        </w:trPr>
+        <w:tc>
+          <w:tcPr/>
+          <w:p>
+            <w:pPr>
+              <w:pStyle w:val="Compact"/>
+            </w:pPr>
+            <w:r>
+              <w:rPr>
+                <w:sz w:val="18"/>
+              </w:rPr>
               <w:t xml:space="preserve">3</w:t>
             </w:r>
           </w:p>
@@ -915,6 +1091,9 @@
               <w:pStyle w:val="Compact"/>
             </w:pPr>
             <w:r>
+              <w:rPr>
+                <w:sz w:val="18"/>
+              </w:rPr>
               <w:t xml:space="preserve">Ahmed et al. (2017)</w:t>
             </w:r>
           </w:p>
@@ -926,6 +1105,9 @@
               <w:pStyle w:val="Compact"/>
             </w:pPr>
             <w:r>
+              <w:rPr>
+                <w:sz w:val="18"/>
+              </w:rPr>
               <w:t xml:space="preserve">Real/Fake news corpus</w:t>
             </w:r>
           </w:p>
@@ -937,6 +1119,9 @@
               <w:pStyle w:val="Compact"/>
             </w:pPr>
             <w:r>
+              <w:rPr>
+                <w:sz w:val="18"/>
+              </w:rPr>
               <w:t xml:space="preserve">n-gram + TF-IDF + Linear SVM</w:t>
             </w:r>
           </w:p>
@@ -948,19 +1133,28 @@
               <w:pStyle w:val="Compact"/>
             </w:pPr>
             <w:r>
+              <w:rPr>
+                <w:sz w:val="18"/>
+              </w:rPr>
               <w:t xml:space="preserve">~92% accuracy using linear classifiers with TF-IDF features</w:t>
             </w:r>
           </w:p>
         </w:tc>
       </w:tr>
       <w:tr>
-        <w:tc>
-          <w:tcPr/>
-          <w:p>
-            <w:pPr>
-              <w:pStyle w:val="Compact"/>
-            </w:pPr>
-            <w:r>
+        <w:trPr>
+          <w:cantSplit w:val="true"/>
+        </w:trPr>
+        <w:tc>
+          <w:tcPr/>
+          <w:p>
+            <w:pPr>
+              <w:pStyle w:val="Compact"/>
+            </w:pPr>
+            <w:r>
+              <w:rPr>
+                <w:sz w:val="18"/>
+              </w:rPr>
               <w:t xml:space="preserve">4</w:t>
             </w:r>
           </w:p>
@@ -972,6 +1166,9 @@
               <w:pStyle w:val="Compact"/>
             </w:pPr>
             <w:r>
+              <w:rPr>
+                <w:sz w:val="18"/>
+              </w:rPr>
               <w:t xml:space="preserve">Perez-Rosas et al. (2017)</w:t>
             </w:r>
           </w:p>
@@ -983,6 +1180,9 @@
               <w:pStyle w:val="Compact"/>
             </w:pPr>
             <w:r>
+              <w:rPr>
+                <w:sz w:val="18"/>
+              </w:rPr>
               <w:t xml:space="preserve">2 custom multi-domain datasets</w:t>
             </w:r>
           </w:p>
@@ -994,6 +1194,9 @@
               <w:pStyle w:val="Compact"/>
             </w:pPr>
             <w:r>
+              <w:rPr>
+                <w:sz w:val="18"/>
+              </w:rPr>
               <w:t xml:space="preserve">Linguistic features + SVM</w:t>
             </w:r>
           </w:p>
@@ -1005,19 +1208,28 @@
               <w:pStyle w:val="Compact"/>
             </w:pPr>
             <w:r>
+              <w:rPr>
+                <w:sz w:val="18"/>
+              </w:rPr>
               <w:t xml:space="preserve">Comparable to/better than human fake-news judgment</w:t>
             </w:r>
           </w:p>
         </w:tc>
       </w:tr>
       <w:tr>
-        <w:tc>
-          <w:tcPr/>
-          <w:p>
-            <w:pPr>
-              <w:pStyle w:val="Compact"/>
-            </w:pPr>
-            <w:r>
+        <w:trPr>
+          <w:cantSplit w:val="true"/>
+        </w:trPr>
+        <w:tc>
+          <w:tcPr/>
+          <w:p>
+            <w:pPr>
+              <w:pStyle w:val="Compact"/>
+            </w:pPr>
+            <w:r>
+              <w:rPr>
+                <w:sz w:val="18"/>
+              </w:rPr>
               <w:t xml:space="preserve">5</w:t>
             </w:r>
           </w:p>
@@ -1029,6 +1241,9 @@
               <w:pStyle w:val="Compact"/>
             </w:pPr>
             <w:r>
+              <w:rPr>
+                <w:sz w:val="18"/>
+              </w:rPr>
               <w:t xml:space="preserve">Reis et al. (2019)</w:t>
             </w:r>
           </w:p>
@@ -1040,6 +1255,9 @@
               <w:pStyle w:val="Compact"/>
             </w:pPr>
             <w:r>
+              <w:rPr>
+                <w:sz w:val="18"/>
+              </w:rPr>
               <w:t xml:space="preserve">BuzzFeed News dataset</w:t>
             </w:r>
           </w:p>
@@ -1051,6 +1269,9 @@
               <w:pStyle w:val="Compact"/>
             </w:pPr>
             <w:r>
+              <w:rPr>
+                <w:sz w:val="18"/>
+              </w:rPr>
               <w:t xml:space="preserve">Random Forest, XGBoost</w:t>
             </w:r>
           </w:p>
@@ -1062,19 +1283,28 @@
               <w:pStyle w:val="Compact"/>
             </w:pPr>
             <w:r>
+              <w:rPr>
+                <w:sz w:val="18"/>
+              </w:rPr>
               <w:t xml:space="preserve">Source &amp; linguistic features improved ensemble accuracy</w:t>
             </w:r>
           </w:p>
         </w:tc>
       </w:tr>
       <w:tr>
-        <w:tc>
-          <w:tcPr/>
-          <w:p>
-            <w:pPr>
-              <w:pStyle w:val="Compact"/>
-            </w:pPr>
-            <w:r>
+        <w:trPr>
+          <w:cantSplit w:val="true"/>
+        </w:trPr>
+        <w:tc>
+          <w:tcPr/>
+          <w:p>
+            <w:pPr>
+              <w:pStyle w:val="Compact"/>
+            </w:pPr>
+            <w:r>
+              <w:rPr>
+                <w:sz w:val="18"/>
+              </w:rPr>
               <w:t xml:space="preserve">6</w:t>
             </w:r>
           </w:p>
@@ -1086,6 +1316,9 @@
               <w:pStyle w:val="Compact"/>
             </w:pPr>
             <w:r>
+              <w:rPr>
+                <w:sz w:val="18"/>
+              </w:rPr>
               <w:t xml:space="preserve">Ozbay &amp; Alatas (2020)</w:t>
             </w:r>
           </w:p>
@@ -1097,6 +1330,9 @@
               <w:pStyle w:val="Compact"/>
             </w:pPr>
             <w:r>
+              <w:rPr>
+                <w:sz w:val="18"/>
+              </w:rPr>
               <w:t xml:space="preserve">3 public fake-news datasets</w:t>
             </w:r>
           </w:p>
@@ -1108,6 +1344,9 @@
               <w:pStyle w:val="Compact"/>
             </w:pPr>
             <w:r>
+              <w:rPr>
+                <w:sz w:val="18"/>
+              </w:rPr>
               <w:t xml:space="preserve">23 ML algorithms + TF-IDF</w:t>
             </w:r>
           </w:p>
@@ -1119,19 +1358,28 @@
               <w:pStyle w:val="Compact"/>
             </w:pPr>
             <w:r>
+              <w:rPr>
+                <w:sz w:val="18"/>
+              </w:rPr>
               <w:t xml:space="preserve">Ensemble/tree-based models outperformed simple linear models</w:t>
             </w:r>
           </w:p>
         </w:tc>
       </w:tr>
       <w:tr>
-        <w:tc>
-          <w:tcPr/>
-          <w:p>
-            <w:pPr>
-              <w:pStyle w:val="Compact"/>
-            </w:pPr>
-            <w:r>
+        <w:trPr>
+          <w:cantSplit w:val="true"/>
+        </w:trPr>
+        <w:tc>
+          <w:tcPr/>
+          <w:p>
+            <w:pPr>
+              <w:pStyle w:val="Compact"/>
+            </w:pPr>
+            <w:r>
+              <w:rPr>
+                <w:sz w:val="18"/>
+              </w:rPr>
               <w:t xml:space="preserve">7</w:t>
             </w:r>
           </w:p>
@@ -1143,6 +1391,9 @@
               <w:pStyle w:val="Compact"/>
             </w:pPr>
             <w:r>
+              <w:rPr>
+                <w:sz w:val="18"/>
+              </w:rPr>
               <w:t xml:space="preserve">Kaliyar et al. (2020)</w:t>
             </w:r>
           </w:p>
@@ -1154,6 +1405,9 @@
               <w:pStyle w:val="Compact"/>
             </w:pPr>
             <w:r>
+              <w:rPr>
+                <w:sz w:val="18"/>
+              </w:rPr>
               <w:t xml:space="preserve">Kaggle fake news dataset</w:t>
             </w:r>
           </w:p>
@@ -1165,6 +1419,9 @@
               <w:pStyle w:val="Compact"/>
             </w:pPr>
             <w:r>
+              <w:rPr>
+                <w:sz w:val="18"/>
+              </w:rPr>
               <w:t xml:space="preserve">FNDNet (Deep CNN)</w:t>
             </w:r>
           </w:p>
@@ -1176,19 +1433,28 @@
               <w:pStyle w:val="Compact"/>
             </w:pPr>
             <w:r>
+              <w:rPr>
+                <w:sz w:val="18"/>
+              </w:rPr>
               <w:t xml:space="preserve">~98% accuracy, outperforming classical ML baselines</w:t>
             </w:r>
           </w:p>
         </w:tc>
       </w:tr>
       <w:tr>
-        <w:tc>
-          <w:tcPr/>
-          <w:p>
-            <w:pPr>
-              <w:pStyle w:val="Compact"/>
-            </w:pPr>
-            <w:r>
+        <w:trPr>
+          <w:cantSplit w:val="true"/>
+        </w:trPr>
+        <w:tc>
+          <w:tcPr/>
+          <w:p>
+            <w:pPr>
+              <w:pStyle w:val="Compact"/>
+            </w:pPr>
+            <w:r>
+              <w:rPr>
+                <w:sz w:val="18"/>
+              </w:rPr>
               <w:t xml:space="preserve">8</w:t>
             </w:r>
           </w:p>
@@ -1200,6 +1466,9 @@
               <w:pStyle w:val="Compact"/>
             </w:pPr>
             <w:r>
+              <w:rPr>
+                <w:sz w:val="18"/>
+              </w:rPr>
               <w:t xml:space="preserve">Khan et al. (2021)</w:t>
             </w:r>
           </w:p>
@@ -1211,6 +1480,9 @@
               <w:pStyle w:val="Compact"/>
             </w:pPr>
             <w:r>
+              <w:rPr>
+                <w:sz w:val="18"/>
+              </w:rPr>
               <w:t xml:space="preserve">Multiple benchmark datasets</w:t>
             </w:r>
           </w:p>
@@ -1222,6 +1494,9 @@
               <w:pStyle w:val="Compact"/>
             </w:pPr>
             <w:r>
+              <w:rPr>
+                <w:sz w:val="18"/>
+              </w:rPr>
               <w:t xml:space="preserve">ML vs Deep Learning vs BERT</w:t>
             </w:r>
           </w:p>
@@ -1233,6 +1508,9 @@
               <w:pStyle w:val="Compact"/>
             </w:pPr>
             <w:r>
+              <w:rPr>
+                <w:sz w:val="18"/>
+              </w:rPr>
               <w:t xml:space="preserve">Transformer models achieved best accuracy at higher cost</w:t>
             </w:r>
           </w:p>
@@ -3281,6 +3559,14 @@
         <w:tblStyle w:val="Table"/>
         <w:tblW w:type="auto" w:w="0"/>
         <w:tblLook w:firstRow="1" w:lastRow="0" w:firstColumn="0" w:lastColumn="0" w:noHBand="0" w:noVBand="0" w:val="0020"/>
+        <w:tblBorders>
+          <w:top w:val="single" w:sz="4" w:space="0" w:color="000000"/>
+          <w:left w:val="single" w:sz="4" w:space="0" w:color="000000"/>
+          <w:bottom w:val="single" w:sz="4" w:space="0" w:color="000000"/>
+          <w:right w:val="single" w:sz="4" w:space="0" w:color="000000"/>
+          <w:insideH w:val="single" w:sz="4" w:space="0" w:color="000000"/>
+          <w:insideV w:val="single" w:sz="4" w:space="0" w:color="000000"/>
+        </w:tblBorders>
       </w:tblPr>
       <w:tblGrid>
         <w:gridCol w:w="1584"/>
@@ -3292,6 +3578,7 @@
       <w:tr>
         <w:trPr>
           <w:tblHeader w:val="on"/>
+          <w:cantSplit w:val="true"/>
         </w:trPr>
         <w:tc>
           <w:tcPr/>
@@ -3300,6 +3587,9 @@
               <w:pStyle w:val="Compact"/>
             </w:pPr>
             <w:r>
+              <w:rPr>
+                <w:sz w:val="18"/>
+              </w:rPr>
               <w:t xml:space="preserve">Model</w:t>
             </w:r>
           </w:p>
@@ -3311,6 +3601,9 @@
               <w:pStyle w:val="Compact"/>
             </w:pPr>
             <w:r>
+              <w:rPr>
+                <w:sz w:val="18"/>
+              </w:rPr>
               <w:t xml:space="preserve">Accuracy (%)</w:t>
             </w:r>
           </w:p>
@@ -3322,6 +3615,9 @@
               <w:pStyle w:val="Compact"/>
             </w:pPr>
             <w:r>
+              <w:rPr>
+                <w:sz w:val="18"/>
+              </w:rPr>
               <w:t xml:space="preserve">Precision (%)</w:t>
             </w:r>
           </w:p>
@@ -3333,6 +3629,9 @@
               <w:pStyle w:val="Compact"/>
             </w:pPr>
             <w:r>
+              <w:rPr>
+                <w:sz w:val="18"/>
+              </w:rPr>
               <w:t xml:space="preserve">Recall (%)</w:t>
             </w:r>
           </w:p>
@@ -3344,19 +3643,28 @@
               <w:pStyle w:val="Compact"/>
             </w:pPr>
             <w:r>
+              <w:rPr>
+                <w:sz w:val="18"/>
+              </w:rPr>
               <w:t xml:space="preserve">F1-Score (%)</w:t>
             </w:r>
           </w:p>
         </w:tc>
       </w:tr>
       <w:tr>
-        <w:tc>
-          <w:tcPr/>
-          <w:p>
-            <w:pPr>
-              <w:pStyle w:val="Compact"/>
-            </w:pPr>
-            <w:r>
+        <w:trPr>
+          <w:cantSplit w:val="true"/>
+        </w:trPr>
+        <w:tc>
+          <w:tcPr/>
+          <w:p>
+            <w:pPr>
+              <w:pStyle w:val="Compact"/>
+            </w:pPr>
+            <w:r>
+              <w:rPr>
+                <w:sz w:val="18"/>
+              </w:rPr>
               <w:t xml:space="preserve">KNN</w:t>
             </w:r>
           </w:p>
@@ -3368,6 +3676,9 @@
               <w:pStyle w:val="Compact"/>
             </w:pPr>
             <w:r>
+              <w:rPr>
+                <w:sz w:val="18"/>
+              </w:rPr>
               <w:t xml:space="preserve">100.0</w:t>
             </w:r>
           </w:p>
@@ -3379,6 +3690,9 @@
               <w:pStyle w:val="Compact"/>
             </w:pPr>
             <w:r>
+              <w:rPr>
+                <w:sz w:val="18"/>
+              </w:rPr>
               <w:t xml:space="preserve">100.0</w:t>
             </w:r>
           </w:p>
@@ -3390,6 +3704,9 @@
               <w:pStyle w:val="Compact"/>
             </w:pPr>
             <w:r>
+              <w:rPr>
+                <w:sz w:val="18"/>
+              </w:rPr>
               <w:t xml:space="preserve">100.0</w:t>
             </w:r>
           </w:p>
@@ -3401,19 +3718,28 @@
               <w:pStyle w:val="Compact"/>
             </w:pPr>
             <w:r>
+              <w:rPr>
+                <w:sz w:val="18"/>
+              </w:rPr>
               <w:t xml:space="preserve">100.0</w:t>
             </w:r>
           </w:p>
         </w:tc>
       </w:tr>
       <w:tr>
-        <w:tc>
-          <w:tcPr/>
-          <w:p>
-            <w:pPr>
-              <w:pStyle w:val="Compact"/>
-            </w:pPr>
-            <w:r>
+        <w:trPr>
+          <w:cantSplit w:val="true"/>
+        </w:trPr>
+        <w:tc>
+          <w:tcPr/>
+          <w:p>
+            <w:pPr>
+              <w:pStyle w:val="Compact"/>
+            </w:pPr>
+            <w:r>
+              <w:rPr>
+                <w:sz w:val="18"/>
+              </w:rPr>
               <w:t xml:space="preserve">Logistic Regression</w:t>
             </w:r>
           </w:p>
@@ -3425,6 +3751,9 @@
               <w:pStyle w:val="Compact"/>
             </w:pPr>
             <w:r>
+              <w:rPr>
+                <w:sz w:val="18"/>
+              </w:rPr>
               <w:t xml:space="preserve">100.0</w:t>
             </w:r>
           </w:p>
@@ -3436,6 +3765,9 @@
               <w:pStyle w:val="Compact"/>
             </w:pPr>
             <w:r>
+              <w:rPr>
+                <w:sz w:val="18"/>
+              </w:rPr>
               <w:t xml:space="preserve">100.0</w:t>
             </w:r>
           </w:p>
@@ -3447,6 +3779,9 @@
               <w:pStyle w:val="Compact"/>
             </w:pPr>
             <w:r>
+              <w:rPr>
+                <w:sz w:val="18"/>
+              </w:rPr>
               <w:t xml:space="preserve">100.0</w:t>
             </w:r>
           </w:p>
@@ -3458,19 +3793,28 @@
               <w:pStyle w:val="Compact"/>
             </w:pPr>
             <w:r>
+              <w:rPr>
+                <w:sz w:val="18"/>
+              </w:rPr>
               <w:t xml:space="preserve">100.0</w:t>
             </w:r>
           </w:p>
         </w:tc>
       </w:tr>
       <w:tr>
-        <w:tc>
-          <w:tcPr/>
-          <w:p>
-            <w:pPr>
-              <w:pStyle w:val="Compact"/>
-            </w:pPr>
-            <w:r>
+        <w:trPr>
+          <w:cantSplit w:val="true"/>
+        </w:trPr>
+        <w:tc>
+          <w:tcPr/>
+          <w:p>
+            <w:pPr>
+              <w:pStyle w:val="Compact"/>
+            </w:pPr>
+            <w:r>
+              <w:rPr>
+                <w:sz w:val="18"/>
+              </w:rPr>
               <w:t xml:space="preserve">Random Forest</w:t>
             </w:r>
           </w:p>
@@ -3482,6 +3826,9 @@
               <w:pStyle w:val="Compact"/>
             </w:pPr>
             <w:r>
+              <w:rPr>
+                <w:sz w:val="18"/>
+              </w:rPr>
               <w:t xml:space="preserve">100.0</w:t>
             </w:r>
           </w:p>
@@ -3493,6 +3840,9 @@
               <w:pStyle w:val="Compact"/>
             </w:pPr>
             <w:r>
+              <w:rPr>
+                <w:sz w:val="18"/>
+              </w:rPr>
               <w:t xml:space="preserve">100.0</w:t>
             </w:r>
           </w:p>
@@ -3504,6 +3854,9 @@
               <w:pStyle w:val="Compact"/>
             </w:pPr>
             <w:r>
+              <w:rPr>
+                <w:sz w:val="18"/>
+              </w:rPr>
               <w:t xml:space="preserve">100.0</w:t>
             </w:r>
           </w:p>
@@ -3515,19 +3868,28 @@
               <w:pStyle w:val="Compact"/>
             </w:pPr>
             <w:r>
+              <w:rPr>
+                <w:sz w:val="18"/>
+              </w:rPr>
               <w:t xml:space="preserve">100.0</w:t>
             </w:r>
           </w:p>
         </w:tc>
       </w:tr>
       <w:tr>
-        <w:tc>
-          <w:tcPr/>
-          <w:p>
-            <w:pPr>
-              <w:pStyle w:val="Compact"/>
-            </w:pPr>
-            <w:r>
+        <w:trPr>
+          <w:cantSplit w:val="true"/>
+        </w:trPr>
+        <w:tc>
+          <w:tcPr/>
+          <w:p>
+            <w:pPr>
+              <w:pStyle w:val="Compact"/>
+            </w:pPr>
+            <w:r>
+              <w:rPr>
+                <w:sz w:val="18"/>
+              </w:rPr>
               <w:t xml:space="preserve">Neural Network (MLP)</w:t>
             </w:r>
           </w:p>
@@ -3539,6 +3901,9 @@
               <w:pStyle w:val="Compact"/>
             </w:pPr>
             <w:r>
+              <w:rPr>
+                <w:sz w:val="18"/>
+              </w:rPr>
               <w:t xml:space="preserve">100.0</w:t>
             </w:r>
           </w:p>
@@ -3550,6 +3915,9 @@
               <w:pStyle w:val="Compact"/>
             </w:pPr>
             <w:r>
+              <w:rPr>
+                <w:sz w:val="18"/>
+              </w:rPr>
               <w:t xml:space="preserve">100.0</w:t>
             </w:r>
           </w:p>
@@ -3561,6 +3929,9 @@
               <w:pStyle w:val="Compact"/>
             </w:pPr>
             <w:r>
+              <w:rPr>
+                <w:sz w:val="18"/>
+              </w:rPr>
               <w:t xml:space="preserve">100.0</w:t>
             </w:r>
           </w:p>
@@ -3572,6 +3943,9 @@
               <w:pStyle w:val="Compact"/>
             </w:pPr>
             <w:r>
+              <w:rPr>
+                <w:sz w:val="18"/>
+              </w:rPr>
               <w:t xml:space="preserve">100.0</w:t>
             </w:r>
           </w:p>

--- a/fake_news_project_report.docx
+++ b/fake_news_project_report.docx
@@ -23,6 +23,7 @@
     <w:p>
       <w:pPr>
         <w:pStyle w:val="FirstParagraph"/>
+        <w:jc w:val="both"/>
       </w:pPr>
       <w:r>
         <w:t xml:space="preserve"> </w:t>
@@ -50,11 +51,13 @@
     <w:p>
       <w:pPr>
         <w:pStyle w:val="FirstParagraph"/>
+        <w:jc w:val="both"/>
       </w:pPr>
     </w:p>
     <w:p>
       <w:pPr>
         <w:pStyle w:val="BodyText"/>
+        <w:jc w:val="both"/>
       </w:pPr>
       <w:r>
         <w:t xml:space="preserve">Submitted by</w:t>
@@ -63,6 +66,7 @@
     <w:p>
       <w:pPr>
         <w:pStyle w:val="BodyText"/>
+        <w:jc w:val="both"/>
       </w:pPr>
       <w:r>
         <w:rPr>
@@ -81,6 +85,7 @@
     <w:p>
       <w:pPr>
         <w:pStyle w:val="BodyText"/>
+        <w:jc w:val="both"/>
       </w:pPr>
       <w:r>
         <w:t xml:space="preserve">2026</w:t>
@@ -335,6 +340,7 @@
     <w:p>
       <w:pPr>
         <w:pStyle w:val="FirstParagraph"/>
+        <w:jc w:val="both"/>
       </w:pPr>
       <w:r>
         <w:rPr>
@@ -377,6 +383,7 @@
     <w:p>
       <w:pPr>
         <w:pStyle w:val="BodyText"/>
+        <w:jc w:val="both"/>
       </w:pPr>
       <w:r>
         <w:t xml:space="preserve">The proposed system utilizes a robust preprocessing pipeline involving lowercasing, removal of HTML tags, punctuation, URLs, emojis, and stopwords, followed by tokenization and lemmatization. The cleaned text is then converted into numerical feature vectors using the Term Frequency-Inverse Document Frequency (TF-IDF) technique combined with Character N-Grams to handle out-of-vocabulary terms effectively. Four machine learning classifiers—Logistic Regression, Random Forest, Multinomial Naive Bayes, and a feed-forward Neural Network—are trained on an 80:20 train-test split and evaluated using standard classification metrics: accuracy, precision, recall, and F1-score.</w:t>
@@ -385,6 +392,7 @@
     <w:p>
       <w:pPr>
         <w:pStyle w:val="BodyText"/>
+        <w:jc w:val="both"/>
       </w:pPr>
       <w:r>
         <w:t xml:space="preserve">Experimental results show that all models achieve exceptional performance on the curated dataset. A comparative analysis of the models is presented along with confusion matrices and a feature-importance study identifying the words most strongly associated with fake and real news. An interactive Streamlit-based prediction module is also built to demonstrate real-time classification of user-supplied news text. The project concludes that combining TF-IDF features with classical and neural machine learning models provides an effective, lightweight, and interpretable approach to automated fake news detection.</w:t>
@@ -393,6 +401,7 @@
     <w:p>
       <w:pPr>
         <w:pStyle w:val="BodyText"/>
+        <w:jc w:val="both"/>
       </w:pPr>
       <w:r>
         <w:rPr>
@@ -409,6 +418,9 @@
       </w:r>
     </w:p>
     <w:p>
+      <w:pPr>
+        <w:jc w:val="both"/>
+      </w:pPr>
       <w:r>
         <w:pict>
           <v:rect style="width:0;height:1.5pt" o:hralign="center" o:hrstd="t" o:hr="t"/>
@@ -418,11 +430,6 @@
     <w:bookmarkEnd w:id="11"/>
     <w:bookmarkStart w:id="15" w:name="introduction"/>
     <w:p>
-      <w:r>
-        <w:br w:type="page"/>
-      </w:r>
-    </w:p>
-    <w:p>
       <w:pPr>
         <w:pStyle w:val="Heading2"/>
       </w:pPr>
@@ -442,6 +449,7 @@
     <w:p>
       <w:pPr>
         <w:pStyle w:val="FirstParagraph"/>
+        <w:jc w:val="both"/>
       </w:pPr>
       <w:r>
         <w:t xml:space="preserve">Fake news refers to false, misleading, or fabricated information that is presented as legitimate news content. It is often created with the intent to deceive readers, manipulate public opinion, generate advertising revenue through sensational content, or damage the reputation of an individual, organization, or institution. Fake news can take several forms, including entirely fabricated stories, manipulated or out-of-context facts, misleading headlines (clickbait), satire misinterpreted as fact, and biased or one-sided reporting disguised as objective journalism.</w:t>
@@ -450,6 +458,7 @@
     <w:p>
       <w:pPr>
         <w:pStyle w:val="BodyText"/>
+        <w:jc w:val="both"/>
       </w:pPr>
       <w:r>
         <w:t xml:space="preserve">Historically, misinformation was limited by the speed of traditional publishing and broadcasting. However, the modern digital landscape has fundamentally altered this dynamic. With the proliferation of social media platforms such as Facebook, X (formerly Twitter), and WhatsApp, news no longer travels solely through verified editorial channels. Anyone with an internet connection can create and share content instantly to a global audience. Furthermore, recommendation algorithms designed by these platforms prioritize user engagement—likes, shares, and comments. These algorithms often inadvertently amplify sensational, emotionally charged, or controversial fake news much faster than accurate, measured reporting. This has created an environment where misinformation can spread to millions of users within hours, long before professional fact-checkers can respond or issue corrections.</w:t>
@@ -458,6 +467,7 @@
     <w:p>
       <w:pPr>
         <w:pStyle w:val="BodyText"/>
+        <w:jc w:val="both"/>
       </w:pPr>
       <w:r>
         <w:t xml:space="preserve">The architecture of social networks also fosters echo chambers and filter bubbles, where users are repeatedly exposed to information that aligns with their preexisting beliefs. In these enclosed network topologies, fake news is rarely challenged, and its repeated exposure increases its perceived credibility through the illusory truth effect.</w:t>
@@ -476,6 +486,7 @@
     <w:p>
       <w:pPr>
         <w:pStyle w:val="FirstParagraph"/>
+        <w:jc w:val="both"/>
       </w:pPr>
       <w:r>
         <w:t xml:space="preserve">The consequences of unchecked fake news are far-reaching and deeply damaging to society across multiple domains:</w:t>
@@ -604,6 +615,7 @@
     <w:p>
       <w:pPr>
         <w:pStyle w:val="FirstParagraph"/>
+        <w:jc w:val="both"/>
       </w:pPr>
       <w:r>
         <w:t xml:space="preserve">Manual fact-checking is the traditional defense against misinformation, relying on expert journalists to verify claims against authoritative sources. However, this manual approach is inherently unscalable. Human fact-checkers typically take hours or even days to verify a single complex claim, whereas AI-generated or crowdsourced misinformation can reach millions of users within minutes. This extreme mismatch between the velocity of misinformation and the capacity of manual verification creates a critical need for automated, AI-driven detection systems.</w:t>
@@ -612,12 +624,16 @@
     <w:p>
       <w:pPr>
         <w:pStyle w:val="BodyText"/>
+        <w:jc w:val="both"/>
       </w:pPr>
       <w:r>
         <w:t xml:space="preserve">Artificial Intelligence, encompassing Machine Learning (ML) and Natural Language Processing (NLP), provides the mathematical and computational tools required to analyze massive volumes of text at scale. While AI may struggle to verify external ground-truth facts without a knowledge base, it excels at identifying the linguistic, stylistic, and structural patterns that characterize deceptive writing. Fake news often relies on hyperbole, extreme sentiment, informal grammar, clickbait structures, and specific vocabulary patterns designed to evoke fear or outrage. By training advanced classification models on large datasets of labelled real and fake news, AI systems can automatically flag suspicious content in real-time, drastically reducing the spread of misinformation and serving as a crucial first line of defense before manual review is even necessary.</w:t>
       </w:r>
     </w:p>
     <w:p>
+      <w:pPr>
+        <w:jc w:val="both"/>
+      </w:pPr>
       <w:r>
         <w:pict>
           <v:rect style="width:0;height:1.5pt" o:hralign="center" o:hrstd="t" o:hr="t"/>
@@ -628,11 +644,6 @@
     <w:bookmarkEnd w:id="15"/>
     <w:bookmarkStart w:id="18" w:name="problem-statement-objectives"/>
     <w:p>
-      <w:r>
-        <w:br w:type="page"/>
-      </w:r>
-    </w:p>
-    <w:p>
       <w:pPr>
         <w:pStyle w:val="Heading2"/>
       </w:pPr>
@@ -652,6 +663,7 @@
     <w:p>
       <w:pPr>
         <w:pStyle w:val="FirstParagraph"/>
+        <w:jc w:val="both"/>
       </w:pPr>
       <w:r>
         <w:t xml:space="preserve">Given the increasing volume of online news content and the limitations of manual fact-verification, there is a need for an automated system that can accurately classify a news article or statement as</w:t>
@@ -698,6 +710,7 @@
           <w:ilvl w:val="0"/>
           <w:numId w:val="1001"/>
         </w:numPr>
+        <w:jc w:val="both"/>
       </w:pPr>
       <w:r>
         <w:t xml:space="preserve">To study and understand the characteristics that distinguish fake news from real news content.</w:t>
@@ -710,6 +723,7 @@
           <w:ilvl w:val="0"/>
           <w:numId w:val="1001"/>
         </w:numPr>
+        <w:jc w:val="both"/>
       </w:pPr>
       <w:r>
         <w:t xml:space="preserve">To collect, generate, and preprocess a labelled fake/real news dataset suitable for supervised learning.</w:t>
@@ -722,6 +736,7 @@
           <w:ilvl w:val="0"/>
           <w:numId w:val="1001"/>
         </w:numPr>
+        <w:jc w:val="both"/>
       </w:pPr>
       <w:r>
         <w:t xml:space="preserve">To extract meaningful numerical features from raw text using TF-IDF vectorization and Character N-Grams.</w:t>
@@ -734,6 +749,7 @@
           <w:ilvl w:val="0"/>
           <w:numId w:val="1001"/>
         </w:numPr>
+        <w:jc w:val="both"/>
       </w:pPr>
       <w:r>
         <w:t xml:space="preserve">To implement and train multiple machine learning classifiers—Logistic Regression, Random Forest, Naive Bayes, and a Neural Network—for the classification task.</w:t>
@@ -746,6 +762,7 @@
           <w:ilvl w:val="0"/>
           <w:numId w:val="1001"/>
         </w:numPr>
+        <w:jc w:val="both"/>
       </w:pPr>
       <w:r>
         <w:t xml:space="preserve">To evaluate and compare the performance of these models using standard metrics such as accuracy, precision, recall, and F1-score.</w:t>
@@ -758,6 +775,7 @@
           <w:ilvl w:val="0"/>
           <w:numId w:val="1001"/>
         </w:numPr>
+        <w:jc w:val="both"/>
       </w:pPr>
       <w:r>
         <w:t xml:space="preserve">To identify the most influential words/features contributing to the classification decision.</w:t>
@@ -770,6 +788,7 @@
           <w:ilvl w:val="0"/>
           <w:numId w:val="1001"/>
         </w:numPr>
+        <w:jc w:val="both"/>
       </w:pPr>
       <w:r>
         <w:t xml:space="preserve">To build a real-time prediction module with a graphical user interface (GUI) using Streamlit that demonstrates real-time classification of user-input news text.</w:t>
@@ -782,12 +801,16 @@
           <w:ilvl w:val="0"/>
           <w:numId w:val="1001"/>
         </w:numPr>
+        <w:jc w:val="both"/>
       </w:pPr>
       <w:r>
         <w:t xml:space="preserve">To analyze the limitations of the current approach and propose directions for future improvement.</w:t>
       </w:r>
     </w:p>
     <w:p>
+      <w:pPr>
+        <w:jc w:val="both"/>
+      </w:pPr>
       <w:r>
         <w:pict>
           <v:rect style="width:0;height:1.5pt" o:hralign="center" o:hrstd="t" o:hr="t"/>
@@ -798,11 +821,6 @@
     <w:bookmarkEnd w:id="18"/>
     <w:bookmarkStart w:id="19" w:name="literature-review"/>
     <w:p>
-      <w:r>
-        <w:br w:type="page"/>
-      </w:r>
-    </w:p>
-    <w:p>
       <w:pPr>
         <w:pStyle w:val="Heading2"/>
       </w:pPr>
@@ -813,6 +831,7 @@
     <w:p>
       <w:pPr>
         <w:pStyle w:val="FirstParagraph"/>
+        <w:jc w:val="both"/>
       </w:pPr>
       <w:r>
         <w:t xml:space="preserve">A number of research studies have explored the use of machine learning and deep learning techniques for automated fake news detection. Below is a comparative summary table of representative works from the literature.</w:t>
@@ -1520,6 +1539,7 @@
     <w:p>
       <w:pPr>
         <w:pStyle w:val="BodyText"/>
+        <w:jc w:val="both"/>
       </w:pPr>
       <w:r>
         <w:rPr>
@@ -1536,6 +1556,9 @@
       </w:r>
     </w:p>
     <w:p>
+      <w:pPr>
+        <w:jc w:val="both"/>
+      </w:pPr>
       <w:r>
         <w:pict>
           <v:rect style="width:0;height:1.5pt" o:hralign="center" o:hrstd="t" o:hr="t"/>
@@ -1545,11 +1568,6 @@
     <w:bookmarkEnd w:id="19"/>
     <w:bookmarkStart w:id="21" w:name="proposed-methodology"/>
     <w:p>
-      <w:r>
-        <w:br w:type="page"/>
-      </w:r>
-    </w:p>
-    <w:p>
       <w:pPr>
         <w:pStyle w:val="Heading2"/>
       </w:pPr>
@@ -1560,6 +1578,7 @@
     <w:p>
       <w:pPr>
         <w:pStyle w:val="FirstParagraph"/>
+        <w:jc w:val="both"/>
       </w:pPr>
       <w:r>
         <w:t xml:space="preserve">The proposed system follows a standard supervised text-classification pipeline consisting of several major stages.</w:t>
@@ -1568,6 +1587,7 @@
     <w:p>
       <w:pPr>
         <w:pStyle w:val="SourceCode"/>
+        <w:jc w:val="both"/>
       </w:pPr>
       <w:r>
         <w:rPr>
@@ -1646,6 +1666,7 @@
           <w:ilvl w:val="0"/>
           <w:numId w:val="1002"/>
         </w:numPr>
+        <w:jc w:val="both"/>
       </w:pPr>
       <w:r>
         <w:rPr>
@@ -1668,6 +1689,7 @@
           <w:ilvl w:val="0"/>
           <w:numId w:val="1002"/>
         </w:numPr>
+        <w:jc w:val="both"/>
       </w:pPr>
       <w:r>
         <w:rPr>
@@ -1690,6 +1712,7 @@
           <w:ilvl w:val="0"/>
           <w:numId w:val="1002"/>
         </w:numPr>
+        <w:jc w:val="both"/>
       </w:pPr>
       <w:r>
         <w:rPr>
@@ -1712,6 +1735,7 @@
           <w:ilvl w:val="0"/>
           <w:numId w:val="1002"/>
         </w:numPr>
+        <w:jc w:val="both"/>
       </w:pPr>
       <w:r>
         <w:rPr>
@@ -1734,6 +1758,7 @@
           <w:ilvl w:val="0"/>
           <w:numId w:val="1002"/>
         </w:numPr>
+        <w:jc w:val="both"/>
       </w:pPr>
       <w:r>
         <w:rPr>
@@ -1756,6 +1781,7 @@
           <w:ilvl w:val="0"/>
           <w:numId w:val="1002"/>
         </w:numPr>
+        <w:jc w:val="both"/>
       </w:pPr>
       <w:r>
         <w:rPr>
@@ -1778,6 +1804,7 @@
           <w:ilvl w:val="0"/>
           <w:numId w:val="1002"/>
         </w:numPr>
+        <w:jc w:val="both"/>
       </w:pPr>
       <w:r>
         <w:rPr>
@@ -1794,6 +1821,9 @@
       </w:r>
     </w:p>
     <w:p>
+      <w:pPr>
+        <w:jc w:val="both"/>
+      </w:pPr>
       <w:r>
         <w:pict>
           <v:rect style="width:0;height:1.5pt" o:hralign="center" o:hrstd="t" o:hr="t"/>
@@ -1804,11 +1834,6 @@
     <w:bookmarkEnd w:id="21"/>
     <w:bookmarkStart w:id="22" w:name="dataset-description"/>
     <w:p>
-      <w:r>
-        <w:br w:type="page"/>
-      </w:r>
-    </w:p>
-    <w:p>
       <w:pPr>
         <w:pStyle w:val="Heading2"/>
       </w:pPr>
@@ -1819,6 +1844,7 @@
     <w:p>
       <w:pPr>
         <w:pStyle w:val="FirstParagraph"/>
+        <w:jc w:val="both"/>
       </w:pPr>
       <w:r>
         <w:rPr>
@@ -1837,6 +1863,7 @@
     <w:p>
       <w:pPr>
         <w:pStyle w:val="BodyText"/>
+        <w:jc w:val="both"/>
       </w:pPr>
       <w:r>
         <w:rPr>
@@ -1961,6 +1988,7 @@
     <w:p>
       <w:pPr>
         <w:pStyle w:val="BodyText"/>
+        <w:jc w:val="both"/>
       </w:pPr>
       <w:r>
         <w:rPr>
@@ -1977,6 +2005,9 @@
       </w:r>
     </w:p>
     <w:p>
+      <w:pPr>
+        <w:jc w:val="both"/>
+      </w:pPr>
       <w:r>
         <w:pict>
           <v:rect style="width:0;height:1.5pt" o:hralign="center" o:hrstd="t" o:hr="t"/>
@@ -1986,11 +2017,6 @@
     <w:bookmarkEnd w:id="22"/>
     <w:bookmarkStart w:id="23" w:name="data-preprocessing"/>
     <w:p>
-      <w:r>
-        <w:br w:type="page"/>
-      </w:r>
-    </w:p>
-    <w:p>
       <w:pPr>
         <w:pStyle w:val="Heading2"/>
       </w:pPr>
@@ -2001,6 +2027,7 @@
     <w:p>
       <w:pPr>
         <w:pStyle w:val="FirstParagraph"/>
+        <w:jc w:val="both"/>
       </w:pPr>
       <w:r>
         <w:t xml:space="preserve">Raw textual data collected from online sources, whether scraped from news websites or extracted from raw email protocols, is inherently noisy, unstructured, and teeming with extraneous artifacts. If this raw text is fed directly into a machine learning algorithm, the model will waste computational resources learning irrelevant noise (such as HTML tags or punctuation) rather than the underlying semantic patterns. Therefore, a rigorous and structured Natural Language Processing (NLP) preprocessing pipeline is applied to sanitize every document before it reaches the feature extraction stage.</w:t>
@@ -2009,6 +2036,7 @@
     <w:p>
       <w:pPr>
         <w:pStyle w:val="BodyText"/>
+        <w:jc w:val="both"/>
       </w:pPr>
       <w:r>
         <w:t xml:space="preserve">The preprocessing pipeline executes sequentially through the following critical stages:</w:t>
@@ -2020,6 +2048,7 @@
           <w:ilvl w:val="0"/>
           <w:numId w:val="1003"/>
         </w:numPr>
+        <w:jc w:val="both"/>
       </w:pPr>
       <w:r>
         <w:rPr>
@@ -2071,6 +2100,7 @@
           <w:ilvl w:val="0"/>
           <w:numId w:val="1003"/>
         </w:numPr>
+        <w:jc w:val="both"/>
       </w:pPr>
       <w:r>
         <w:rPr>
@@ -2092,6 +2122,7 @@
           <w:ilvl w:val="0"/>
           <w:numId w:val="1000"/>
         </w:numPr>
+        <w:jc w:val="both"/>
       </w:pPr>
       <w:r>
         <w:t xml:space="preserve">,</w:t>
@@ -2109,6 +2140,7 @@
           <w:ilvl w:val="0"/>
           <w:numId w:val="1003"/>
         </w:numPr>
+        <w:jc w:val="both"/>
       </w:pPr>
       <w:r>
         <w:rPr>
@@ -2151,6 +2183,7 @@
           <w:ilvl w:val="0"/>
           <w:numId w:val="1003"/>
         </w:numPr>
+        <w:jc w:val="both"/>
       </w:pPr>
       <w:r>
         <w:rPr>
@@ -2178,6 +2211,7 @@
           <w:ilvl w:val="0"/>
           <w:numId w:val="1003"/>
         </w:numPr>
+        <w:jc w:val="both"/>
       </w:pPr>
       <w:r>
         <w:rPr>
@@ -2215,6 +2249,7 @@
           <w:ilvl w:val="0"/>
           <w:numId w:val="1003"/>
         </w:numPr>
+        <w:jc w:val="both"/>
       </w:pPr>
       <w:r>
         <w:rPr>
@@ -2233,12 +2268,16 @@
     <w:p>
       <w:pPr>
         <w:pStyle w:val="FirstParagraph"/>
+        <w:jc w:val="both"/>
       </w:pPr>
       <w:r>
         <w:t xml:space="preserve">The output of this exhaustive pipeline is a perfectly sanitized, normalized, and continuous string of lowercase characters for every single article or email, ready for mathematical transformation in the feature extraction stage.</w:t>
       </w:r>
     </w:p>
     <w:p>
+      <w:pPr>
+        <w:jc w:val="both"/>
+      </w:pPr>
       <w:r>
         <w:pict>
           <v:rect style="width:0;height:1.5pt" o:hralign="center" o:hrstd="t" o:hr="t"/>
@@ -2248,11 +2287,6 @@
     <w:bookmarkEnd w:id="23"/>
     <w:bookmarkStart w:id="26" w:name="feature-engineering"/>
     <w:p>
-      <w:r>
-        <w:br w:type="page"/>
-      </w:r>
-    </w:p>
-    <w:p>
       <w:pPr>
         <w:pStyle w:val="Heading2"/>
       </w:pPr>
@@ -2263,6 +2297,7 @@
     <w:p>
       <w:pPr>
         <w:pStyle w:val="FirstParagraph"/>
+        <w:jc w:val="both"/>
       </w:pPr>
       <w:r>
         <w:t xml:space="preserve">Machine learning algorithms inherently cannot comprehend raw text. They operate exclusively on numerical vectors and matrices. Feature engineering is the critical process of translating the sanitized textual data into a mathematical representation that the algorithms can process, while preserving the linguistic and structural information necessary for accurate classification.</w:t>
@@ -2280,6 +2315,7 @@
     <w:p>
       <w:pPr>
         <w:pStyle w:val="FirstParagraph"/>
+        <w:jc w:val="both"/>
       </w:pPr>
       <w:r>
         <w:t xml:space="preserve">The primary feature extraction architecture utilized in this project is the Term Frequency-Inverse Document Frequency (TF-IDF) vectorization technique. Unlike simpler methods like Bag-of-Words (Count Vectorization) which merely tally how many times a word appears in a document, TF-IDF evaluates the true</w:t>
@@ -2304,6 +2340,7 @@
     <w:p>
       <w:pPr>
         <w:pStyle w:val="BodyText"/>
+        <w:jc w:val="both"/>
       </w:pPr>
       <w:r>
         <w:t xml:space="preserve">The TF-IDF score for a term is calculated as the product of two distinct metrics:</w:t>
@@ -2383,6 +2420,7 @@
     <w:p>
       <w:pPr>
         <w:pStyle w:val="BodyText"/>
+        <w:jc w:val="both"/>
       </w:pPr>
       <w:r>
         <w:t xml:space="preserve">By multiplying these two values, TF-IDF creates a sophisticated numerical vector where highly discriminative, context-specific words dominate the feature space, allowing the classifier to easily separate the classes.</w:t>
@@ -2401,6 +2439,7 @@
     <w:p>
       <w:pPr>
         <w:pStyle w:val="FirstParagraph"/>
+        <w:jc w:val="both"/>
       </w:pPr>
       <w:r>
         <w:t xml:space="preserve">Traditional TF-IDF operates on the word level, meaning it strictly matches whole words. However, this approach is extremely vulnerable to two massive issues prevalent in malicious text:</w:t>
@@ -2483,6 +2522,7 @@
     <w:p>
       <w:pPr>
         <w:pStyle w:val="BodyText"/>
+        <w:jc w:val="both"/>
       </w:pPr>
       <w:r>
         <w:t xml:space="preserve">To solve this critical vulnerability, this project enhances the TF-IDF vectorizer by configuring it to operate on</w:t>
@@ -2522,6 +2562,7 @@
     <w:p>
       <w:pPr>
         <w:pStyle w:val="BodyText"/>
+        <w:jc w:val="both"/>
       </w:pPr>
       <w:r>
         <w:t xml:space="preserve">Instead of isolating the whole word</w:t>
@@ -2673,12 +2714,16 @@
     <w:p>
       <w:pPr>
         <w:pStyle w:val="BodyText"/>
+        <w:jc w:val="both"/>
       </w:pPr>
       <w:r>
         <w:t xml:space="preserve">The vocabulary size of the TF-IDF vectorizer is capped at a maximum of 3,000 to 5,000 top features to prevent memory exhaustion and to enforce feature dimensionality reduction, ensuring the model focuses exclusively on the most statistically significant character combinations.</w:t>
       </w:r>
     </w:p>
     <w:p>
+      <w:pPr>
+        <w:jc w:val="both"/>
+      </w:pPr>
       <w:r>
         <w:pict>
           <v:rect style="width:0;height:1.5pt" o:hralign="center" o:hrstd="t" o:hr="t"/>
@@ -2689,11 +2734,6 @@
     <w:bookmarkEnd w:id="26"/>
     <w:bookmarkStart w:id="31" w:name="machine-learning-models"/>
     <w:p>
-      <w:r>
-        <w:br w:type="page"/>
-      </w:r>
-    </w:p>
-    <w:p>
       <w:pPr>
         <w:pStyle w:val="Heading2"/>
       </w:pPr>
@@ -2704,6 +2744,7 @@
     <w:p>
       <w:pPr>
         <w:pStyle w:val="FirstParagraph"/>
+        <w:jc w:val="both"/>
       </w:pPr>
       <w:r>
         <w:t xml:space="preserve">In this project, four supervised classification algorithms are implemented, evaluated, and compared. The objective is to determine which mathematical approach best captures the linguistic patterns indicative of deceptive text. Each algorithm operates on fundamentally different mathematical principles, providing a comprehensive evaluation of linear, probabilistic, ensemble, and non-linear neural architectures.</w:t>
@@ -2721,6 +2762,7 @@
     <w:p>
       <w:pPr>
         <w:pStyle w:val="FirstParagraph"/>
+        <w:jc w:val="both"/>
       </w:pPr>
       <w:r>
         <w:rPr>
@@ -2766,6 +2808,7 @@
     <w:p>
       <w:pPr>
         <w:pStyle w:val="BodyText"/>
+        <w:jc w:val="both"/>
       </w:pPr>
       <w:r>
         <w:rPr>
@@ -2844,6 +2887,7 @@
     <w:p>
       <w:pPr>
         <w:pStyle w:val="BodyText"/>
+        <w:jc w:val="both"/>
       </w:pPr>
       <w:r>
         <w:rPr>
@@ -2888,6 +2932,7 @@
     <w:p>
       <w:pPr>
         <w:pStyle w:val="FirstParagraph"/>
+        <w:jc w:val="both"/>
       </w:pPr>
       <w:r>
         <w:rPr>
@@ -2936,6 +2981,7 @@
     <w:p>
       <w:pPr>
         <w:pStyle w:val="BodyText"/>
+        <w:jc w:val="both"/>
       </w:pPr>
       <w:r>
         <w:rPr>
@@ -3014,6 +3060,7 @@
     <w:p>
       <w:pPr>
         <w:pStyle w:val="BodyText"/>
+        <w:jc w:val="both"/>
       </w:pPr>
       <w:r>
         <w:rPr>
@@ -3102,6 +3149,7 @@
     <w:p>
       <w:pPr>
         <w:pStyle w:val="FirstParagraph"/>
+        <w:jc w:val="both"/>
       </w:pPr>
       <w:r>
         <w:t xml:space="preserve">Depending on the specific pipeline, either Multinomial Naive Bayes or K-Nearest Neighbors (KNN) serves as the baseline algorithmic approach.</w:t>
@@ -3188,6 +3236,7 @@
     <w:p>
       <w:pPr>
         <w:pStyle w:val="FirstParagraph"/>
+        <w:jc w:val="both"/>
       </w:pPr>
       <w:r>
         <w:rPr>
@@ -3212,6 +3261,7 @@
     <w:p>
       <w:pPr>
         <w:pStyle w:val="BodyText"/>
+        <w:jc w:val="both"/>
       </w:pPr>
       <w:r>
         <w:rPr>
@@ -3268,6 +3318,7 @@
     <w:p>
       <w:pPr>
         <w:pStyle w:val="BodyText"/>
+        <w:jc w:val="both"/>
       </w:pPr>
       <w:r>
         <w:rPr>
@@ -3353,6 +3404,9 @@
       </w:r>
     </w:p>
     <w:p>
+      <w:pPr>
+        <w:jc w:val="both"/>
+      </w:pPr>
       <w:r>
         <w:pict>
           <v:rect style="width:0;height:1.5pt" o:hralign="center" o:hrstd="t" o:hr="t"/>
@@ -3363,11 +3417,6 @@
     <w:bookmarkEnd w:id="31"/>
     <w:bookmarkStart w:id="32" w:name="model-training"/>
     <w:p>
-      <w:r>
-        <w:br w:type="page"/>
-      </w:r>
-    </w:p>
-    <w:p>
       <w:pPr>
         <w:pStyle w:val="Heading2"/>
       </w:pPr>
@@ -3378,6 +3427,7 @@
     <w:p>
       <w:pPr>
         <w:pStyle w:val="FirstParagraph"/>
+        <w:jc w:val="both"/>
       </w:pPr>
       <w:r>
         <w:rPr>
@@ -3396,6 +3446,7 @@
     <w:p>
       <w:pPr>
         <w:pStyle w:val="BodyText"/>
+        <w:jc w:val="both"/>
       </w:pPr>
       <w:r>
         <w:rPr>
@@ -3516,6 +3567,9 @@
       </w:r>
     </w:p>
     <w:p>
+      <w:pPr>
+        <w:jc w:val="both"/>
+      </w:pPr>
       <w:r>
         <w:pict>
           <v:rect style="width:0;height:1.5pt" o:hralign="center" o:hrstd="t" o:hr="t"/>
@@ -3525,11 +3579,6 @@
     <w:bookmarkEnd w:id="32"/>
     <w:bookmarkStart w:id="35" w:name="results-evaluation"/>
     <w:p>
-      <w:r>
-        <w:br w:type="page"/>
-      </w:r>
-    </w:p>
-    <w:p>
       <w:pPr>
         <w:pStyle w:val="Heading2"/>
       </w:pPr>
@@ -3540,6 +3589,7 @@
     <w:p>
       <w:pPr>
         <w:pStyle w:val="FirstParagraph"/>
+        <w:jc w:val="both"/>
       </w:pPr>
       <w:r>
         <w:t xml:space="preserve">All four models were trained on identical TF-IDF features and evaluated on the same held-out test set. The models achieved exceptional performance on the curated dataset, owing to the highly discriminative nature of the character n-gram features.</w:t>
@@ -3955,6 +4005,7 @@
     <w:p>
       <w:pPr>
         <w:pStyle w:val="BodyText"/>
+        <w:jc w:val="both"/>
       </w:pPr>
       <w:r>
         <w:rPr>
@@ -3977,6 +4028,7 @@
     <w:p>
       <w:pPr>
         <w:pStyle w:val="FirstParagraph"/>
+        <w:jc w:val="both"/>
       </w:pPr>
       <w:r>
         <w:t xml:space="preserve">For all models, the confusion matrix on the 200-sample test set yielded 0 False Positives and 0 False Negatives:</w:t>
@@ -4027,6 +4079,9 @@
       </w:r>
     </w:p>
     <w:p>
+      <w:pPr>
+        <w:jc w:val="both"/>
+      </w:pPr>
       <w:r>
         <w:pict>
           <v:rect style="width:0;height:1.5pt" o:hralign="center" o:hrstd="t" o:hr="t"/>
@@ -4037,11 +4092,6 @@
     <w:bookmarkEnd w:id="35"/>
     <w:bookmarkStart w:id="36" w:name="feature-importance-analysis"/>
     <w:p>
-      <w:r>
-        <w:br w:type="page"/>
-      </w:r>
-    </w:p>
-    <w:p>
       <w:pPr>
         <w:pStyle w:val="Heading2"/>
       </w:pPr>
@@ -4052,6 +4102,7 @@
     <w:p>
       <w:pPr>
         <w:pStyle w:val="FirstParagraph"/>
+        <w:jc w:val="both"/>
       </w:pPr>
       <w:r>
         <w:t xml:space="preserve">To interpret model behavior, the coefficients of the Logistic Regression model and the feature importances of the Random Forest model were analyzed.</w:t>
@@ -4060,6 +4111,7 @@
     <w:p>
       <w:pPr>
         <w:pStyle w:val="BodyText"/>
+        <w:jc w:val="both"/>
       </w:pPr>
       <w:r>
         <w:rPr>
@@ -4239,12 +4291,16 @@
     <w:p>
       <w:pPr>
         <w:pStyle w:val="BodyText"/>
+        <w:jc w:val="both"/>
       </w:pPr>
       <w:r>
         <w:t xml:space="preserve">This aligns with the broader literature, which consistently finds that fake news tends to rely heavily on sensationalism and hyperbole, whereas legitimate news maintains an objective and verifiable tone.</w:t>
       </w:r>
     </w:p>
     <w:p>
+      <w:pPr>
+        <w:jc w:val="both"/>
+      </w:pPr>
       <w:r>
         <w:pict>
           <v:rect style="width:0;height:1.5pt" o:hralign="center" o:hrstd="t" o:hr="t"/>
@@ -4254,11 +4310,6 @@
     <w:bookmarkEnd w:id="36"/>
     <w:bookmarkStart w:id="37" w:name="prediction-module"/>
     <w:p>
-      <w:r>
-        <w:br w:type="page"/>
-      </w:r>
-    </w:p>
-    <w:p>
       <w:pPr>
         <w:pStyle w:val="Heading2"/>
       </w:pPr>
@@ -4269,6 +4320,7 @@
     <w:p>
       <w:pPr>
         <w:pStyle w:val="FirstParagraph"/>
+        <w:jc w:val="both"/>
       </w:pPr>
       <w:r>
         <w:t xml:space="preserve">To demonstrate the practical applicability of the trained model, a fully functional interactive web application was built using</w:t>
@@ -4290,6 +4342,7 @@
     <w:p>
       <w:pPr>
         <w:pStyle w:val="BodyText"/>
+        <w:jc w:val="both"/>
       </w:pPr>
       <w:r>
         <w:rPr>
@@ -4377,6 +4430,7 @@
     <w:p>
       <w:pPr>
         <w:pStyle w:val="BodyText"/>
+        <w:jc w:val="both"/>
       </w:pPr>
       <w:r>
         <w:rPr>
@@ -4387,6 +4441,9 @@
       </w:r>
     </w:p>
     <w:p>
+      <w:pPr>
+        <w:jc w:val="both"/>
+      </w:pPr>
       <w:r>
         <w:pict>
           <v:rect style="width:0;height:1.5pt" o:hralign="center" o:hrstd="t" o:hr="t"/>
@@ -4395,11 +4452,6 @@
     </w:p>
     <w:bookmarkEnd w:id="37"/>
     <w:bookmarkStart w:id="41" w:name="advantages-limitations-future-scope"/>
-    <w:p>
-      <w:r>
-        <w:br w:type="page"/>
-      </w:r>
-    </w:p>
     <w:p>
       <w:pPr>
         <w:pStyle w:val="Heading2"/>
@@ -4424,6 +4476,7 @@
           <w:ilvl w:val="0"/>
           <w:numId w:val="1004"/>
         </w:numPr>
+        <w:jc w:val="both"/>
       </w:pPr>
       <w:r>
         <w:rPr>
@@ -4446,6 +4499,7 @@
           <w:ilvl w:val="0"/>
           <w:numId w:val="1004"/>
         </w:numPr>
+        <w:jc w:val="both"/>
       </w:pPr>
       <w:r>
         <w:rPr>
@@ -4468,6 +4522,7 @@
           <w:ilvl w:val="0"/>
           <w:numId w:val="1004"/>
         </w:numPr>
+        <w:jc w:val="both"/>
       </w:pPr>
       <w:r>
         <w:rPr>
@@ -4500,6 +4555,7 @@
           <w:ilvl w:val="0"/>
           <w:numId w:val="1005"/>
         </w:numPr>
+        <w:jc w:val="both"/>
       </w:pPr>
       <w:r>
         <w:rPr>
@@ -4522,6 +4578,7 @@
           <w:ilvl w:val="0"/>
           <w:numId w:val="1005"/>
         </w:numPr>
+        <w:jc w:val="both"/>
       </w:pPr>
       <w:r>
         <w:rPr>
@@ -4554,6 +4611,7 @@
           <w:ilvl w:val="0"/>
           <w:numId w:val="1006"/>
         </w:numPr>
+        <w:jc w:val="both"/>
       </w:pPr>
       <w:r>
         <w:rPr>
@@ -4576,6 +4634,7 @@
           <w:ilvl w:val="0"/>
           <w:numId w:val="1006"/>
         </w:numPr>
+        <w:jc w:val="both"/>
       </w:pPr>
       <w:r>
         <w:rPr>
@@ -4598,6 +4657,7 @@
           <w:ilvl w:val="0"/>
           <w:numId w:val="1006"/>
         </w:numPr>
+        <w:jc w:val="both"/>
       </w:pPr>
       <w:r>
         <w:rPr>
@@ -4620,6 +4680,7 @@
           <w:ilvl w:val="0"/>
           <w:numId w:val="1006"/>
         </w:numPr>
+        <w:jc w:val="both"/>
       </w:pPr>
       <w:r>
         <w:rPr>
@@ -4636,6 +4697,9 @@
       </w:r>
     </w:p>
     <w:p>
+      <w:pPr>
+        <w:jc w:val="both"/>
+      </w:pPr>
       <w:r>
         <w:pict>
           <v:rect style="width:0;height:1.5pt" o:hralign="center" o:hrstd="t" o:hr="t"/>
@@ -4646,11 +4710,6 @@
     <w:bookmarkEnd w:id="41"/>
     <w:bookmarkStart w:id="42" w:name="conclusion"/>
     <w:p>
-      <w:r>
-        <w:br w:type="page"/>
-      </w:r>
-    </w:p>
-    <w:p>
       <w:pPr>
         <w:pStyle w:val="Heading2"/>
       </w:pPr>
@@ -4661,6 +4720,7 @@
     <w:p>
       <w:pPr>
         <w:pStyle w:val="FirstParagraph"/>
+        <w:jc w:val="both"/>
       </w:pPr>
       <w:r>
         <w:t xml:space="preserve">This project successfully presented an end-to-end machine learning pipeline for the automatic detection of fake news using textual content alone. Starting from an enhanced dataset of fake and real news articles, a structured preprocessing pipeline was applied, followed by advanced TF-IDF Character N-Gram feature extraction. Four classifiers were trained and rigorously evaluated.</w:t>
@@ -4669,12 +4729,16 @@
     <w:p>
       <w:pPr>
         <w:pStyle w:val="BodyText"/>
+        <w:jc w:val="both"/>
       </w:pPr>
       <w:r>
         <w:t xml:space="preserve">The results demonstrated that machine learning models, even relatively simple ones when combined with powerful feature engineering, can achieve exceptional classification performance. The feature-importance analysis confirmed that fake news articles exhibit distinctive, sensationalist vocabulary patterns that are easily learnable by AI. By deploying this model into a live Streamlit web application, the project illustrates the practical value, efficiency, and feasibility of AI-driven approaches in the ongoing effort to combat the spread of misinformation online.</w:t>
       </w:r>
     </w:p>
     <w:p>
+      <w:pPr>
+        <w:jc w:val="both"/>
+      </w:pPr>
       <w:r>
         <w:pict>
           <v:rect style="width:0;height:1.5pt" o:hralign="center" o:hrstd="t" o:hr="t"/>
@@ -4684,11 +4748,6 @@
     <w:bookmarkEnd w:id="42"/>
     <w:bookmarkStart w:id="43" w:name="references"/>
     <w:p>
-      <w:r>
-        <w:br w:type="page"/>
-      </w:r>
-    </w:p>
-    <w:p>
       <w:pPr>
         <w:pStyle w:val="Heading2"/>
       </w:pPr>
@@ -4699,6 +4758,7 @@
     <w:p>
       <w:pPr>
         <w:pStyle w:val="FirstParagraph"/>
+        <w:jc w:val="both"/>
       </w:pPr>
       <w:r>
         <w:t xml:space="preserve">[1] X. Shu, A. Sliva, S. Wang, J. Tang, and H. Liu,</w:t>
@@ -4726,6 +4786,7 @@
     <w:p>
       <w:pPr>
         <w:pStyle w:val="BodyText"/>
+        <w:jc w:val="both"/>
       </w:pPr>
       <w:r>
         <w:t xml:space="preserve">[2] W. Y. Wang,</w:t>
@@ -4765,6 +4826,7 @@
     <w:p>
       <w:pPr>
         <w:pStyle w:val="BodyText"/>
+        <w:jc w:val="both"/>
       </w:pPr>
       <w:r>
         <w:t xml:space="preserve">[3] H. Ahmed, I. Traore, and S. Saad,</w:t>
@@ -4798,6 +4860,7 @@
     <w:p>
       <w:pPr>
         <w:pStyle w:val="BodyText"/>
+        <w:jc w:val="both"/>
       </w:pPr>
       <w:r>
         <w:t xml:space="preserve">[4] V. Perez-Rosas, B. Kleinberg, A. Lefevre, and R. Mihalcea,</w:t>
@@ -4831,6 +4894,7 @@
     <w:p>
       <w:pPr>
         <w:pStyle w:val="BodyText"/>
+        <w:jc w:val="both"/>
       </w:pPr>
       <w:r>
         <w:t xml:space="preserve">[5] M. Ozbay and B. Alatas,</w:t>
@@ -4858,6 +4922,7 @@
     <w:p>
       <w:pPr>
         <w:pStyle w:val="BodyText"/>
+        <w:jc w:val="both"/>
       </w:pPr>
       <w:r>
         <w:t xml:space="preserve">[6] R. K. Kaliyar, A. Goswami, P. Narang, and S. Sinha,</w:t>
@@ -4885,6 +4950,7 @@
     <w:p>
       <w:pPr>
         <w:pStyle w:val="BodyText"/>
+        <w:jc w:val="both"/>
       </w:pPr>
       <w:r>
         <w:t xml:space="preserve">[7] F. Pedregosa et al.,</w:t>
@@ -4912,6 +4978,7 @@
     <w:p>
       <w:pPr>
         <w:pStyle w:val="BodyText"/>
+        <w:jc w:val="both"/>
       </w:pPr>
       <w:r>
         <w:t xml:space="preserve">[8] S. Bird, E. Klein, and E. Loper,</w:t>

--- a/fake_news_project_report.docx
+++ b/fake_news_project_report.docx
@@ -2,7 +2,7 @@
 <file path=word/document.xml><?xml version="1.0" encoding="utf-8"?>
 <w:document xmlns:w="http://schemas.openxmlformats.org/wordprocessingml/2006/main" xmlns:m="http://schemas.openxmlformats.org/officeDocument/2006/math" xmlns:r="http://schemas.openxmlformats.org/officeDocument/2006/relationships" xmlns:o="urn:schemas-microsoft-com:office:office" xmlns:v="urn:schemas-microsoft-com:vml" xmlns:w10="urn:schemas-microsoft-com:office:word" xmlns:a="http://schemas.openxmlformats.org/drawingml/2006/main" xmlns:pic="http://schemas.openxmlformats.org/drawingml/2006/picture" xmlns:wp="http://schemas.openxmlformats.org/drawingml/2006/wordprocessingDrawing">
   <w:body>
-    <w:bookmarkStart w:id="44" w:name="a-project-report-on"/>
+    <w:bookmarkStart w:id="50" w:name="a-project-report-on"/>
     <w:p>
       <w:pPr>
         <w:pStyle w:val="Heading1"/>
@@ -819,7 +819,7 @@
     </w:p>
     <w:bookmarkEnd w:id="17"/>
     <w:bookmarkEnd w:id="18"/>
-    <w:bookmarkStart w:id="19" w:name="literature-review"/>
+    <w:bookmarkStart w:id="24" w:name="literature-review"/>
     <w:p>
       <w:pPr>
         <w:pStyle w:val="Heading2"/>
@@ -834,7 +834,127 @@
         <w:jc w:val="both"/>
       </w:pPr>
       <w:r>
-        <w:t xml:space="preserve">A number of research studies have explored the use of machine learning and deep learning techniques for automated fake news detection. Below is a comparative summary table of representative works from the literature.</w:t>
+        <w:t xml:space="preserve">The application of Artificial Intelligence to textual classification tasks—specifically for detecting deception, misinformation, and malicious intent—has been a heavily researched domain over the past decade. A substantial body of academic literature has explored various feature extraction techniques and algorithmic architectures to combat these threats. Below is an in-depth analysis of foundational and contemporary research in this space.</w:t>
+      </w:r>
+    </w:p>
+    <w:bookmarkStart w:id="19" w:name="X4154f045e87086b2efa0606de4ed7cd554c1359"/>
+    <w:p>
+      <w:pPr>
+        <w:pStyle w:val="Heading3"/>
+      </w:pPr>
+      <w:r>
+        <w:t xml:space="preserve">5.1 Foundational Approaches in Textual Deception Detection</w:t>
+      </w:r>
+    </w:p>
+    <w:p>
+      <w:pPr>
+        <w:pStyle w:val="FirstParagraph"/>
+        <w:jc w:val="both"/>
+      </w:pPr>
+      <w:r>
+        <w:t xml:space="preserve">Early efforts in deception detection primarily focused on hand-crafted linguistic features and metadata. Researchers such as Fette et al. (2007) pioneered the use of Machine Learning for email classification by focusing heavily on structural characteristics, such as the age of the domain, the presence of JavaScript in the email body, and URL discrepancies. While their Random Forest implementation achieved high accuracy at the time, their reliance on metadata made the model vulnerable to evasion tactics, as attackers quickly learned to spoof headers and utilize compromised legitimate domains.</w:t>
+      </w:r>
+    </w:p>
+    <w:p>
+      <w:pPr>
+        <w:pStyle w:val="BodyText"/>
+        <w:jc w:val="both"/>
+      </w:pPr>
+      <w:r>
+        <w:t xml:space="preserve">Similarly, Toolan et al. (2009) explored an ensemble approach that combined both content-based features (word frequencies) and structural features. They demonstrated that relying on a single algorithm (e.g., Support Vector Machines or Naive Bayes) often resulted in a high false-positive rate. By ensembling C5.0 decision trees with probabilistic classifiers, they established that multi-model consensus significantly improves generalization.</w:t>
+      </w:r>
+    </w:p>
+    <w:bookmarkEnd w:id="19"/>
+    <w:bookmarkStart w:id="20" w:name="X08c64010c0c592cfc0fa5c8169910e9ea58e39e"/>
+    <w:p>
+      <w:pPr>
+        <w:pStyle w:val="Heading3"/>
+      </w:pPr>
+      <w:r>
+        <w:t xml:space="preserve">5.2 The Shift Toward Natural Language Processing (NLP)</w:t>
+      </w:r>
+    </w:p>
+    <w:p>
+      <w:pPr>
+        <w:pStyle w:val="FirstParagraph"/>
+        <w:jc w:val="both"/>
+      </w:pPr>
+      <w:r>
+        <w:t xml:space="preserve">As computational power increased, research shifted strictly toward Natural Language Processing (NLP)—analyzing the actual semantic and syntactic structure of the text rather than relying on easily falsified metadata.</w:t>
+      </w:r>
+    </w:p>
+    <w:p>
+      <w:pPr>
+        <w:pStyle w:val="BodyText"/>
+        <w:jc w:val="both"/>
+      </w:pPr>
+      <w:r>
+        <w:t xml:space="preserve">Perez-Rosas et al. (2017) conducted a landmark study focusing on the linguistic cues inherent in fake news. By analyzing two large multi-domain datasets, they discovered that fabricated news relies heavily on specific psycholinguistic markers: an overabundance of extreme absolute words, a lack of self-referential pronouns, and an artificial inflation of cognitive mechanism terms. Their SVM-based classifiers proved that algorithms could match, and often exceed, human accuracy in spotting deception purely through linguistic analysis.</w:t>
+      </w:r>
+    </w:p>
+    <w:p>
+      <w:pPr>
+        <w:pStyle w:val="BodyText"/>
+        <w:jc w:val="both"/>
+      </w:pPr>
+      <w:r>
+        <w:t xml:space="preserve">Ahmed et al. (2017) further advanced this paradigm by moving away from hand-crafted psycholinguistic features and instead utilizing N-gram analysis combined with TF-IDF vectorization. By analyzing sequences of words rather than isolated terms, their Linear SVM models achieved approximately 92% accuracy. This proved that term frequency combined with inverse document frequency provides a highly robust, purely mathematical representation of text that is highly effective for classification tasks.</w:t>
+      </w:r>
+    </w:p>
+    <w:bookmarkEnd w:id="20"/>
+    <w:bookmarkStart w:id="21" w:name="Xbbb6fcc04d27c48bb5d4ec0fed0207b93709e32"/>
+    <w:p>
+      <w:pPr>
+        <w:pStyle w:val="Heading3"/>
+      </w:pPr>
+      <w:r>
+        <w:t xml:space="preserve">5.3 Deep Learning and Transformer Architectures</w:t>
+      </w:r>
+    </w:p>
+    <w:p>
+      <w:pPr>
+        <w:pStyle w:val="FirstParagraph"/>
+        <w:jc w:val="both"/>
+      </w:pPr>
+      <w:r>
+        <w:t xml:space="preserve">More recently, the focus has shifted toward deep learning architectures capable of learning hierarchical representations of text. Bountakas et al. (2020) highlighted that while classical ML models (like Random Forest) plateau in performance, deep learning models (such as Convolutional Neural Networks and Long Short-Term Memory networks) excel when massive amounts of training text are available.</w:t>
+      </w:r>
+    </w:p>
+    <w:p>
+      <w:pPr>
+        <w:pStyle w:val="BodyText"/>
+        <w:jc w:val="both"/>
+      </w:pPr>
+      <w:r>
+        <w:t xml:space="preserve">Kaliyar et al. (2020) proposed</w:t>
+      </w:r>
+      <w:r>
+        <w:t xml:space="preserve"> </w:t>
+      </w:r>
+      <w:r>
+        <w:t xml:space="preserve">‘FNDNet’</w:t>
+      </w:r>
+      <w:r>
+        <w:t xml:space="preserve">, a deep convolutional neural network specifically tailored for fake news detection. Unlike classical models that rely on TF-IDF, FNDNet utilizes dense word embeddings (Word2Vec/GloVe) to capture the contextual relationships between words, achieving near 98% accuracy on benchmark datasets.</w:t>
+      </w:r>
+    </w:p>
+    <w:p>
+      <w:pPr>
+        <w:pStyle w:val="BodyText"/>
+        <w:jc w:val="both"/>
+      </w:pPr>
+      <w:r>
+        <w:t xml:space="preserve">Building upon the embedding paradigm, Khan et al. (2021) conducted extensive benchmark studies comparing classical ML against Transformer-based models like BERT (Bidirectional Encoder Representations from Transformers). BERT processes words in relation to all other words in a sentence simultaneously, providing unparalleled semantic understanding. While BERT achieved state-of-the-art accuracy, Khan et al. noted that the immense computational cost and extreme latency of Transformer models make them difficult to deploy for real-time inference on edge devices or standard web servers, highlighting a critical trade-off between accuracy and computational efficiency.</w:t>
+      </w:r>
+    </w:p>
+    <w:bookmarkEnd w:id="21"/>
+    <w:bookmarkStart w:id="22" w:name="summary-of-reviewed-literature"/>
+    <w:p>
+      <w:pPr>
+        <w:pStyle w:val="Heading3"/>
+      </w:pPr>
+      <w:r>
+        <w:t xml:space="preserve">5.4 Summary of Reviewed Literature</w:t>
       </w:r>
     </w:p>
     <w:tbl>
@@ -963,7 +1083,7 @@
               <w:rPr>
                 <w:sz w:val="18"/>
               </w:rPr>
-              <w:t xml:space="preserve">Shu et al. (2017)</w:t>
+              <w:t xml:space="preserve">Fette et al. (2007)</w:t>
             </w:r>
           </w:p>
         </w:tc>
@@ -977,7 +1097,7 @@
               <w:rPr>
                 <w:sz w:val="18"/>
               </w:rPr>
-              <w:t xml:space="preserve">Survey (multiple)</w:t>
+              <w:t xml:space="preserve">Enron &amp; Phishing Corpus</w:t>
             </w:r>
           </w:p>
         </w:tc>
@@ -991,7 +1111,7 @@
               <w:rPr>
                 <w:sz w:val="18"/>
               </w:rPr>
-              <w:t xml:space="preserve">Survey / Data Mining Framework</w:t>
+              <w:t xml:space="preserve">Random Forest + 10 features</w:t>
             </w:r>
           </w:p>
         </w:tc>
@@ -1005,7 +1125,7 @@
               <w:rPr>
                 <w:sz w:val="18"/>
               </w:rPr>
-              <w:t xml:space="preserve">Established taxonomy of content &amp; social-context based detection approaches</w:t>
+              <w:t xml:space="preserve">Pioneered ML for phishing, achieving high accuracy with structural features.</w:t>
             </w:r>
           </w:p>
         </w:tc>
@@ -1038,7 +1158,7 @@
               <w:rPr>
                 <w:sz w:val="18"/>
               </w:rPr>
-              <w:t xml:space="preserve">Wang (2017)</w:t>
+              <w:t xml:space="preserve">Toolan et al. (2009)</w:t>
             </w:r>
           </w:p>
         </w:tc>
@@ -1052,7 +1172,7 @@
               <w:rPr>
                 <w:sz w:val="18"/>
               </w:rPr>
-              <w:t xml:space="preserve">LIAR (12.8K statements)</w:t>
+              <w:t xml:space="preserve">Public phishing datasets</w:t>
             </w:r>
           </w:p>
         </w:tc>
@@ -1066,7 +1186,7 @@
               <w:rPr>
                 <w:sz w:val="18"/>
               </w:rPr>
-              <w:t xml:space="preserve">SVM, CNN, LSTM, Hybrid</w:t>
+              <w:t xml:space="preserve">SVM, Naive Bayes, C5.0</w:t>
             </w:r>
           </w:p>
         </w:tc>
@@ -1080,7 +1200,7 @@
               <w:rPr>
                 <w:sz w:val="18"/>
               </w:rPr>
-              <w:t xml:space="preserve">Hybrid CNN model outperformed text-only baselines on 6-class task</w:t>
+              <w:t xml:space="preserve">Ensemble approach combining content and structural features outperformed single models.</w:t>
             </w:r>
           </w:p>
         </w:tc>
@@ -1113,7 +1233,7 @@
               <w:rPr>
                 <w:sz w:val="18"/>
               </w:rPr>
-              <w:t xml:space="preserve">Ahmed et al. (2017)</w:t>
+              <w:t xml:space="preserve">Verma et al. (2012)</w:t>
             </w:r>
           </w:p>
         </w:tc>
@@ -1127,7 +1247,7 @@
               <w:rPr>
                 <w:sz w:val="18"/>
               </w:rPr>
-              <w:t xml:space="preserve">Real/Fake news corpus</w:t>
+              <w:t xml:space="preserve">Custom email corpus</w:t>
             </w:r>
           </w:p>
         </w:tc>
@@ -1141,7 +1261,7 @@
               <w:rPr>
                 <w:sz w:val="18"/>
               </w:rPr>
-              <w:t xml:space="preserve">n-gram + TF-IDF + Linear SVM</w:t>
+              <w:t xml:space="preserve">Lexical &amp; URL features + SVM</w:t>
             </w:r>
           </w:p>
         </w:tc>
@@ -1155,7 +1275,7 @@
               <w:rPr>
                 <w:sz w:val="18"/>
               </w:rPr>
-              <w:t xml:space="preserve">~92% accuracy using linear classifiers with TF-IDF features</w:t>
+              <w:t xml:space="preserve">URL-based features proved highly discriminative for detecting phishing links.</w:t>
             </w:r>
           </w:p>
         </w:tc>
@@ -1188,7 +1308,7 @@
               <w:rPr>
                 <w:sz w:val="18"/>
               </w:rPr>
-              <w:t xml:space="preserve">Perez-Rosas et al. (2017)</w:t>
+              <w:t xml:space="preserve">Sahingoz et al. (2019)</w:t>
             </w:r>
           </w:p>
         </w:tc>
@@ -1202,7 +1322,7 @@
               <w:rPr>
                 <w:sz w:val="18"/>
               </w:rPr>
-              <w:t xml:space="preserve">2 custom multi-domain datasets</w:t>
+              <w:t xml:space="preserve">73K Phishing URLs</w:t>
             </w:r>
           </w:p>
         </w:tc>
@@ -1216,7 +1336,7 @@
               <w:rPr>
                 <w:sz w:val="18"/>
               </w:rPr>
-              <w:t xml:space="preserve">Linguistic features + SVM</w:t>
+              <w:t xml:space="preserve">Random Forest, Decision Tree</w:t>
             </w:r>
           </w:p>
         </w:tc>
@@ -1230,7 +1350,7 @@
               <w:rPr>
                 <w:sz w:val="18"/>
               </w:rPr>
-              <w:t xml:space="preserve">Comparable to/better than human fake-news judgment</w:t>
+              <w:t xml:space="preserve">Achieved ~97% accuracy focusing entirely on lexical features of URLs within emails.</w:t>
             </w:r>
           </w:p>
         </w:tc>
@@ -1263,7 +1383,7 @@
               <w:rPr>
                 <w:sz w:val="18"/>
               </w:rPr>
-              <w:t xml:space="preserve">Reis et al. (2019)</w:t>
+              <w:t xml:space="preserve">Almomani et al. (2013)</w:t>
             </w:r>
           </w:p>
         </w:tc>
@@ -1277,7 +1397,7 @@
               <w:rPr>
                 <w:sz w:val="18"/>
               </w:rPr>
-              <w:t xml:space="preserve">BuzzFeed News dataset</w:t>
+              <w:t xml:space="preserve">Phishing Email Data</w:t>
             </w:r>
           </w:p>
         </w:tc>
@@ -1291,7 +1411,7 @@
               <w:rPr>
                 <w:sz w:val="18"/>
               </w:rPr>
-              <w:t xml:space="preserve">Random Forest, XGBoost</w:t>
+              <w:t xml:space="preserve">Rule-based + ML</w:t>
             </w:r>
           </w:p>
         </w:tc>
@@ -1305,7 +1425,7 @@
               <w:rPr>
                 <w:sz w:val="18"/>
               </w:rPr>
-              <w:t xml:space="preserve">Source &amp; linguistic features improved ensemble accuracy</w:t>
+              <w:t xml:space="preserve">Proposed a hybrid approach combining zero-day heuristics with ML classification.</w:t>
             </w:r>
           </w:p>
         </w:tc>
@@ -1338,7 +1458,7 @@
               <w:rPr>
                 <w:sz w:val="18"/>
               </w:rPr>
-              <w:t xml:space="preserve">Ozbay &amp; Alatas (2020)</w:t>
+              <w:t xml:space="preserve">Bountakas et al. (2020)</w:t>
             </w:r>
           </w:p>
         </w:tc>
@@ -1352,7 +1472,7 @@
               <w:rPr>
                 <w:sz w:val="18"/>
               </w:rPr>
-              <w:t xml:space="preserve">3 public fake-news datasets</w:t>
+              <w:t xml:space="preserve">Multiple benchmark datasets</w:t>
             </w:r>
           </w:p>
         </w:tc>
@@ -1366,7 +1486,7 @@
               <w:rPr>
                 <w:sz w:val="18"/>
               </w:rPr>
-              <w:t xml:space="preserve">23 ML algorithms + TF-IDF</w:t>
+              <w:t xml:space="preserve">NLP + Deep Learning</w:t>
             </w:r>
           </w:p>
         </w:tc>
@@ -1380,7 +1500,7 @@
               <w:rPr>
                 <w:sz w:val="18"/>
               </w:rPr>
-              <w:t xml:space="preserve">Ensemble/tree-based models outperformed simple linear models</w:t>
+              <w:t xml:space="preserve">Highlighted that Deep Learning models excel on massive text corpora.</w:t>
             </w:r>
           </w:p>
         </w:tc>
@@ -1413,7 +1533,7 @@
               <w:rPr>
                 <w:sz w:val="18"/>
               </w:rPr>
-              <w:t xml:space="preserve">Kaliyar et al. (2020)</w:t>
+              <w:t xml:space="preserve">Fang et al. (2019)</w:t>
             </w:r>
           </w:p>
         </w:tc>
@@ -1427,7 +1547,7 @@
               <w:rPr>
                 <w:sz w:val="18"/>
               </w:rPr>
-              <w:t xml:space="preserve">Kaggle fake news dataset</w:t>
+              <w:t xml:space="preserve">Enron + SpamAssassin</w:t>
             </w:r>
           </w:p>
         </w:tc>
@@ -1441,7 +1561,7 @@
               <w:rPr>
                 <w:sz w:val="18"/>
               </w:rPr>
-              <w:t xml:space="preserve">FNDNet (Deep CNN)</w:t>
+              <w:t xml:space="preserve">TF-IDF + Random Forest</w:t>
             </w:r>
           </w:p>
         </w:tc>
@@ -1455,7 +1575,7 @@
               <w:rPr>
                 <w:sz w:val="18"/>
               </w:rPr>
-              <w:t xml:space="preserve">~98% accuracy, outperforming classical ML baselines</w:t>
+              <w:t xml:space="preserve">Confirmed the effectiveness of TF-IDF on body text for highly accurate classification.</w:t>
             </w:r>
           </w:p>
         </w:tc>
@@ -1488,7 +1608,7 @@
               <w:rPr>
                 <w:sz w:val="18"/>
               </w:rPr>
-              <w:t xml:space="preserve">Khan et al. (2021)</w:t>
+              <w:t xml:space="preserve">Smadi et al. (2018)</w:t>
             </w:r>
           </w:p>
         </w:tc>
@@ -1502,7 +1622,7 @@
               <w:rPr>
                 <w:sz w:val="18"/>
               </w:rPr>
-              <w:t xml:space="preserve">Multiple benchmark datasets</w:t>
+              <w:t xml:space="preserve">Phishing corpus</w:t>
             </w:r>
           </w:p>
         </w:tc>
@@ -1516,7 +1636,7 @@
               <w:rPr>
                 <w:sz w:val="18"/>
               </w:rPr>
-              <w:t xml:space="preserve">ML vs Deep Learning vs BERT</w:t>
+              <w:t xml:space="preserve">Neural Networks</w:t>
             </w:r>
           </w:p>
         </w:tc>
@@ -1530,29 +1650,51 @@
               <w:rPr>
                 <w:sz w:val="18"/>
               </w:rPr>
-              <w:t xml:space="preserve">Transformer models achieved best accuracy at higher cost</w:t>
+              <w:t xml:space="preserve">Dynamic detection framework capable of adapting to zero-day attacks.</w:t>
             </w:r>
           </w:p>
         </w:tc>
       </w:tr>
     </w:tbl>
+    <w:bookmarkEnd w:id="22"/>
+    <w:bookmarkStart w:id="23" w:name="research-gap-addressed-in-this-project"/>
+    <w:p>
+      <w:pPr>
+        <w:pStyle w:val="Heading3"/>
+      </w:pPr>
+      <w:r>
+        <w:t xml:space="preserve">5.5 Research Gap Addressed in this Project</w:t>
+      </w:r>
+    </w:p>
+    <w:p>
+      <w:pPr>
+        <w:pStyle w:val="FirstParagraph"/>
+        <w:jc w:val="both"/>
+      </w:pPr>
+      <w:r>
+        <w:t xml:space="preserve">While deep learning models provide state-of-the-art accuracy, they require immense GPU resources for training and inference, making them impractical for lightweight, rapid deployment. Conversely, many classical NLP studies focus entirely on word-level features, leaving them highly vulnerable to Out-Of-Vocabulary (OOV) terms and deliberate typographical obfuscation (e.g., misspellings in phishing emails).</w:t>
+      </w:r>
+    </w:p>
     <w:p>
       <w:pPr>
         <w:pStyle w:val="BodyText"/>
         <w:jc w:val="both"/>
       </w:pPr>
       <w:r>
-        <w:rPr>
-          <w:b/>
-          <w:bCs/>
-        </w:rPr>
-        <w:t xml:space="preserve">Research Gap:</w:t>
-      </w:r>
-      <w:r>
-        <w:t xml:space="preserve"> </w:t>
-      </w:r>
-      <w:r>
-        <w:t xml:space="preserve">While prior work demonstrates strong performance using both classical machine learning and deep learning approaches, most classical studies evaluate only one or two algorithms in isolation, and many deep learning studies require significant computational resources. There remains scope for a systematic, side-by-side comparison of multiple lightweight classical models against a simple neural network on the same robust TF-IDF feature space (including character n-grams to handle out-of-vocabulary terms).</w:t>
+        <w:t xml:space="preserve">This project specifically bridges this gap by proposing a highly optimized, lightweight pipeline. By combining classical Machine Learning and simple feed-forward Neural Networks with</w:t>
+      </w:r>
+      <w:r>
+        <w:t xml:space="preserve"> </w:t>
+      </w:r>
+      <w:r>
+        <w:rPr>
+          <w:b/>
+          <w:bCs/>
+        </w:rPr>
+        <w:t xml:space="preserve">Character N-Gram TF-IDF Vectorization</w:t>
+      </w:r>
+      <w:r>
+        <w:t xml:space="preserve">, the proposed system achieves the computational efficiency and interpretability of classical models while possessing the extreme robustness against novel vocabulary and obfuscation typically reserved for complex deep learning architectures.</w:t>
       </w:r>
     </w:p>
     <w:p>
@@ -1565,8 +1707,9 @@
         </w:pict>
       </w:r>
     </w:p>
-    <w:bookmarkEnd w:id="19"/>
-    <w:bookmarkStart w:id="21" w:name="proposed-methodology"/>
+    <w:bookmarkEnd w:id="23"/>
+    <w:bookmarkEnd w:id="24"/>
+    <w:bookmarkStart w:id="26" w:name="proposed-methodology"/>
     <w:p>
       <w:pPr>
         <w:pStyle w:val="Heading2"/>
@@ -1650,7 +1793,7 @@
         <w:t xml:space="preserve">    F --&gt; G[Prediction Module]</w:t>
       </w:r>
     </w:p>
-    <w:bookmarkStart w:id="20" w:name="stage-wise-description"/>
+    <w:bookmarkStart w:id="25" w:name="stage-wise-description"/>
     <w:p>
       <w:pPr>
         <w:pStyle w:val="Heading3"/>
@@ -1830,9 +1973,9 @@
         </w:pict>
       </w:r>
     </w:p>
-    <w:bookmarkEnd w:id="20"/>
-    <w:bookmarkEnd w:id="21"/>
-    <w:bookmarkStart w:id="22" w:name="dataset-description"/>
+    <w:bookmarkEnd w:id="25"/>
+    <w:bookmarkEnd w:id="26"/>
+    <w:bookmarkStart w:id="27" w:name="dataset-description"/>
     <w:p>
       <w:pPr>
         <w:pStyle w:val="Heading2"/>
@@ -2014,8 +2157,8 @@
         </w:pict>
       </w:r>
     </w:p>
-    <w:bookmarkEnd w:id="22"/>
-    <w:bookmarkStart w:id="23" w:name="data-preprocessing"/>
+    <w:bookmarkEnd w:id="27"/>
+    <w:bookmarkStart w:id="28" w:name="data-preprocessing"/>
     <w:p>
       <w:pPr>
         <w:pStyle w:val="Heading2"/>
@@ -2284,8 +2427,8 @@
         </w:pict>
       </w:r>
     </w:p>
-    <w:bookmarkEnd w:id="23"/>
-    <w:bookmarkStart w:id="26" w:name="feature-engineering"/>
+    <w:bookmarkEnd w:id="28"/>
+    <w:bookmarkStart w:id="31" w:name="feature-engineering"/>
     <w:p>
       <w:pPr>
         <w:pStyle w:val="Heading2"/>
@@ -2303,7 +2446,7 @@
         <w:t xml:space="preserve">Machine learning algorithms inherently cannot comprehend raw text. They operate exclusively on numerical vectors and matrices. Feature engineering is the critical process of translating the sanitized textual data into a mathematical representation that the algorithms can process, while preserving the linguistic and structural information necessary for accurate classification.</w:t>
       </w:r>
     </w:p>
-    <w:bookmarkStart w:id="24" w:name="X2c7f39c4bcaa858b9a1451e904274bc540fd1db"/>
+    <w:bookmarkStart w:id="29" w:name="X2c7f39c4bcaa858b9a1451e904274bc540fd1db"/>
     <w:p>
       <w:pPr>
         <w:pStyle w:val="Heading3"/>
@@ -2426,8 +2569,8 @@
         <w:t xml:space="preserve">By multiplying these two values, TF-IDF creates a sophisticated numerical vector where highly discriminative, context-specific words dominate the feature space, allowing the classifier to easily separate the classes.</w:t>
       </w:r>
     </w:p>
-    <w:bookmarkEnd w:id="24"/>
-    <w:bookmarkStart w:id="25" w:name="the-core-enhancement-character-n-grams"/>
+    <w:bookmarkEnd w:id="29"/>
+    <w:bookmarkStart w:id="30" w:name="the-core-enhancement-character-n-grams"/>
     <w:p>
       <w:pPr>
         <w:pStyle w:val="Heading3"/>
@@ -2730,9 +2873,9 @@
         </w:pict>
       </w:r>
     </w:p>
-    <w:bookmarkEnd w:id="25"/>
-    <w:bookmarkEnd w:id="26"/>
-    <w:bookmarkStart w:id="31" w:name="machine-learning-models"/>
+    <w:bookmarkEnd w:id="30"/>
+    <w:bookmarkEnd w:id="31"/>
+    <w:bookmarkStart w:id="36" w:name="machine-learning-models"/>
     <w:p>
       <w:pPr>
         <w:pStyle w:val="Heading2"/>
@@ -2750,7 +2893,7 @@
         <w:t xml:space="preserve">In this project, four supervised classification algorithms are implemented, evaluated, and compared. The objective is to determine which mathematical approach best captures the linguistic patterns indicative of deceptive text. Each algorithm operates on fundamentally different mathematical principles, providing a comprehensive evaluation of linear, probabilistic, ensemble, and non-linear neural architectures.</w:t>
       </w:r>
     </w:p>
-    <w:bookmarkStart w:id="27" w:name="Xe8c97a0783636bf65cbbbef6dd7626e70c9b3dc"/>
+    <w:bookmarkStart w:id="32" w:name="Xe8c97a0783636bf65cbbbef6dd7626e70c9b3dc"/>
     <w:p>
       <w:pPr>
         <w:pStyle w:val="Heading3"/>
@@ -2919,8 +3062,8 @@
         <w:t xml:space="preserve">The model assumes that the classes can be separated by a single linear hyperplane. It cannot inherently capture complex, non-linear relationships or multi-word semantic dependencies unless explicit polynomial features or interaction terms are engineered.</w:t>
       </w:r>
     </w:p>
-    <w:bookmarkEnd w:id="27"/>
-    <w:bookmarkStart w:id="28" w:name="random-forest-ensemble-learning"/>
+    <w:bookmarkEnd w:id="32"/>
+    <w:bookmarkStart w:id="33" w:name="random-forest-ensemble-learning"/>
     <w:p>
       <w:pPr>
         <w:pStyle w:val="Heading3"/>
@@ -3136,8 +3279,8 @@
         <w:t xml:space="preserve">While feature importance is available, tracing the exact decision path for a specific prediction is convoluted, reducing the model’s transparency compared to Logistic Regression.</w:t>
       </w:r>
     </w:p>
-    <w:bookmarkEnd w:id="28"/>
-    <w:bookmarkStart w:id="29" w:name="naive-bayes-k-nearest-neighbors"/>
+    <w:bookmarkEnd w:id="33"/>
+    <w:bookmarkStart w:id="34" w:name="naive-bayes-k-nearest-neighbors"/>
     <w:p>
       <w:pPr>
         <w:pStyle w:val="Heading3"/>
@@ -3223,8 +3366,8 @@
         <w:t xml:space="preserve">closest neighbors. While highly intuitive, KNN suffers from extreme latency during prediction on large datasets, as it must compute distances against the entire corpus.</w:t>
       </w:r>
     </w:p>
-    <w:bookmarkEnd w:id="29"/>
-    <w:bookmarkStart w:id="30" w:name="Xbd16f747144e3e872729d70ca86a16f79eeb517"/>
+    <w:bookmarkEnd w:id="34"/>
+    <w:bookmarkStart w:id="35" w:name="Xbd16f747144e3e872729d70ca86a16f79eeb517"/>
     <w:p>
       <w:pPr>
         <w:pStyle w:val="Heading3"/>
@@ -3413,9 +3556,9 @@
         </w:pict>
       </w:r>
     </w:p>
-    <w:bookmarkEnd w:id="30"/>
-    <w:bookmarkEnd w:id="31"/>
-    <w:bookmarkStart w:id="32" w:name="model-training"/>
+    <w:bookmarkEnd w:id="35"/>
+    <w:bookmarkEnd w:id="36"/>
+    <w:bookmarkStart w:id="37" w:name="model-training"/>
     <w:p>
       <w:pPr>
         <w:pStyle w:val="Heading2"/>
@@ -3576,8 +3719,8 @@
         </w:pict>
       </w:r>
     </w:p>
-    <w:bookmarkEnd w:id="32"/>
-    <w:bookmarkStart w:id="35" w:name="results-evaluation"/>
+    <w:bookmarkEnd w:id="37"/>
+    <w:bookmarkStart w:id="41" w:name="results-evaluation"/>
     <w:p>
       <w:pPr>
         <w:pStyle w:val="Heading2"/>
@@ -3592,16 +3735,160 @@
         <w:jc w:val="both"/>
       </w:pPr>
       <w:r>
-        <w:t xml:space="preserve">All four models were trained on identical TF-IDF features and evaluated on the same held-out test set. The models achieved exceptional performance on the curated dataset, owing to the highly discriminative nature of the character n-gram features.</w:t>
-      </w:r>
-    </w:p>
-    <w:bookmarkStart w:id="33" w:name="performance-metrics-table"/>
+        <w:t xml:space="preserve">The rigorous evaluation of classification models is critical to understanding their practical viability in real-world deployment scenarios. Because text classification tasks often deal with imbalanced data (e.g., 99% legitimate emails, 1% phishing), relying solely on</w:t>
+      </w:r>
+      <w:r>
+        <w:t xml:space="preserve"> </w:t>
+      </w:r>
+      <w:r>
+        <w:t xml:space="preserve">‘Accuracy’</w:t>
+      </w:r>
+      <w:r>
+        <w:t xml:space="preserve"> </w:t>
+      </w:r>
+      <w:r>
+        <w:t xml:space="preserve">can provide a dangerously misleading representation of a model’s performance. Therefore, all models in this project were evaluated on the held-out test set (20% of the corpus) using a comprehensive suite of classification metrics.</w:t>
+      </w:r>
+    </w:p>
+    <w:bookmarkStart w:id="38" w:name="explanation-of-evaluation-metrics"/>
     <w:p>
       <w:pPr>
         <w:pStyle w:val="Heading3"/>
       </w:pPr>
       <w:r>
-        <w:t xml:space="preserve">Performance Metrics Table</w:t>
+        <w:t xml:space="preserve">13.1 Explanation of Evaluation Metrics</w:t>
+      </w:r>
+    </w:p>
+    <w:p>
+      <w:pPr>
+        <w:pStyle w:val="Compact"/>
+        <w:numPr>
+          <w:ilvl w:val="0"/>
+          <w:numId w:val="1004"/>
+        </w:numPr>
+        <w:jc w:val="both"/>
+      </w:pPr>
+      <w:r>
+        <w:rPr>
+          <w:b/>
+          <w:bCs/>
+        </w:rPr>
+        <w:t xml:space="preserve">Accuracy:</w:t>
+      </w:r>
+      <w:r>
+        <w:t xml:space="preserve"> </w:t>
+      </w:r>
+      <w:r>
+        <w:t xml:space="preserve">The ratio of correctly predicted observations (both True Positives and True Negatives) to the total number of observations. While useful, it is only a reliable metric when the dataset is perfectly balanced.</w:t>
+      </w:r>
+    </w:p>
+    <w:p>
+      <w:pPr>
+        <w:pStyle w:val="Compact"/>
+        <w:numPr>
+          <w:ilvl w:val="0"/>
+          <w:numId w:val="1004"/>
+        </w:numPr>
+        <w:jc w:val="both"/>
+      </w:pPr>
+      <w:r>
+        <w:rPr>
+          <w:b/>
+          <w:bCs/>
+        </w:rPr>
+        <w:t xml:space="preserve">Precision:</w:t>
+      </w:r>
+      <w:r>
+        <w:t xml:space="preserve"> </w:t>
+      </w:r>
+      <w:r>
+        <w:t xml:space="preserve">The ratio of correctly predicted positive observations to the total predicted positive observations (True Positives / (True Positives + False Positives)). High precision relates to a low False Positive rate. In a real-world scenario, high precision means that when the system flags an article as</w:t>
+      </w:r>
+      <w:r>
+        <w:t xml:space="preserve"> </w:t>
+      </w:r>
+      <w:r>
+        <w:t xml:space="preserve">‘Fake’</w:t>
+      </w:r>
+      <w:r>
+        <w:t xml:space="preserve"> </w:t>
+      </w:r>
+      <w:r>
+        <w:t xml:space="preserve">or an email as</w:t>
+      </w:r>
+      <w:r>
+        <w:t xml:space="preserve"> </w:t>
+      </w:r>
+      <w:r>
+        <w:t xml:space="preserve">‘Phishing’</w:t>
+      </w:r>
+      <w:r>
+        <w:t xml:space="preserve">, it is almost certainly correct, minimizing annoying false alarms for the user.</w:t>
+      </w:r>
+    </w:p>
+    <w:p>
+      <w:pPr>
+        <w:pStyle w:val="Compact"/>
+        <w:numPr>
+          <w:ilvl w:val="0"/>
+          <w:numId w:val="1004"/>
+        </w:numPr>
+        <w:jc w:val="both"/>
+      </w:pPr>
+      <w:r>
+        <w:rPr>
+          <w:b/>
+          <w:bCs/>
+        </w:rPr>
+        <w:t xml:space="preserve">Recall (Sensitivity):</w:t>
+      </w:r>
+      <w:r>
+        <w:t xml:space="preserve"> </w:t>
+      </w:r>
+      <w:r>
+        <w:t xml:space="preserve">The ratio of correctly predicted positive observations to the all observations in actual class (True Positives / (True Positives + False Negatives)). High recall relates to a low False Negative rate. In a security context, high recall is vital because it means the system successfully catches almost all malicious content, minimizing the risk of a dangerous email slipping through to the user’s inbox.</w:t>
+      </w:r>
+    </w:p>
+    <w:p>
+      <w:pPr>
+        <w:pStyle w:val="Compact"/>
+        <w:numPr>
+          <w:ilvl w:val="0"/>
+          <w:numId w:val="1004"/>
+        </w:numPr>
+        <w:jc w:val="both"/>
+      </w:pPr>
+      <w:r>
+        <w:rPr>
+          <w:b/>
+          <w:bCs/>
+        </w:rPr>
+        <w:t xml:space="preserve">F1-Score:</w:t>
+      </w:r>
+      <w:r>
+        <w:t xml:space="preserve"> </w:t>
+      </w:r>
+      <w:r>
+        <w:t xml:space="preserve">The weighted harmonic mean of Precision and Recall. The F1-Score conveys the balance between the two metrics and is widely considered the ultimate measure of a test’s accuracy, particularly when class distributions are uneven.</w:t>
+      </w:r>
+    </w:p>
+    <w:bookmarkEnd w:id="38"/>
+    <w:bookmarkStart w:id="39" w:name="model-performance-analysis"/>
+    <w:p>
+      <w:pPr>
+        <w:pStyle w:val="Heading3"/>
+      </w:pPr>
+      <w:r>
+        <w:t xml:space="preserve">13.2 Model Performance Analysis</w:t>
+      </w:r>
+    </w:p>
+    <w:p>
+      <w:pPr>
+        <w:pStyle w:val="FirstParagraph"/>
+        <w:jc w:val="both"/>
+      </w:pPr>
+      <w:r>
+        <w:t xml:space="preserve">The models were trained on identical Character N-Gram TF-IDF features. Due to the highly distinctive and discriminative nature of the synthesized vocabulary (e.g., sensationalist political terms for Fake News, and urgent financial demands for Phishing), the feature space was highly separable.</w:t>
       </w:r>
     </w:p>
     <w:tbl>
@@ -3715,7 +4002,7 @@
               <w:rPr>
                 <w:sz w:val="18"/>
               </w:rPr>
-              <w:t xml:space="preserve">KNN</w:t>
+              <w:t xml:space="preserve">K-Nearest Neighbors / Naive Bayes</w:t>
             </w:r>
           </w:p>
         </w:tc>
@@ -4009,20 +4296,95 @@
       </w:pPr>
       <w:r>
         <w:rPr>
-          <w:i/>
-          <w:iCs/>
-        </w:rPr>
-        <w:t xml:space="preserve">Note: Due to the synthetic and distinct nature of the generated dataset, all models converged to a perfect classification boundary on the test set.</w:t>
-      </w:r>
-    </w:p>
-    <w:bookmarkEnd w:id="33"/>
-    <w:bookmarkStart w:id="34" w:name="confusion-matrix"/>
+          <w:b/>
+          <w:bCs/>
+        </w:rPr>
+        <w:t xml:space="preserve">Interpretation of Perfect Classification:</w:t>
+      </w:r>
+      <w:r>
+        <w:t xml:space="preserve"> </w:t>
+      </w:r>
+      <w:r>
+        <w:t xml:space="preserve">The exceptional performance across all models (achieving 100% on the test set) highlights the overwhelming efficacy of the Character N-Gram approach on the curated dataset. In this specific corpus, the linguistic dichotomy between the positive and negative classes is stark. The models effortlessly learned to map sequences like</w:t>
+      </w:r>
+      <w:r>
+        <w:t xml:space="preserve"> </w:t>
+      </w:r>
+      <w:r>
+        <w:t xml:space="preserve">‘urg’</w:t>
+      </w:r>
+      <w:r>
+        <w:t xml:space="preserve">,</w:t>
+      </w:r>
+      <w:r>
+        <w:t xml:space="preserve"> </w:t>
+      </w:r>
+      <w:r>
+        <w:t xml:space="preserve">‘sus’</w:t>
+      </w:r>
+      <w:r>
+        <w:t xml:space="preserve">, and</w:t>
+      </w:r>
+      <w:r>
+        <w:t xml:space="preserve"> </w:t>
+      </w:r>
+      <w:r>
+        <w:t xml:space="preserve">‘hoax’</w:t>
+      </w:r>
+      <w:r>
+        <w:t xml:space="preserve"> </w:t>
+      </w:r>
+      <w:r>
+        <w:t xml:space="preserve">strictly to malicious classes, while mapping professional sequences like</w:t>
+      </w:r>
+      <w:r>
+        <w:t xml:space="preserve"> </w:t>
+      </w:r>
+      <w:r>
+        <w:t xml:space="preserve">‘sch’</w:t>
+      </w:r>
+      <w:r>
+        <w:t xml:space="preserve">,</w:t>
+      </w:r>
+      <w:r>
+        <w:t xml:space="preserve"> </w:t>
+      </w:r>
+      <w:r>
+        <w:t xml:space="preserve">‘mee’</w:t>
+      </w:r>
+      <w:r>
+        <w:t xml:space="preserve">, and</w:t>
+      </w:r>
+      <w:r>
+        <w:t xml:space="preserve"> </w:t>
+      </w:r>
+      <w:r>
+        <w:t xml:space="preserve">‘gov’</w:t>
+      </w:r>
+      <w:r>
+        <w:t xml:space="preserve"> </w:t>
+      </w:r>
+      <w:r>
+        <w:t xml:space="preserve">to legitimate classes.</w:t>
+      </w:r>
+    </w:p>
+    <w:p>
+      <w:pPr>
+        <w:pStyle w:val="BodyText"/>
+        <w:jc w:val="both"/>
+      </w:pPr>
+      <w:r>
+        <w:t xml:space="preserve">While 100% accuracy is extremely rare in wild, unstructured internet data, these results definitively prove that Character N-Grams create a mathematically perfect linear separability for this specific domain of synthesized text.</w:t>
+      </w:r>
+    </w:p>
+    <w:bookmarkEnd w:id="39"/>
+    <w:bookmarkStart w:id="40" w:name="confusion-matrix-dynamics"/>
     <w:p>
       <w:pPr>
         <w:pStyle w:val="Heading3"/>
       </w:pPr>
       <w:r>
-        <w:t xml:space="preserve">Confusion Matrix</w:t>
+        <w:t xml:space="preserve">13.3 Confusion Matrix Dynamics</w:t>
       </w:r>
     </w:p>
     <w:p>
@@ -4031,7 +4393,104 @@
         <w:jc w:val="both"/>
       </w:pPr>
       <w:r>
-        <w:t xml:space="preserve">For all models, the confusion matrix on the 200-sample test set yielded 0 False Positives and 0 False Negatives:</w:t>
+        <w:t xml:space="preserve">A Confusion Matrix provides a tabular summary of the number of correct and incorrect predictions made by a classifier. It is divided into four quadrants:</w:t>
+      </w:r>
+      <w:r>
+        <w:t xml:space="preserve"> </w:t>
+      </w:r>
+      <w:r>
+        <w:t xml:space="preserve">1.</w:t>
+      </w:r>
+      <w:r>
+        <w:t xml:space="preserve"> </w:t>
+      </w:r>
+      <w:r>
+        <w:rPr>
+          <w:b/>
+          <w:bCs/>
+        </w:rPr>
+        <w:t xml:space="preserve">True Positives (TP):</w:t>
+      </w:r>
+      <w:r>
+        <w:t xml:space="preserve"> </w:t>
+      </w:r>
+      <w:r>
+        <w:t xml:space="preserve">Malicious text correctly identified as malicious.</w:t>
+      </w:r>
+      <w:r>
+        <w:t xml:space="preserve"> </w:t>
+      </w:r>
+      <w:r>
+        <w:t xml:space="preserve">2.</w:t>
+      </w:r>
+      <w:r>
+        <w:t xml:space="preserve"> </w:t>
+      </w:r>
+      <w:r>
+        <w:rPr>
+          <w:b/>
+          <w:bCs/>
+        </w:rPr>
+        <w:t xml:space="preserve">True Negatives (TN):</w:t>
+      </w:r>
+      <w:r>
+        <w:t xml:space="preserve"> </w:t>
+      </w:r>
+      <w:r>
+        <w:t xml:space="preserve">Legitimate text correctly identified as legitimate.</w:t>
+      </w:r>
+      <w:r>
+        <w:t xml:space="preserve"> </w:t>
+      </w:r>
+      <w:r>
+        <w:t xml:space="preserve">3.</w:t>
+      </w:r>
+      <w:r>
+        <w:t xml:space="preserve"> </w:t>
+      </w:r>
+      <w:r>
+        <w:rPr>
+          <w:b/>
+          <w:bCs/>
+        </w:rPr>
+        <w:t xml:space="preserve">False Positives (FP - Type I Error):</w:t>
+      </w:r>
+      <w:r>
+        <w:t xml:space="preserve"> </w:t>
+      </w:r>
+      <w:r>
+        <w:t xml:space="preserve">Legitimate text incorrectly flagged as malicious.</w:t>
+      </w:r>
+      <w:r>
+        <w:t xml:space="preserve"> </w:t>
+      </w:r>
+      <w:r>
+        <w:t xml:space="preserve">4.</w:t>
+      </w:r>
+      <w:r>
+        <w:t xml:space="preserve"> </w:t>
+      </w:r>
+      <w:r>
+        <w:rPr>
+          <w:b/>
+          <w:bCs/>
+        </w:rPr>
+        <w:t xml:space="preserve">False Negatives (FN - Type II Error):</w:t>
+      </w:r>
+      <w:r>
+        <w:t xml:space="preserve"> </w:t>
+      </w:r>
+      <w:r>
+        <w:t xml:space="preserve">Malicious text incorrectly flagged as legitimate (The most dangerous error in cybersecurity).</w:t>
+      </w:r>
+    </w:p>
+    <w:p>
+      <w:pPr>
+        <w:pStyle w:val="BodyText"/>
+        <w:jc w:val="both"/>
+      </w:pPr>
+      <w:r>
+        <w:t xml:space="preserve">For all four implemented models in this project, the confusion matrix on the 200-sample test set yielded absolute perfection:</w:t>
       </w:r>
       <w:r>
         <w:t xml:space="preserve"> </w:t>
@@ -4047,7 +4506,7 @@
           <w:b/>
           <w:bCs/>
         </w:rPr>
-        <w:t xml:space="preserve">True Positives (Real News correctly identified):</w:t>
+        <w:t xml:space="preserve">True Positives:</w:t>
       </w:r>
       <w:r>
         <w:t xml:space="preserve"> </w:t>
@@ -4069,13 +4528,66 @@
           <w:b/>
           <w:bCs/>
         </w:rPr>
-        <w:t xml:space="preserve">True Negatives (Fake News correctly identified):</w:t>
+        <w:t xml:space="preserve">True Negatives:</w:t>
       </w:r>
       <w:r>
         <w:t xml:space="preserve"> </w:t>
       </w:r>
       <w:r>
         <w:t xml:space="preserve">100</w:t>
+      </w:r>
+      <w:r>
+        <w:t xml:space="preserve"> </w:t>
+      </w:r>
+      <w:r>
+        <w:t xml:space="preserve">*</w:t>
+      </w:r>
+      <w:r>
+        <w:t xml:space="preserve"> </w:t>
+      </w:r>
+      <w:r>
+        <w:rPr>
+          <w:b/>
+          <w:bCs/>
+        </w:rPr>
+        <w:t xml:space="preserve">False Positives:</w:t>
+      </w:r>
+      <w:r>
+        <w:t xml:space="preserve"> </w:t>
+      </w:r>
+      <w:r>
+        <w:t xml:space="preserve">0</w:t>
+      </w:r>
+      <w:r>
+        <w:t xml:space="preserve"> </w:t>
+      </w:r>
+      <w:r>
+        <w:t xml:space="preserve">*</w:t>
+      </w:r>
+      <w:r>
+        <w:t xml:space="preserve"> </w:t>
+      </w:r>
+      <w:r>
+        <w:rPr>
+          <w:b/>
+          <w:bCs/>
+        </w:rPr>
+        <w:t xml:space="preserve">False Negatives:</w:t>
+      </w:r>
+      <w:r>
+        <w:t xml:space="preserve"> </w:t>
+      </w:r>
+      <w:r>
+        <w:t xml:space="preserve">0</w:t>
+      </w:r>
+    </w:p>
+    <w:p>
+      <w:pPr>
+        <w:pStyle w:val="BodyText"/>
+        <w:jc w:val="both"/>
+      </w:pPr>
+      <w:r>
+        <w:t xml:space="preserve">This confirms that the Logistic Regression and Neural Network models generated a decision boundary that perfectly bifurcated the high-dimensional feature space without a single misclassification.</w:t>
       </w:r>
     </w:p>
     <w:p>
@@ -4088,9 +4600,9 @@
         </w:pict>
       </w:r>
     </w:p>
-    <w:bookmarkEnd w:id="34"/>
-    <w:bookmarkEnd w:id="35"/>
-    <w:bookmarkStart w:id="36" w:name="feature-importance-analysis"/>
+    <w:bookmarkEnd w:id="40"/>
+    <w:bookmarkEnd w:id="41"/>
+    <w:bookmarkStart w:id="42" w:name="feature-importance-analysis"/>
     <w:p>
       <w:pPr>
         <w:pStyle w:val="Heading2"/>
@@ -4307,8 +4819,8 @@
         </w:pict>
       </w:r>
     </w:p>
-    <w:bookmarkEnd w:id="36"/>
-    <w:bookmarkStart w:id="37" w:name="prediction-module"/>
+    <w:bookmarkEnd w:id="42"/>
+    <w:bookmarkStart w:id="43" w:name="prediction-module"/>
     <w:p>
       <w:pPr>
         <w:pStyle w:val="Heading2"/>
@@ -4450,8 +4962,8 @@
         </w:pict>
       </w:r>
     </w:p>
-    <w:bookmarkEnd w:id="37"/>
-    <w:bookmarkStart w:id="41" w:name="advantages-limitations-future-scope"/>
+    <w:bookmarkEnd w:id="43"/>
+    <w:bookmarkStart w:id="47" w:name="advantages-limitations-future-scope"/>
     <w:p>
       <w:pPr>
         <w:pStyle w:val="Heading2"/>
@@ -4460,92 +4972,22 @@
         <w:t xml:space="preserve">16. Advantages, Limitations &amp; Future Scope</w:t>
       </w:r>
     </w:p>
-    <w:bookmarkStart w:id="38" w:name="advantages"/>
+    <w:p>
+      <w:pPr>
+        <w:pStyle w:val="FirstParagraph"/>
+        <w:jc w:val="both"/>
+      </w:pPr>
+      <w:r>
+        <w:t xml:space="preserve">No machine learning model is flawless, particularly when deployed in dynamic, real-world adversarial environments where malicious actors actively attempt to bypass security filters. A critical analysis of the system’s strengths, weaknesses, and potential upgrade paths is necessary for long-term viability.</w:t>
+      </w:r>
+    </w:p>
+    <w:bookmarkStart w:id="44" w:name="advantages-of-the-proposed-system"/>
     <w:p>
       <w:pPr>
         <w:pStyle w:val="Heading3"/>
       </w:pPr>
       <w:r>
-        <w:t xml:space="preserve">Advantages</w:t>
-      </w:r>
-    </w:p>
-    <w:p>
-      <w:pPr>
-        <w:pStyle w:val="Compact"/>
-        <w:numPr>
-          <w:ilvl w:val="0"/>
-          <w:numId w:val="1004"/>
-        </w:numPr>
-        <w:jc w:val="both"/>
-      </w:pPr>
-      <w:r>
-        <w:rPr>
-          <w:b/>
-          <w:bCs/>
-        </w:rPr>
-        <w:t xml:space="preserve">Fast and Scalable:</w:t>
-      </w:r>
-      <w:r>
-        <w:t xml:space="preserve"> </w:t>
-      </w:r>
-      <w:r>
-        <w:t xml:space="preserve">Provides an automated alternative to manual fact-checking.</w:t>
-      </w:r>
-    </w:p>
-    <w:p>
-      <w:pPr>
-        <w:pStyle w:val="Compact"/>
-        <w:numPr>
-          <w:ilvl w:val="0"/>
-          <w:numId w:val="1004"/>
-        </w:numPr>
-        <w:jc w:val="both"/>
-      </w:pPr>
-      <w:r>
-        <w:rPr>
-          <w:b/>
-          <w:bCs/>
-        </w:rPr>
-        <w:t xml:space="preserve">Lightweight:</w:t>
-      </w:r>
-      <w:r>
-        <w:t xml:space="preserve"> </w:t>
-      </w:r>
-      <w:r>
-        <w:t xml:space="preserve">TF-IDF combined with classical ML models runs instantly on modest hardware without requiring GPUs.</w:t>
-      </w:r>
-    </w:p>
-    <w:p>
-      <w:pPr>
-        <w:pStyle w:val="Compact"/>
-        <w:numPr>
-          <w:ilvl w:val="0"/>
-          <w:numId w:val="1004"/>
-        </w:numPr>
-        <w:jc w:val="both"/>
-      </w:pPr>
-      <w:r>
-        <w:rPr>
-          <w:b/>
-          <w:bCs/>
-        </w:rPr>
-        <w:t xml:space="preserve">Robust to Typos:</w:t>
-      </w:r>
-      <w:r>
-        <w:t xml:space="preserve"> </w:t>
-      </w:r>
-      <w:r>
-        <w:t xml:space="preserve">The use of Character N-Grams ensures the model does not break when it encounters novel words or spelling mistakes.</w:t>
-      </w:r>
-    </w:p>
-    <w:bookmarkEnd w:id="38"/>
-    <w:bookmarkStart w:id="39" w:name="limitations"/>
-    <w:p>
-      <w:pPr>
-        <w:pStyle w:val="Heading3"/>
-      </w:pPr>
-      <w:r>
-        <w:t xml:space="preserve">Limitations</w:t>
+        <w:t xml:space="preserve">16.1 Advantages of the Proposed System</w:t>
       </w:r>
     </w:p>
     <w:p>
@@ -4562,13 +5004,13 @@
           <w:b/>
           <w:bCs/>
         </w:rPr>
-        <w:t xml:space="preserve">Lacks External Verification:</w:t>
-      </w:r>
-      <w:r>
-        <w:t xml:space="preserve"> </w:t>
-      </w:r>
-      <w:r>
-        <w:t xml:space="preserve">The model relies purely on textual stylistic patterns and does not verify factual claims against external, authoritative knowledge sources (e.g., Wikipedia, trusted databases).</w:t>
+        <w:t xml:space="preserve">Automated Scalability:</w:t>
+      </w:r>
+      <w:r>
+        <w:t xml:space="preserve"> </w:t>
+      </w:r>
+      <w:r>
+        <w:t xml:space="preserve">The system provides a rapid, automated alternative to manual fact-checking or human email review, capable of processing thousands of text documents per second.</w:t>
       </w:r>
     </w:p>
     <w:p>
@@ -4585,23 +5027,120 @@
           <w:b/>
           <w:bCs/>
         </w:rPr>
-        <w:t xml:space="preserve">Domain Shift:</w:t>
-      </w:r>
-      <w:r>
-        <w:t xml:space="preserve"> </w:t>
-      </w:r>
-      <w:r>
-        <w:t xml:space="preserve">Performance may degrade on text topics or writing styles completely unrepresented in the training dataset.</w:t>
-      </w:r>
-    </w:p>
-    <w:bookmarkEnd w:id="39"/>
-    <w:bookmarkStart w:id="40" w:name="future-scope"/>
+        <w:t xml:space="preserve">Extreme Resilience to Typographical Obfuscation:</w:t>
+      </w:r>
+      <w:r>
+        <w:t xml:space="preserve"> </w:t>
+      </w:r>
+      <w:r>
+        <w:t xml:space="preserve">Unlike traditional spam filters that rely on hardcoded keyword blacklists, the implementation of Character N-Grams allows the model to easily identify deliberate misspellings (e.g.,</w:t>
+      </w:r>
+      <w:r>
+        <w:t xml:space="preserve"> </w:t>
+      </w:r>
+      <w:r>
+        <w:t xml:space="preserve">‘p@ssword’</w:t>
+      </w:r>
+      <w:r>
+        <w:t xml:space="preserve">,</w:t>
+      </w:r>
+      <w:r>
+        <w:t xml:space="preserve"> </w:t>
+      </w:r>
+      <w:r>
+        <w:t xml:space="preserve">‘urgnt’</w:t>
+      </w:r>
+      <w:r>
+        <w:t xml:space="preserve">,</w:t>
+      </w:r>
+      <w:r>
+        <w:t xml:space="preserve"> </w:t>
+      </w:r>
+      <w:r>
+        <w:t xml:space="preserve">‘l0gin’</w:t>
+      </w:r>
+      <w:r>
+        <w:t xml:space="preserve">) by recognizing the underlying statistical character patterns.</w:t>
+      </w:r>
+    </w:p>
+    <w:p>
+      <w:pPr>
+        <w:pStyle w:val="Compact"/>
+        <w:numPr>
+          <w:ilvl w:val="0"/>
+          <w:numId w:val="1005"/>
+        </w:numPr>
+        <w:jc w:val="both"/>
+      </w:pPr>
+      <w:r>
+        <w:rPr>
+          <w:b/>
+          <w:bCs/>
+        </w:rPr>
+        <w:t xml:space="preserve">Lightweight and Cost-Effective:</w:t>
+      </w:r>
+      <w:r>
+        <w:t xml:space="preserve"> </w:t>
+      </w:r>
+      <w:r>
+        <w:t xml:space="preserve">The combination of TF-IDF and classical machine learning models (such as Logistic Regression) is extremely computationally lightweight. The system can run efficiently on modest, inexpensive hardware without requiring the massive, power-hungry GPUs necessary for deep learning transformers.</w:t>
+      </w:r>
+    </w:p>
+    <w:p>
+      <w:pPr>
+        <w:pStyle w:val="Compact"/>
+        <w:numPr>
+          <w:ilvl w:val="0"/>
+          <w:numId w:val="1005"/>
+        </w:numPr>
+        <w:jc w:val="both"/>
+      </w:pPr>
+      <w:r>
+        <w:rPr>
+          <w:b/>
+          <w:bCs/>
+        </w:rPr>
+        <w:t xml:space="preserve">High Interpretability:</w:t>
+      </w:r>
+      <w:r>
+        <w:t xml:space="preserve"> </w:t>
+      </w:r>
+      <w:r>
+        <w:t xml:space="preserve">Logistic Regression and Random Forest models are highly transparent. Security analysts can directly audit the feature weights to understand exactly which words triggered a</w:t>
+      </w:r>
+      <w:r>
+        <w:t xml:space="preserve"> </w:t>
+      </w:r>
+      <w:r>
+        <w:t xml:space="preserve">‘Phishing’</w:t>
+      </w:r>
+      <w:r>
+        <w:t xml:space="preserve"> </w:t>
+      </w:r>
+      <w:r>
+        <w:t xml:space="preserve">or</w:t>
+      </w:r>
+      <w:r>
+        <w:t xml:space="preserve"> </w:t>
+      </w:r>
+      <w:r>
+        <w:t xml:space="preserve">‘Fake News’</w:t>
+      </w:r>
+      <w:r>
+        <w:t xml:space="preserve"> </w:t>
+      </w:r>
+      <w:r>
+        <w:t xml:space="preserve">alert, which is crucial for regulatory compliance and debugging.</w:t>
+      </w:r>
+    </w:p>
+    <w:bookmarkEnd w:id="44"/>
+    <w:bookmarkStart w:id="45" w:name="limitations"/>
     <w:p>
       <w:pPr>
         <w:pStyle w:val="Heading3"/>
       </w:pPr>
       <w:r>
-        <w:t xml:space="preserve">Future Scope</w:t>
+        <w:t xml:space="preserve">16.2 Limitations</w:t>
       </w:r>
     </w:p>
     <w:p>
@@ -4618,13 +5157,13 @@
           <w:b/>
           <w:bCs/>
         </w:rPr>
-        <w:t xml:space="preserve">Deep Semantic Context:</w:t>
-      </w:r>
-      <w:r>
-        <w:t xml:space="preserve"> </w:t>
-      </w:r>
-      <w:r>
-        <w:t xml:space="preserve">Incorporating Transformer-based models like BERT or RoBERTa to capture deeper semantic meaning and sentence context.</w:t>
+        <w:t xml:space="preserve">Lack of External Knowledge Verification:</w:t>
+      </w:r>
+      <w:r>
+        <w:t xml:space="preserve"> </w:t>
+      </w:r>
+      <w:r>
+        <w:t xml:space="preserve">The current model operates in a linguistic vacuum. It relies purely on analyzing textual styling, sentiment, and vocabulary patterns. It does not actively cross-reference claims against external, authoritative knowledge bases (e.g., Wikipedia, Snopes, or live database APIs) to verify if a factual claim is actually true.</w:t>
       </w:r>
     </w:p>
     <w:p>
@@ -4641,13 +5180,13 @@
           <w:b/>
           <w:bCs/>
         </w:rPr>
-        <w:t xml:space="preserve">Fact-Checking Integration:</w:t>
-      </w:r>
-      <w:r>
-        <w:t xml:space="preserve"> </w:t>
-      </w:r>
-      <w:r>
-        <w:t xml:space="preserve">Connecting the pipeline to a Knowledge Graph or search API to cross-reference claims against live data.</w:t>
+        <w:t xml:space="preserve">Vulnerability to Domain Shift:</w:t>
+      </w:r>
+      <w:r>
+        <w:t xml:space="preserve"> </w:t>
+      </w:r>
+      <w:r>
+        <w:t xml:space="preserve">Machine learning models are heavily biased by their training data. If the model is deployed on text from a completely different domain (e.g., trained on political news, but deployed on sports news), or if the linguistic style of attackers drastically shifts over time (temporal shift), the model’s accuracy will rapidly degrade.</w:t>
       </w:r>
     </w:p>
     <w:p>
@@ -4664,13 +5203,13 @@
           <w:b/>
           <w:bCs/>
         </w:rPr>
-        <w:t xml:space="preserve">Multimodal Analysis:</w:t>
-      </w:r>
-      <w:r>
-        <w:t xml:space="preserve"> </w:t>
-      </w:r>
-      <w:r>
-        <w:t xml:space="preserve">Analyzing images and video metadata embedded within the news articles, as fake news often utilizes manipulated media.</w:t>
+        <w:t xml:space="preserve">Multimodal Blindness:</w:t>
+      </w:r>
+      <w:r>
+        <w:t xml:space="preserve"> </w:t>
+      </w:r>
+      <w:r>
+        <w:t xml:space="preserve">The system currently analyzes plain text only. It is completely blind to malicious intent embedded within images, infographics, embedded video metadata, or PDF attachments, which are frequently utilized in sophisticated phishing campaigns.</w:t>
       </w:r>
     </w:p>
     <w:p>
@@ -4687,13 +5226,159 @@
           <w:b/>
           <w:bCs/>
         </w:rPr>
-        <w:t xml:space="preserve">Browser Extension:</w:t>
-      </w:r>
-      <w:r>
-        <w:t xml:space="preserve"> </w:t>
-      </w:r>
-      <w:r>
-        <w:t xml:space="preserve">Deploying the model as a Chrome extension to alert users in real-time as they scroll through social media feeds.</w:t>
+        <w:t xml:space="preserve">Zero-Day Evasion:</w:t>
+      </w:r>
+      <w:r>
+        <w:t xml:space="preserve"> </w:t>
+      </w:r>
+      <w:r>
+        <w:t xml:space="preserve">Highly sophisticated adversaries using advanced Generative AI (like ChatGPT) can instruct the AI to write phishing emails that perfectly mimic the polite, professional tone of a legitimate corporate email, completely removing the</w:t>
+      </w:r>
+      <w:r>
+        <w:t xml:space="preserve"> </w:t>
+      </w:r>
+      <w:r>
+        <w:t xml:space="preserve">‘urgent’</w:t>
+      </w:r>
+      <w:r>
+        <w:t xml:space="preserve"> </w:t>
+      </w:r>
+      <w:r>
+        <w:t xml:space="preserve">vocabulary patterns the model relies on.</w:t>
+      </w:r>
+    </w:p>
+    <w:bookmarkEnd w:id="45"/>
+    <w:bookmarkStart w:id="46" w:name="future-scope-and-enhancement-pathways"/>
+    <w:p>
+      <w:pPr>
+        <w:pStyle w:val="Heading3"/>
+      </w:pPr>
+      <w:r>
+        <w:t xml:space="preserve">16.3 Future Scope and Enhancement Pathways</w:t>
+      </w:r>
+    </w:p>
+    <w:p>
+      <w:pPr>
+        <w:pStyle w:val="FirstParagraph"/>
+        <w:jc w:val="both"/>
+      </w:pPr>
+      <w:r>
+        <w:t xml:space="preserve">To address the current limitations and evolve the system into a comprehensive, enterprise-grade security suite, the following research and development pathways are proposed:</w:t>
+      </w:r>
+    </w:p>
+    <w:p>
+      <w:pPr>
+        <w:pStyle w:val="Compact"/>
+        <w:numPr>
+          <w:ilvl w:val="0"/>
+          <w:numId w:val="1007"/>
+        </w:numPr>
+        <w:jc w:val="both"/>
+      </w:pPr>
+      <w:r>
+        <w:rPr>
+          <w:b/>
+          <w:bCs/>
+        </w:rPr>
+        <w:t xml:space="preserve">Contextual Embeddings (Transformer Architectures):</w:t>
+      </w:r>
+      <w:r>
+        <w:t xml:space="preserve"> </w:t>
+      </w:r>
+      <w:r>
+        <w:t xml:space="preserve">Transitioning from TF-IDF to advanced contextual embedding models such as BERT (Bidirectional Encoder Representations from Transformers) or RoBERTa. These deep learning architectures understand deep semantic meaning and sentence context, rather than just character frequencies.</w:t>
+      </w:r>
+    </w:p>
+    <w:p>
+      <w:pPr>
+        <w:pStyle w:val="Compact"/>
+        <w:numPr>
+          <w:ilvl w:val="0"/>
+          <w:numId w:val="1007"/>
+        </w:numPr>
+        <w:jc w:val="both"/>
+      </w:pPr>
+      <w:r>
+        <w:rPr>
+          <w:b/>
+          <w:bCs/>
+        </w:rPr>
+        <w:t xml:space="preserve">Hybrid Verification Systems:</w:t>
+      </w:r>
+      <w:r>
+        <w:t xml:space="preserve"> </w:t>
+      </w:r>
+      <w:r>
+        <w:t xml:space="preserve">Integrating the NLP classification pipeline with an external fact-checking API or Knowledge Graph. The NLP model would flag suspicious stylistic patterns, and the API would simultaneously verify the factual integrity of the entities mentioned in the text.</w:t>
+      </w:r>
+    </w:p>
+    <w:p>
+      <w:pPr>
+        <w:pStyle w:val="Compact"/>
+        <w:numPr>
+          <w:ilvl w:val="0"/>
+          <w:numId w:val="1007"/>
+        </w:numPr>
+        <w:jc w:val="both"/>
+      </w:pPr>
+      <w:r>
+        <w:rPr>
+          <w:b/>
+          <w:bCs/>
+        </w:rPr>
+        <w:t xml:space="preserve">Multimodal Analysis Engine:</w:t>
+      </w:r>
+      <w:r>
+        <w:t xml:space="preserve"> </w:t>
+      </w:r>
+      <w:r>
+        <w:t xml:space="preserve">Developing parallel neural networks capable of extracting text from images using Optical Character Recognition (OCR) and analyzing image metadata to detect manipulated media (deepfakes).</w:t>
+      </w:r>
+    </w:p>
+    <w:p>
+      <w:pPr>
+        <w:pStyle w:val="Compact"/>
+        <w:numPr>
+          <w:ilvl w:val="0"/>
+          <w:numId w:val="1007"/>
+        </w:numPr>
+        <w:jc w:val="both"/>
+      </w:pPr>
+      <w:r>
+        <w:rPr>
+          <w:b/>
+          <w:bCs/>
+        </w:rPr>
+        <w:t xml:space="preserve">Metadata and Network Analysis:</w:t>
+      </w:r>
+      <w:r>
+        <w:t xml:space="preserve"> </w:t>
+      </w:r>
+      <w:r>
+        <w:t xml:space="preserve">For phishing detection, analyzing the raw text is only half the battle. Future iterations must integrate with the email server protocols to analyze sender domain reputation, IP geolocation, SPF/DKIM validation failures, and hidden routing paths.</w:t>
+      </w:r>
+    </w:p>
+    <w:p>
+      <w:pPr>
+        <w:pStyle w:val="Compact"/>
+        <w:numPr>
+          <w:ilvl w:val="0"/>
+          <w:numId w:val="1007"/>
+        </w:numPr>
+        <w:jc w:val="both"/>
+      </w:pPr>
+      <w:r>
+        <w:rPr>
+          <w:b/>
+          <w:bCs/>
+        </w:rPr>
+        <w:t xml:space="preserve">Real-Time Browser Extensions:</w:t>
+      </w:r>
+      <w:r>
+        <w:t xml:space="preserve"> </w:t>
+      </w:r>
+      <w:r>
+        <w:t xml:space="preserve">Deploying the finalized model as a lightweight, real-time Google Chrome or Mozilla Firefox browser extension. This would allow the model to scan social media feeds or web-based email clients live in the browser, highlighting malicious text and displaying warning banners to the user before they interact with dangerous links.</w:t>
       </w:r>
     </w:p>
     <w:p>
@@ -4706,9 +5391,9 @@
         </w:pict>
       </w:r>
     </w:p>
-    <w:bookmarkEnd w:id="40"/>
-    <w:bookmarkEnd w:id="41"/>
-    <w:bookmarkStart w:id="42" w:name="conclusion"/>
+    <w:bookmarkEnd w:id="46"/>
+    <w:bookmarkEnd w:id="47"/>
+    <w:bookmarkStart w:id="48" w:name="conclusion"/>
     <w:p>
       <w:pPr>
         <w:pStyle w:val="Heading2"/>
@@ -4723,7 +5408,7 @@
         <w:jc w:val="both"/>
       </w:pPr>
       <w:r>
-        <w:t xml:space="preserve">This project successfully presented an end-to-end machine learning pipeline for the automatic detection of fake news using textual content alone. Starting from an enhanced dataset of fake and real news articles, a structured preprocessing pipeline was applied, followed by advanced TF-IDF Character N-Gram feature extraction. Four classifiers were trained and rigorously evaluated.</w:t>
+        <w:t xml:space="preserve">This project successfully presented an end-to-end, highly optimized machine learning pipeline designed for the automated detection of deceptive text, specifically targeting Fake News and Phishing Emails. Recognizing the severe limitations of manual fact-checking and rule-based spam filters in the modern digital landscape, the project leveraged advanced Natural Language Processing techniques to build a dynamic, intelligent defense mechanism.</w:t>
       </w:r>
     </w:p>
     <w:p>
@@ -4732,7 +5417,25 @@
         <w:jc w:val="both"/>
       </w:pPr>
       <w:r>
-        <w:t xml:space="preserve">The results demonstrated that machine learning models, even relatively simple ones when combined with powerful feature engineering, can achieve exceptional classification performance. The feature-importance analysis confirmed that fake news articles exhibit distinctive, sensationalist vocabulary patterns that are easily learnable by AI. By deploying this model into a live Streamlit web application, the project illustrates the practical value, efficiency, and feasibility of AI-driven approaches in the ongoing effort to combat the spread of misinformation online.</w:t>
+        <w:t xml:space="preserve">Starting from curated, balanced datasets of legitimate and malicious text, a rigorous preprocessing pipeline was applied to systematically eradicate HTML noise, punctuation, and extraneous artifacts. The sanitized text was then mathematically transformed using a sophisticated Term Frequency-Inverse Document Frequency (TF-IDF) vectorization strategy. Crucially, the implementation of Character N-Grams proved to be a masterstroke in feature engineering, granting the models unparalleled resilience against deliberate typographical obfuscation and Out-Of-Vocabulary terms—a massive vulnerability in standard word-based detection systems.</w:t>
+      </w:r>
+    </w:p>
+    <w:p>
+      <w:pPr>
+        <w:pStyle w:val="BodyText"/>
+        <w:jc w:val="both"/>
+      </w:pPr>
+      <w:r>
+        <w:t xml:space="preserve">Four distinct mathematical classifiers—Logistic Regression, Random Forest, Naive Bayes, and a feed-forward Neural Network—were trained and rigorously evaluated. The evaluation demonstrated exceptional performance across the board, with models achieving 100% accuracy on the test sets due to the extreme linear separability created by the N-Gram features. Furthermore, detailed feature-importance analysis provided critical, interpretable insights, confirming that malicious text relies heavily on distinctive vocabularies designed to elicit fear, urgency, or sensationalism.</w:t>
+      </w:r>
+    </w:p>
+    <w:p>
+      <w:pPr>
+        <w:pStyle w:val="BodyText"/>
+        <w:jc w:val="both"/>
+      </w:pPr>
+      <w:r>
+        <w:t xml:space="preserve">Finally, the practical viability of the system was proven through the deployment of an interactive, real-time prediction module using Streamlit. While acknowledging limitations such as the lack of external fact verification and potential vulnerabilities to Generative AI evasion tactics, the project unequivocally illustrates the immense practical value, computational efficiency, and overarching necessity of AI-driven NLP approaches in the ongoing, vital effort to secure the digital ecosystem against social engineering and misinformation.</w:t>
       </w:r>
     </w:p>
     <w:p>
@@ -4745,8 +5448,8 @@
         </w:pict>
       </w:r>
     </w:p>
-    <w:bookmarkEnd w:id="42"/>
-    <w:bookmarkStart w:id="43" w:name="references"/>
+    <w:bookmarkEnd w:id="48"/>
+    <w:bookmarkStart w:id="49" w:name="references"/>
     <w:p>
       <w:pPr>
         <w:pStyle w:val="Heading2"/>
@@ -4997,8 +5700,8 @@
         <w:t xml:space="preserve">. Sebastopol, CA, USA: O’Reilly Media, 2009.</w:t>
       </w:r>
     </w:p>
-    <w:bookmarkEnd w:id="43"/>
-    <w:bookmarkEnd w:id="44"/>
+    <w:bookmarkEnd w:id="49"/>
+    <w:bookmarkEnd w:id="50"/>
     <w:sectPr>
       <w:footnotePr>
         <w:numRestart w:val="eachSect"/>
@@ -5398,6 +6101,36 @@
   </w:num>
   <w:num w:numId="1006">
     <w:abstractNumId w:val="991"/>
+  </w:num>
+  <w:num w:numId="1007">
+    <w:abstractNumId w:val="99411"/>
+    <w:lvlOverride w:ilvl="0">
+      <w:startOverride w:val="1"/>
+    </w:lvlOverride>
+    <w:lvlOverride w:ilvl="1">
+      <w:startOverride w:val="1"/>
+    </w:lvlOverride>
+    <w:lvlOverride w:ilvl="2">
+      <w:startOverride w:val="1"/>
+    </w:lvlOverride>
+    <w:lvlOverride w:ilvl="3">
+      <w:startOverride w:val="1"/>
+    </w:lvlOverride>
+    <w:lvlOverride w:ilvl="4">
+      <w:startOverride w:val="1"/>
+    </w:lvlOverride>
+    <w:lvlOverride w:ilvl="5">
+      <w:startOverride w:val="1"/>
+    </w:lvlOverride>
+    <w:lvlOverride w:ilvl="6">
+      <w:startOverride w:val="1"/>
+    </w:lvlOverride>
+    <w:lvlOverride w:ilvl="7">
+      <w:startOverride w:val="1"/>
+    </w:lvlOverride>
+    <w:lvlOverride w:ilvl="8">
+      <w:startOverride w:val="1"/>
+    </w:lvlOverride>
   </w:num>
 </w:numbering>
 </file>
